--- a/Ütemtervesfeladatmegosztas_GulyasBenedek_KisJanos_LazarKevin_MeszarosRoland (1).docx
+++ b/Ütemtervesfeladatmegosztas_GulyasBenedek_KisJanos_LazarKevin_MeszarosRoland (1).docx
@@ -1,6 +1,6 @@
 
 <file path=word/document.xml><?xml version="1.0" encoding="utf-8"?>
-<w:document xmlns:wpc="http://schemas.microsoft.com/office/word/2010/wordprocessingCanvas" xmlns:cx="http://schemas.microsoft.com/office/drawing/2014/chartex" xmlns:cx1="http://schemas.microsoft.com/office/drawing/2015/9/8/chartex" xmlns:cx2="http://schemas.microsoft.com/office/drawing/2015/10/21/chartex" xmlns:cx3="http://schemas.microsoft.com/office/drawing/2016/5/9/chartex" xmlns:cx4="http://schemas.microsoft.com/office/drawing/2016/5/10/chartex" xmlns:cx5="http://schemas.microsoft.com/office/drawing/2016/5/11/chartex" xmlns:cx6="http://schemas.microsoft.com/office/drawing/2016/5/12/chartex" xmlns:cx7="http://schemas.microsoft.com/office/drawing/2016/5/13/chartex" xmlns:cx8="http://schemas.microsoft.com/office/drawing/2016/5/14/chartex" xmlns:mc="http://schemas.openxmlformats.org/markup-compatibility/2006" xmlns:aink="http://schemas.microsoft.com/office/drawing/2016/ink" xmlns:am3d="http://schemas.microsoft.com/office/drawing/2017/model3d" xmlns:o="urn:schemas-microsoft-com:office:office" xmlns:r="http://schemas.openxmlformats.org/officeDocument/2006/relationships" xmlns:m="http://schemas.openxmlformats.org/officeDocument/2006/math" xmlns:v="urn:schemas-microsoft-com:vml" xmlns:wp14="http://schemas.microsoft.com/office/word/2010/wordprocessingDrawing" xmlns:wp="http://schemas.openxmlformats.org/drawingml/2006/wordprocessingDrawing" xmlns:w10="urn:schemas-microsoft-com:office:word" xmlns:w="http://schemas.openxmlformats.org/wordprocessingml/2006/main" xmlns:w14="http://schemas.microsoft.com/office/word/2010/wordml" xmlns:w15="http://schemas.microsoft.com/office/word/2012/wordml" xmlns:w16cex="http://schemas.microsoft.com/office/word/2018/wordml/cex" xmlns:w16cid="http://schemas.microsoft.com/office/word/2016/wordml/cid" xmlns:w16="http://schemas.microsoft.com/office/word/2018/wordml" xmlns:w16sdtdh="http://schemas.microsoft.com/office/word/2020/wordml/sdtdatahash" xmlns:w16se="http://schemas.microsoft.com/office/word/2015/wordml/symex" xmlns:wpg="http://schemas.microsoft.com/office/word/2010/wordprocessingGroup" xmlns:wpi="http://schemas.microsoft.com/office/word/2010/wordprocessingInk" xmlns:wne="http://schemas.microsoft.com/office/word/2006/wordml" xmlns:wps="http://schemas.microsoft.com/office/word/2010/wordprocessingShape" mc:Ignorable="w14 w15 w16se w16cid w16 w16cex w16sdtdh wp14">
+<w:document xmlns:wpc="http://schemas.microsoft.com/office/word/2010/wordprocessingCanvas" xmlns:cx="http://schemas.microsoft.com/office/drawing/2014/chartex" xmlns:cx1="http://schemas.microsoft.com/office/drawing/2015/9/8/chartex" xmlns:cx2="http://schemas.microsoft.com/office/drawing/2015/10/21/chartex" xmlns:cx3="http://schemas.microsoft.com/office/drawing/2016/5/9/chartex" xmlns:cx4="http://schemas.microsoft.com/office/drawing/2016/5/10/chartex" xmlns:cx5="http://schemas.microsoft.com/office/drawing/2016/5/11/chartex" xmlns:cx6="http://schemas.microsoft.com/office/drawing/2016/5/12/chartex" xmlns:cx7="http://schemas.microsoft.com/office/drawing/2016/5/13/chartex" xmlns:cx8="http://schemas.microsoft.com/office/drawing/2016/5/14/chartex" xmlns:mc="http://schemas.openxmlformats.org/markup-compatibility/2006" xmlns:aink="http://schemas.microsoft.com/office/drawing/2016/ink" xmlns:am3d="http://schemas.microsoft.com/office/drawing/2017/model3d" xmlns:o="urn:schemas-microsoft-com:office:office" xmlns:oel="http://schemas.microsoft.com/office/2019/extlst" xmlns:r="http://schemas.openxmlformats.org/officeDocument/2006/relationships" xmlns:m="http://schemas.openxmlformats.org/officeDocument/2006/math" xmlns:v="urn:schemas-microsoft-com:vml" xmlns:wp14="http://schemas.microsoft.com/office/word/2010/wordprocessingDrawing" xmlns:wp="http://schemas.openxmlformats.org/drawingml/2006/wordprocessingDrawing" xmlns:w10="urn:schemas-microsoft-com:office:word" xmlns:w="http://schemas.openxmlformats.org/wordprocessingml/2006/main" xmlns:w14="http://schemas.microsoft.com/office/word/2010/wordml" xmlns:w15="http://schemas.microsoft.com/office/word/2012/wordml" xmlns:w16cex="http://schemas.microsoft.com/office/word/2018/wordml/cex" xmlns:w16cid="http://schemas.microsoft.com/office/word/2016/wordml/cid" xmlns:w16="http://schemas.microsoft.com/office/word/2018/wordml" xmlns:w16du="http://schemas.microsoft.com/office/word/2023/wordml/word16du" xmlns:w16sdtdh="http://schemas.microsoft.com/office/word/2020/wordml/sdtdatahash" xmlns:w16sdtfl="http://schemas.microsoft.com/office/word/2024/wordml/sdtformatlock" xmlns:w16se="http://schemas.microsoft.com/office/word/2015/wordml/symex" xmlns:wpg="http://schemas.microsoft.com/office/word/2010/wordprocessingGroup" xmlns:wpi="http://schemas.microsoft.com/office/word/2010/wordprocessingInk" xmlns:wne="http://schemas.microsoft.com/office/word/2006/wordml" xmlns:wps="http://schemas.microsoft.com/office/word/2010/wordprocessingShape" mc:Ignorable="w14 w15 w16se w16cid w16 w16cex w16sdtdh w16sdtfl w16du wp14">
   <w:background w:color="2F5496" w:themeColor="accent1" w:themeShade="BF"/>
   <w:body>
     <w:p>
@@ -671,6 +671,7 @@
         <w:pStyle w:val="Cmsor2"/>
       </w:pPr>
       <w:bookmarkStart w:id="0" w:name="_Toc227578719"/>
+      <w:proofErr w:type="gramStart"/>
       <w:r>
         <w:rPr>
           <w:rFonts w:ascii="Cambria Math" w:hAnsi="Cambria Math" w:cs="Cambria Math"/>
@@ -688,7 +689,14 @@
         <w:rPr>
           <w:color w:val="0D0D0D" w:themeColor="text1" w:themeTint="F2"/>
         </w:rPr>
-        <w:t>Feladatmegosztás – Személyek szerint</w:t>
+        <w:t>Feladatmegosztás</w:t>
+      </w:r>
+      <w:proofErr w:type="gramEnd"/>
+      <w:r>
+        <w:rPr>
+          <w:color w:val="0D0D0D" w:themeColor="text1" w:themeTint="F2"/>
+        </w:rPr>
+        <w:t xml:space="preserve"> – Személyek szerint</w:t>
       </w:r>
       <w:bookmarkEnd w:id="0"/>
     </w:p>
@@ -1030,6 +1038,7 @@
         <w:pStyle w:val="Cmsor2"/>
       </w:pPr>
       <w:bookmarkStart w:id="1" w:name="_Toc227578720"/>
+      <w:proofErr w:type="gramStart"/>
       <w:r>
         <w:rPr>
           <w:rFonts w:ascii="Cambria Math" w:hAnsi="Cambria Math" w:cs="Cambria Math"/>
@@ -1051,7 +1060,14 @@
         <w:rPr>
           <w:color w:val="0D0D0D" w:themeColor="text1" w:themeTint="F2"/>
         </w:rPr>
-        <w:t>Feladatmegosztás – Feladatok szerint</w:t>
+        <w:t>Feladatmegosztás</w:t>
+      </w:r>
+      <w:proofErr w:type="gramEnd"/>
+      <w:r>
+        <w:rPr>
+          <w:color w:val="0D0D0D" w:themeColor="text1" w:themeTint="F2"/>
+        </w:rPr>
+        <w:t xml:space="preserve"> – Feladatok szerint</w:t>
       </w:r>
       <w:bookmarkEnd w:id="1"/>
     </w:p>
@@ -1441,6 +1457,7 @@
         <w:pStyle w:val="Cmsor2"/>
       </w:pPr>
       <w:bookmarkStart w:id="2" w:name="_Toc227578721"/>
+      <w:proofErr w:type="gramStart"/>
       <w:r>
         <w:rPr>
           <w:rFonts w:ascii="Cambria Math" w:hAnsi="Cambria Math" w:cs="Cambria Math"/>
@@ -1461,6 +1478,7 @@
         <w:t>Ütemterv</w:t>
       </w:r>
       <w:bookmarkEnd w:id="2"/>
+      <w:proofErr w:type="gramEnd"/>
     </w:p>
     <w:tbl>
       <w:tblPr>
@@ -1716,13 +1734,23 @@
               </w:rPr>
               <w:t xml:space="preserve"> Felhasználói felület kinézetének </w:t>
             </w:r>
-            <w:r>
-              <w:rPr>
-                <w:color w:val="C8DEF5"/>
-                <w:sz w:val="20"/>
-                <w:szCs w:val="20"/>
-              </w:rPr>
-              <w:t>ötletelése(AI segítségével)</w:t>
+            <w:proofErr w:type="gramStart"/>
+            <w:r>
+              <w:rPr>
+                <w:color w:val="C8DEF5"/>
+                <w:sz w:val="20"/>
+                <w:szCs w:val="20"/>
+              </w:rPr>
+              <w:t>ötletelése(</w:t>
+            </w:r>
+            <w:proofErr w:type="gramEnd"/>
+            <w:r>
+              <w:rPr>
+                <w:color w:val="C8DEF5"/>
+                <w:sz w:val="20"/>
+                <w:szCs w:val="20"/>
+              </w:rPr>
+              <w:t>AI segítségével)</w:t>
             </w:r>
             <w:r>
               <w:rPr>
@@ -2340,7 +2368,7 @@
           <w:noProof/>
         </w:rPr>
         <w:drawing>
-          <wp:anchor distT="0" distB="0" distL="114300" distR="114300" simplePos="0" relativeHeight="251658240" behindDoc="0" locked="0" layoutInCell="1" allowOverlap="1" wp14:anchorId="4A524AE1" wp14:editId="1129EF52">
+          <wp:anchor distT="0" distB="0" distL="114300" distR="114300" simplePos="0" relativeHeight="251658240" behindDoc="0" locked="0" layoutInCell="1" allowOverlap="1" wp14:anchorId="4A524AE1" wp14:editId="12AC1389">
             <wp:simplePos x="0" y="0"/>
             <wp:positionH relativeFrom="page">
               <wp:align>left</wp:align>
@@ -2402,6 +2430,7 @@
           </wp:anchor>
         </w:drawing>
       </w:r>
+      <w:proofErr w:type="gramStart"/>
       <w:r>
         <w:rPr>
           <w:rFonts w:ascii="Cambria Math" w:hAnsi="Cambria Math" w:cs="Cambria Math"/>
@@ -2419,7 +2448,14 @@
         <w:rPr>
           <w:color w:val="0D0D0D" w:themeColor="text1" w:themeTint="F2"/>
         </w:rPr>
-        <w:t>Képek – 2026.04.13</w:t>
+        <w:t>Képek</w:t>
+      </w:r>
+      <w:proofErr w:type="gramEnd"/>
+      <w:r>
+        <w:rPr>
+          <w:color w:val="0D0D0D" w:themeColor="text1" w:themeTint="F2"/>
+        </w:rPr>
+        <w:t xml:space="preserve"> – 2026.04.13</w:t>
       </w:r>
       <w:bookmarkEnd w:id="3"/>
     </w:p>
@@ -2441,7 +2477,7 @@
           <w:color w:val="00D4FF"/>
         </w:rPr>
         <w:drawing>
-          <wp:anchor distT="0" distB="0" distL="114300" distR="114300" simplePos="0" relativeHeight="251660288" behindDoc="0" locked="0" layoutInCell="1" allowOverlap="1" wp14:anchorId="3BF65901" wp14:editId="1EE04823">
+          <wp:anchor distT="0" distB="0" distL="114300" distR="114300" simplePos="0" relativeHeight="251660288" behindDoc="0" locked="0" layoutInCell="1" allowOverlap="1" wp14:anchorId="3BF65901" wp14:editId="68FB5CAB">
             <wp:simplePos x="0" y="0"/>
             <wp:positionH relativeFrom="page">
               <wp:align>left</wp:align>
@@ -2657,52 +2693,20 @@
       <w:bookmarkStart w:id="4" w:name="_Toc227578723"/>
       <w:r>
         <w:rPr>
-          <w:rFonts w:ascii="Cambria Math" w:hAnsi="Cambria Math" w:cs="Cambria Math"/>
-          <w:color w:val="00D4FF"/>
+          <w:noProof/>
         </w:rPr>
         <w:lastRenderedPageBreak/>
-        <w:t>◆</w:t>
-      </w:r>
-      <w:r>
-        <w:rPr>
-          <w:color w:val="00D4FF"/>
-        </w:rPr>
-        <w:t xml:space="preserve">  </w:t>
-      </w:r>
-      <w:r>
-        <w:rPr>
-          <w:color w:val="0D0D0D" w:themeColor="text1" w:themeTint="F2"/>
-        </w:rPr>
-        <w:t>Képek – 2026.04.17</w:t>
-      </w:r>
-      <w:bookmarkEnd w:id="4"/>
-    </w:p>
-    <w:p>
-      <w:pPr>
-        <w:spacing w:before="80" w:after="80"/>
-        <w:rPr>
-          <w:i/>
-          <w:iCs/>
-          <w:color w:val="3A5570"/>
-          <w:sz w:val="20"/>
-          <w:szCs w:val="20"/>
-        </w:rPr>
-      </w:pPr>
-      <w:r>
-        <w:rPr>
-          <w:noProof/>
-        </w:rPr>
         <w:drawing>
-          <wp:anchor distT="0" distB="0" distL="114300" distR="114300" simplePos="0" relativeHeight="251662336" behindDoc="0" locked="0" layoutInCell="1" allowOverlap="1" wp14:anchorId="23823FF9" wp14:editId="1B288A83">
+          <wp:anchor distT="0" distB="0" distL="114300" distR="114300" simplePos="0" relativeHeight="251662336" behindDoc="0" locked="0" layoutInCell="1" allowOverlap="1" wp14:anchorId="23823FF9" wp14:editId="3CB68188">
             <wp:simplePos x="0" y="0"/>
             <wp:positionH relativeFrom="page">
               <wp:align>left</wp:align>
             </wp:positionH>
             <wp:positionV relativeFrom="paragraph">
-              <wp:posOffset>201956</wp:posOffset>
+              <wp:posOffset>211455</wp:posOffset>
             </wp:positionV>
-            <wp:extent cx="3736975" cy="2576223"/>
-            <wp:effectExtent l="0" t="0" r="0" b="0"/>
+            <wp:extent cx="4114800" cy="2836691"/>
+            <wp:effectExtent l="0" t="0" r="0" b="1905"/>
             <wp:wrapNone/>
             <wp:docPr id="6" name="Kép 6"/>
             <wp:cNvGraphicFramePr>
@@ -2733,7 +2737,7 @@
                   <pic:spPr bwMode="auto">
                     <a:xfrm>
                       <a:off x="0" y="0"/>
-                      <a:ext cx="3736975" cy="2576223"/>
+                      <a:ext cx="4114800" cy="2836691"/>
                     </a:xfrm>
                     <a:prstGeom prst="rect">
                       <a:avLst/>
@@ -2757,23 +2761,26 @@
       </w:r>
       <w:r>
         <w:rPr>
-          <w:rFonts w:ascii="Cambria Math" w:hAnsi="Cambria Math" w:cs="Cambria Math"/>
+          <w:i/>
+          <w:iCs/>
           <w:noProof/>
-          <w:color w:val="00D4FF"/>
+          <w:color w:val="3A5570"/>
+          <w:sz w:val="20"/>
+          <w:szCs w:val="20"/>
         </w:rPr>
         <w:drawing>
-          <wp:anchor distT="0" distB="0" distL="114300" distR="114300" simplePos="0" relativeHeight="251664384" behindDoc="0" locked="0" layoutInCell="1" allowOverlap="1" wp14:anchorId="20B567C1" wp14:editId="34974E97">
+          <wp:anchor distT="0" distB="0" distL="114300" distR="114300" simplePos="0" relativeHeight="251663360" behindDoc="0" locked="0" layoutInCell="1" allowOverlap="1" wp14:anchorId="161C66CA" wp14:editId="49615DF6">
             <wp:simplePos x="0" y="0"/>
-            <wp:positionH relativeFrom="column">
-              <wp:posOffset>2831910</wp:posOffset>
+            <wp:positionH relativeFrom="page">
+              <wp:posOffset>4091940</wp:posOffset>
             </wp:positionH>
             <wp:positionV relativeFrom="paragraph">
-              <wp:posOffset>2581559</wp:posOffset>
+              <wp:posOffset>184985</wp:posOffset>
             </wp:positionV>
-            <wp:extent cx="3779881" cy="4233438"/>
+            <wp:extent cx="3471530" cy="2363905"/>
             <wp:effectExtent l="0" t="0" r="0" b="0"/>
             <wp:wrapNone/>
-            <wp:docPr id="8" name="Kép 8"/>
+            <wp:docPr id="7" name="Kép 7"/>
             <wp:cNvGraphicFramePr>
               <a:graphicFrameLocks xmlns:a="http://schemas.openxmlformats.org/drawingml/2006/main" noChangeAspect="1"/>
             </wp:cNvGraphicFramePr>
@@ -2781,7 +2788,7 @@
               <a:graphicData uri="http://schemas.openxmlformats.org/drawingml/2006/picture">
                 <pic:pic xmlns:pic="http://schemas.openxmlformats.org/drawingml/2006/picture">
                   <pic:nvPicPr>
-                    <pic:cNvPr id="0" name="Picture 8"/>
+                    <pic:cNvPr id="0" name="Picture 7"/>
                     <pic:cNvPicPr>
                       <a:picLocks noChangeAspect="1" noChangeArrowheads="1"/>
                     </pic:cNvPicPr>
@@ -2802,7 +2809,7 @@
                   <pic:spPr bwMode="auto">
                     <a:xfrm>
                       <a:off x="0" y="0"/>
-                      <a:ext cx="3789324" cy="4244014"/>
+                      <a:ext cx="3473677" cy="2365367"/>
                     </a:xfrm>
                     <a:prstGeom prst="rect">
                       <a:avLst/>
@@ -2824,28 +2831,86 @@
           </wp:anchor>
         </w:drawing>
       </w:r>
-      <w:r>
+      <w:proofErr w:type="gramStart"/>
+      <w:r>
+        <w:rPr>
+          <w:rFonts w:ascii="Cambria Math" w:hAnsi="Cambria Math" w:cs="Cambria Math"/>
+          <w:color w:val="00D4FF"/>
+        </w:rPr>
+        <w:t>◆</w:t>
+      </w:r>
+      <w:r>
+        <w:rPr>
+          <w:color w:val="00D4FF"/>
+        </w:rPr>
+        <w:t xml:space="preserve">  </w:t>
+      </w:r>
+      <w:r>
+        <w:rPr>
+          <w:color w:val="0D0D0D" w:themeColor="text1" w:themeTint="F2"/>
+        </w:rPr>
+        <w:t>Képek</w:t>
+      </w:r>
+      <w:proofErr w:type="gramEnd"/>
+      <w:r>
+        <w:rPr>
+          <w:color w:val="0D0D0D" w:themeColor="text1" w:themeTint="F2"/>
+        </w:rPr>
+        <w:t xml:space="preserve"> – 2026.04.17</w:t>
+      </w:r>
+      <w:bookmarkEnd w:id="4"/>
+    </w:p>
+    <w:p>
+      <w:pPr>
+        <w:spacing w:before="80" w:after="80"/>
         <w:rPr>
           <w:i/>
           <w:iCs/>
+          <w:color w:val="3A5570"/>
+          <w:sz w:val="20"/>
+          <w:szCs w:val="20"/>
+        </w:rPr>
+      </w:pPr>
+      <w:r>
+        <w:rPr>
+          <w:i/>
+          <w:iCs/>
+          <w:color w:val="3A5570"/>
+          <w:sz w:val="20"/>
+          <w:szCs w:val="20"/>
+        </w:rPr>
+        <w:t>(</w:t>
+      </w:r>
+    </w:p>
+    <w:p>
+      <w:pPr>
+        <w:rPr>
+          <w:i/>
+          <w:iCs/>
+          <w:color w:val="3A5570"/>
+          <w:sz w:val="20"/>
+          <w:szCs w:val="20"/>
+        </w:rPr>
+      </w:pPr>
+      <w:r>
+        <w:rPr>
+          <w:rFonts w:ascii="Cambria Math" w:hAnsi="Cambria Math" w:cs="Cambria Math"/>
           <w:noProof/>
-          <w:color w:val="3A5570"/>
-          <w:sz w:val="20"/>
-          <w:szCs w:val="20"/>
+          <w:color w:val="00D4FF"/>
         </w:rPr>
         <w:drawing>
-          <wp:anchor distT="0" distB="0" distL="114300" distR="114300" simplePos="0" relativeHeight="251663360" behindDoc="0" locked="0" layoutInCell="1" allowOverlap="1" wp14:anchorId="161C66CA" wp14:editId="0F9133A2">
+          <wp:anchor distT="0" distB="0" distL="114300" distR="114300" simplePos="0" relativeHeight="251664384" behindDoc="0" locked="0" layoutInCell="1" allowOverlap="1" wp14:anchorId="20B567C1" wp14:editId="5248AABC">
             <wp:simplePos x="0" y="0"/>
-            <wp:positionH relativeFrom="margin">
-              <wp:posOffset>2830195</wp:posOffset>
+            <wp:positionH relativeFrom="page">
+              <wp:align>right</wp:align>
             </wp:positionH>
             <wp:positionV relativeFrom="paragraph">
-              <wp:posOffset>4693</wp:posOffset>
+              <wp:posOffset>2047875</wp:posOffset>
             </wp:positionV>
-            <wp:extent cx="3783330" cy="2576222"/>
-            <wp:effectExtent l="0" t="0" r="7620" b="0"/>
+            <wp:extent cx="3470275" cy="3886682"/>
+            <wp:effectExtent l="0" t="0" r="0" b="0"/>
             <wp:wrapNone/>
-            <wp:docPr id="7" name="Kép 7"/>
+            <wp:docPr id="8" name="Kép 8"/>
             <wp:cNvGraphicFramePr>
               <a:graphicFrameLocks xmlns:a="http://schemas.openxmlformats.org/drawingml/2006/main" noChangeAspect="1"/>
             </wp:cNvGraphicFramePr>
@@ -2853,7 +2918,7 @@
               <a:graphicData uri="http://schemas.openxmlformats.org/drawingml/2006/picture">
                 <pic:pic xmlns:pic="http://schemas.openxmlformats.org/drawingml/2006/picture">
                   <pic:nvPicPr>
-                    <pic:cNvPr id="0" name="Picture 7"/>
+                    <pic:cNvPr id="0" name="Picture 8"/>
                     <pic:cNvPicPr>
                       <a:picLocks noChangeAspect="1" noChangeArrowheads="1"/>
                     </pic:cNvPicPr>
@@ -2874,7 +2939,7 @@
                   <pic:spPr bwMode="auto">
                     <a:xfrm>
                       <a:off x="0" y="0"/>
-                      <a:ext cx="3783330" cy="2576222"/>
+                      <a:ext cx="3470275" cy="3886682"/>
                     </a:xfrm>
                     <a:prstGeom prst="rect">
                       <a:avLst/>
@@ -2898,13 +2963,184 @@
       </w:r>
       <w:r>
         <w:rPr>
+          <w:noProof/>
+          <w:color w:val="0D0D0D" w:themeColor="text1" w:themeTint="F2"/>
+        </w:rPr>
+        <w:drawing>
+          <wp:anchor distT="0" distB="0" distL="114300" distR="114300" simplePos="0" relativeHeight="251666432" behindDoc="0" locked="0" layoutInCell="1" allowOverlap="1" wp14:anchorId="2A85C2DD" wp14:editId="28FE7B8A">
+            <wp:simplePos x="0" y="0"/>
+            <wp:positionH relativeFrom="page">
+              <wp:posOffset>830580</wp:posOffset>
+            </wp:positionH>
+            <wp:positionV relativeFrom="paragraph">
+              <wp:posOffset>5923915</wp:posOffset>
+            </wp:positionV>
+            <wp:extent cx="5730240" cy="2575560"/>
+            <wp:effectExtent l="0" t="0" r="3810" b="0"/>
+            <wp:wrapNone/>
+            <wp:docPr id="202495759" name="Kép 3"/>
+            <wp:cNvGraphicFramePr>
+              <a:graphicFrameLocks xmlns:a="http://schemas.openxmlformats.org/drawingml/2006/main" noChangeAspect="1"/>
+            </wp:cNvGraphicFramePr>
+            <a:graphic xmlns:a="http://schemas.openxmlformats.org/drawingml/2006/main">
+              <a:graphicData uri="http://schemas.openxmlformats.org/drawingml/2006/picture">
+                <pic:pic xmlns:pic="http://schemas.openxmlformats.org/drawingml/2006/picture">
+                  <pic:nvPicPr>
+                    <pic:cNvPr id="0" name="Picture 75"/>
+                    <pic:cNvPicPr>
+                      <a:picLocks noChangeAspect="1" noChangeArrowheads="1"/>
+                    </pic:cNvPicPr>
+                  </pic:nvPicPr>
+                  <pic:blipFill>
+                    <a:blip r:embed="rId15">
+                      <a:extLst>
+                        <a:ext uri="{28A0092B-C50C-407E-A947-70E740481C1C}">
+                          <a14:useLocalDpi xmlns:a14="http://schemas.microsoft.com/office/drawing/2010/main" val="0"/>
+                        </a:ext>
+                      </a:extLst>
+                    </a:blip>
+                    <a:srcRect/>
+                    <a:stretch>
+                      <a:fillRect/>
+                    </a:stretch>
+                  </pic:blipFill>
+                  <pic:spPr bwMode="auto">
+                    <a:xfrm>
+                      <a:off x="0" y="0"/>
+                      <a:ext cx="5730240" cy="2575560"/>
+                    </a:xfrm>
+                    <a:prstGeom prst="rect">
+                      <a:avLst/>
+                    </a:prstGeom>
+                    <a:noFill/>
+                    <a:ln>
+                      <a:noFill/>
+                    </a:ln>
+                  </pic:spPr>
+                </pic:pic>
+              </a:graphicData>
+            </a:graphic>
+          </wp:anchor>
+        </w:drawing>
+      </w:r>
+      <w:r>
+        <w:rPr>
+          <w:noProof/>
+        </w:rPr>
+        <w:drawing>
+          <wp:anchor distT="0" distB="0" distL="114300" distR="114300" simplePos="0" relativeHeight="251665408" behindDoc="0" locked="0" layoutInCell="1" allowOverlap="1" wp14:anchorId="41193AA4" wp14:editId="138C22B1">
+            <wp:simplePos x="0" y="0"/>
+            <wp:positionH relativeFrom="page">
+              <wp:align>left</wp:align>
+            </wp:positionH>
+            <wp:positionV relativeFrom="paragraph">
+              <wp:posOffset>2540000</wp:posOffset>
+            </wp:positionV>
+            <wp:extent cx="4190011" cy="3375660"/>
+            <wp:effectExtent l="0" t="0" r="1270" b="0"/>
+            <wp:wrapNone/>
+            <wp:docPr id="26135965" name="Kép 2"/>
+            <wp:cNvGraphicFramePr>
+              <a:graphicFrameLocks xmlns:a="http://schemas.openxmlformats.org/drawingml/2006/main" noChangeAspect="1"/>
+            </wp:cNvGraphicFramePr>
+            <a:graphic xmlns:a="http://schemas.openxmlformats.org/drawingml/2006/main">
+              <a:graphicData uri="http://schemas.openxmlformats.org/drawingml/2006/picture">
+                <pic:pic xmlns:pic="http://schemas.openxmlformats.org/drawingml/2006/picture">
+                  <pic:nvPicPr>
+                    <pic:cNvPr id="0" name="Picture 74"/>
+                    <pic:cNvPicPr>
+                      <a:picLocks noChangeAspect="1" noChangeArrowheads="1"/>
+                    </pic:cNvPicPr>
+                  </pic:nvPicPr>
+                  <pic:blipFill>
+                    <a:blip r:embed="rId16">
+                      <a:extLst>
+                        <a:ext uri="{28A0092B-C50C-407E-A947-70E740481C1C}">
+                          <a14:useLocalDpi xmlns:a14="http://schemas.microsoft.com/office/drawing/2010/main" val="0"/>
+                        </a:ext>
+                      </a:extLst>
+                    </a:blip>
+                    <a:srcRect/>
+                    <a:stretch>
+                      <a:fillRect/>
+                    </a:stretch>
+                  </pic:blipFill>
+                  <pic:spPr bwMode="auto">
+                    <a:xfrm>
+                      <a:off x="0" y="0"/>
+                      <a:ext cx="4195496" cy="3380079"/>
+                    </a:xfrm>
+                    <a:prstGeom prst="rect">
+                      <a:avLst/>
+                    </a:prstGeom>
+                    <a:noFill/>
+                    <a:ln>
+                      <a:noFill/>
+                    </a:ln>
+                  </pic:spPr>
+                </pic:pic>
+              </a:graphicData>
+            </a:graphic>
+            <wp14:sizeRelH relativeFrom="margin">
+              <wp14:pctWidth>0</wp14:pctWidth>
+            </wp14:sizeRelH>
+            <wp14:sizeRelV relativeFrom="margin">
+              <wp14:pctHeight>0</wp14:pctHeight>
+            </wp14:sizeRelV>
+          </wp:anchor>
+        </w:drawing>
+      </w:r>
+      <w:r>
+        <w:rPr>
           <w:i/>
           <w:iCs/>
           <w:color w:val="3A5570"/>
           <w:sz w:val="20"/>
           <w:szCs w:val="20"/>
         </w:rPr>
-        <w:t>(</w:t>
+        <w:br w:type="page"/>
+      </w:r>
+    </w:p>
+    <w:p>
+      <w:pPr>
+        <w:pStyle w:val="Cmsor2"/>
+        <w:rPr>
+          <w:color w:val="0D0D0D" w:themeColor="text1" w:themeTint="F2"/>
+        </w:rPr>
+      </w:pPr>
+      <w:proofErr w:type="gramStart"/>
+      <w:r>
+        <w:rPr>
+          <w:rFonts w:ascii="Cambria Math" w:hAnsi="Cambria Math" w:cs="Cambria Math"/>
+          <w:color w:val="00D4FF"/>
+        </w:rPr>
+        <w:lastRenderedPageBreak/>
+        <w:t>◆</w:t>
+      </w:r>
+      <w:r>
+        <w:rPr>
+          <w:color w:val="00D4FF"/>
+        </w:rPr>
+        <w:t xml:space="preserve">  </w:t>
+      </w:r>
+      <w:r>
+        <w:rPr>
+          <w:color w:val="0D0D0D" w:themeColor="text1" w:themeTint="F2"/>
+        </w:rPr>
+        <w:t>Képek</w:t>
+      </w:r>
+      <w:proofErr w:type="gramEnd"/>
+      <w:r>
+        <w:rPr>
+          <w:color w:val="0D0D0D" w:themeColor="text1" w:themeTint="F2"/>
+        </w:rPr>
+        <w:t xml:space="preserve"> – 2026.04.</w:t>
+      </w:r>
+      <w:r>
+        <w:rPr>
+          <w:color w:val="0D0D0D" w:themeColor="text1" w:themeTint="F2"/>
+        </w:rPr>
+        <w:t>20</w:t>
       </w:r>
     </w:p>
     <w:p>
@@ -2917,7 +3153,9 @@
           <w:szCs w:val="20"/>
         </w:rPr>
       </w:pPr>
-      <w:r>
+    </w:p>
+    <w:p>
+      <w:pPr>
         <w:rPr>
           <w:i/>
           <w:iCs/>
@@ -2925,45 +3163,292 @@
           <w:sz w:val="20"/>
           <w:szCs w:val="20"/>
         </w:rPr>
-        <w:br w:type="page"/>
-      </w:r>
-    </w:p>
-    <w:p>
-      <w:pPr>
-        <w:pStyle w:val="Cmsor2"/>
-        <w:rPr>
+      </w:pPr>
+      <w:r>
+        <w:rPr>
+          <w:noProof/>
           <w:color w:val="0D0D0D" w:themeColor="text1" w:themeTint="F2"/>
         </w:rPr>
-      </w:pPr>
-      <w:r>
-        <w:rPr>
-          <w:rFonts w:ascii="Cambria Math" w:hAnsi="Cambria Math" w:cs="Cambria Math"/>
-          <w:color w:val="00D4FF"/>
-        </w:rPr>
-        <w:lastRenderedPageBreak/>
-        <w:t>◆</w:t>
-      </w:r>
-      <w:r>
-        <w:rPr>
-          <w:color w:val="00D4FF"/>
-        </w:rPr>
-        <w:t xml:space="preserve">  </w:t>
-      </w:r>
-      <w:r>
-        <w:rPr>
-          <w:color w:val="0D0D0D" w:themeColor="text1" w:themeTint="F2"/>
-        </w:rPr>
-        <w:t>Képek – 2026.04.</w:t>
-      </w:r>
-      <w:r>
-        <w:rPr>
-          <w:color w:val="0D0D0D" w:themeColor="text1" w:themeTint="F2"/>
-        </w:rPr>
-        <w:t>20</w:t>
-      </w:r>
-    </w:p>
-    <w:p>
-      <w:pPr>
+        <w:drawing>
+          <wp:anchor distT="0" distB="0" distL="114300" distR="114300" simplePos="0" relativeHeight="251669504" behindDoc="0" locked="0" layoutInCell="1" allowOverlap="1" wp14:anchorId="2FEDFD5F" wp14:editId="080C2D39">
+            <wp:simplePos x="0" y="0"/>
+            <wp:positionH relativeFrom="page">
+              <wp:posOffset>30480</wp:posOffset>
+            </wp:positionH>
+            <wp:positionV relativeFrom="paragraph">
+              <wp:posOffset>4123055</wp:posOffset>
+            </wp:positionV>
+            <wp:extent cx="4343400" cy="2165925"/>
+            <wp:effectExtent l="0" t="0" r="0" b="6350"/>
+            <wp:wrapNone/>
+            <wp:docPr id="1523196430" name="Kép 4"/>
+            <wp:cNvGraphicFramePr>
+              <a:graphicFrameLocks xmlns:a="http://schemas.openxmlformats.org/drawingml/2006/main" noChangeAspect="1"/>
+            </wp:cNvGraphicFramePr>
+            <a:graphic xmlns:a="http://schemas.openxmlformats.org/drawingml/2006/main">
+              <a:graphicData uri="http://schemas.openxmlformats.org/drawingml/2006/picture">
+                <pic:pic xmlns:pic="http://schemas.openxmlformats.org/drawingml/2006/picture">
+                  <pic:nvPicPr>
+                    <pic:cNvPr id="0" name="Picture 76"/>
+                    <pic:cNvPicPr>
+                      <a:picLocks noChangeAspect="1" noChangeArrowheads="1"/>
+                    </pic:cNvPicPr>
+                  </pic:nvPicPr>
+                  <pic:blipFill>
+                    <a:blip r:embed="rId17" cstate="print">
+                      <a:extLst>
+                        <a:ext uri="{28A0092B-C50C-407E-A947-70E740481C1C}">
+                          <a14:useLocalDpi xmlns:a14="http://schemas.microsoft.com/office/drawing/2010/main" val="0"/>
+                        </a:ext>
+                      </a:extLst>
+                    </a:blip>
+                    <a:srcRect/>
+                    <a:stretch>
+                      <a:fillRect/>
+                    </a:stretch>
+                  </pic:blipFill>
+                  <pic:spPr bwMode="auto">
+                    <a:xfrm>
+                      <a:off x="0" y="0"/>
+                      <a:ext cx="4343400" cy="2165925"/>
+                    </a:xfrm>
+                    <a:prstGeom prst="rect">
+                      <a:avLst/>
+                    </a:prstGeom>
+                    <a:noFill/>
+                    <a:ln>
+                      <a:noFill/>
+                    </a:ln>
+                  </pic:spPr>
+                </pic:pic>
+              </a:graphicData>
+            </a:graphic>
+            <wp14:sizeRelH relativeFrom="margin">
+              <wp14:pctWidth>0</wp14:pctWidth>
+            </wp14:sizeRelH>
+            <wp14:sizeRelV relativeFrom="margin">
+              <wp14:pctHeight>0</wp14:pctHeight>
+            </wp14:sizeRelV>
+          </wp:anchor>
+        </w:drawing>
+      </w:r>
+      <w:r>
+        <w:rPr>
+          <w:i/>
+          <w:iCs/>
+          <w:noProof/>
+          <w:color w:val="3A5570"/>
+          <w:sz w:val="20"/>
+          <w:szCs w:val="20"/>
+        </w:rPr>
+        <w:drawing>
+          <wp:anchor distT="0" distB="0" distL="114300" distR="114300" simplePos="0" relativeHeight="251670528" behindDoc="0" locked="0" layoutInCell="1" allowOverlap="1" wp14:anchorId="2509091A" wp14:editId="70E4793E">
+            <wp:simplePos x="0" y="0"/>
+            <wp:positionH relativeFrom="page">
+              <wp:posOffset>3098800</wp:posOffset>
+            </wp:positionH>
+            <wp:positionV relativeFrom="paragraph">
+              <wp:posOffset>6277610</wp:posOffset>
+            </wp:positionV>
+            <wp:extent cx="4434070" cy="2258310"/>
+            <wp:effectExtent l="0" t="0" r="5080" b="8890"/>
+            <wp:wrapNone/>
+            <wp:docPr id="1164860866" name="Kép 9"/>
+            <wp:cNvGraphicFramePr>
+              <a:graphicFrameLocks xmlns:a="http://schemas.openxmlformats.org/drawingml/2006/main" noChangeAspect="1"/>
+            </wp:cNvGraphicFramePr>
+            <a:graphic xmlns:a="http://schemas.openxmlformats.org/drawingml/2006/main">
+              <a:graphicData uri="http://schemas.openxmlformats.org/drawingml/2006/picture">
+                <pic:pic xmlns:pic="http://schemas.openxmlformats.org/drawingml/2006/picture">
+                  <pic:nvPicPr>
+                    <pic:cNvPr id="0" name="Picture 81"/>
+                    <pic:cNvPicPr>
+                      <a:picLocks noChangeAspect="1" noChangeArrowheads="1"/>
+                    </pic:cNvPicPr>
+                  </pic:nvPicPr>
+                  <pic:blipFill>
+                    <a:blip r:embed="rId18" cstate="print">
+                      <a:extLst>
+                        <a:ext uri="{28A0092B-C50C-407E-A947-70E740481C1C}">
+                          <a14:useLocalDpi xmlns:a14="http://schemas.microsoft.com/office/drawing/2010/main" val="0"/>
+                        </a:ext>
+                      </a:extLst>
+                    </a:blip>
+                    <a:srcRect/>
+                    <a:stretch>
+                      <a:fillRect/>
+                    </a:stretch>
+                  </pic:blipFill>
+                  <pic:spPr bwMode="auto">
+                    <a:xfrm>
+                      <a:off x="0" y="0"/>
+                      <a:ext cx="4434070" cy="2258310"/>
+                    </a:xfrm>
+                    <a:prstGeom prst="rect">
+                      <a:avLst/>
+                    </a:prstGeom>
+                    <a:noFill/>
+                    <a:ln>
+                      <a:noFill/>
+                    </a:ln>
+                  </pic:spPr>
+                </pic:pic>
+              </a:graphicData>
+            </a:graphic>
+            <wp14:sizeRelH relativeFrom="margin">
+              <wp14:pctWidth>0</wp14:pctWidth>
+            </wp14:sizeRelH>
+            <wp14:sizeRelV relativeFrom="margin">
+              <wp14:pctHeight>0</wp14:pctHeight>
+            </wp14:sizeRelV>
+          </wp:anchor>
+        </w:drawing>
+      </w:r>
+      <w:r>
+        <w:rPr>
+          <w:i/>
+          <w:iCs/>
+          <w:noProof/>
+          <w:color w:val="3A5570"/>
+          <w:sz w:val="20"/>
+          <w:szCs w:val="20"/>
+        </w:rPr>
+        <w:drawing>
+          <wp:anchor distT="0" distB="0" distL="114300" distR="114300" simplePos="0" relativeHeight="251668480" behindDoc="0" locked="0" layoutInCell="1" allowOverlap="1" wp14:anchorId="2150A2C1" wp14:editId="16D28BA4">
+            <wp:simplePos x="0" y="0"/>
+            <wp:positionH relativeFrom="page">
+              <wp:posOffset>3601720</wp:posOffset>
+            </wp:positionH>
+            <wp:positionV relativeFrom="paragraph">
+              <wp:posOffset>259715</wp:posOffset>
+            </wp:positionV>
+            <wp:extent cx="3980180" cy="3893820"/>
+            <wp:effectExtent l="0" t="0" r="1270" b="0"/>
+            <wp:wrapNone/>
+            <wp:docPr id="450858248" name="Kép 7"/>
+            <wp:cNvGraphicFramePr>
+              <a:graphicFrameLocks xmlns:a="http://schemas.openxmlformats.org/drawingml/2006/main" noChangeAspect="1"/>
+            </wp:cNvGraphicFramePr>
+            <a:graphic xmlns:a="http://schemas.openxmlformats.org/drawingml/2006/main">
+              <a:graphicData uri="http://schemas.openxmlformats.org/drawingml/2006/picture">
+                <pic:pic xmlns:pic="http://schemas.openxmlformats.org/drawingml/2006/picture">
+                  <pic:nvPicPr>
+                    <pic:cNvPr id="0" name="Picture 79"/>
+                    <pic:cNvPicPr>
+                      <a:picLocks noChangeAspect="1" noChangeArrowheads="1"/>
+                    </pic:cNvPicPr>
+                  </pic:nvPicPr>
+                  <pic:blipFill>
+                    <a:blip r:embed="rId19">
+                      <a:extLst>
+                        <a:ext uri="{28A0092B-C50C-407E-A947-70E740481C1C}">
+                          <a14:useLocalDpi xmlns:a14="http://schemas.microsoft.com/office/drawing/2010/main" val="0"/>
+                        </a:ext>
+                      </a:extLst>
+                    </a:blip>
+                    <a:srcRect/>
+                    <a:stretch>
+                      <a:fillRect/>
+                    </a:stretch>
+                  </pic:blipFill>
+                  <pic:spPr bwMode="auto">
+                    <a:xfrm>
+                      <a:off x="0" y="0"/>
+                      <a:ext cx="3980180" cy="3893820"/>
+                    </a:xfrm>
+                    <a:prstGeom prst="rect">
+                      <a:avLst/>
+                    </a:prstGeom>
+                    <a:noFill/>
+                    <a:ln>
+                      <a:noFill/>
+                    </a:ln>
+                  </pic:spPr>
+                </pic:pic>
+              </a:graphicData>
+            </a:graphic>
+            <wp14:sizeRelH relativeFrom="margin">
+              <wp14:pctWidth>0</wp14:pctWidth>
+            </wp14:sizeRelH>
+            <wp14:sizeRelV relativeFrom="margin">
+              <wp14:pctHeight>0</wp14:pctHeight>
+            </wp14:sizeRelV>
+          </wp:anchor>
+        </w:drawing>
+      </w:r>
+      <w:r>
+        <w:rPr>
+          <w:i/>
+          <w:iCs/>
+          <w:noProof/>
+          <w:color w:val="3A5570"/>
+          <w:sz w:val="20"/>
+          <w:szCs w:val="20"/>
+        </w:rPr>
+        <w:drawing>
+          <wp:anchor distT="0" distB="0" distL="114300" distR="114300" simplePos="0" relativeHeight="251667456" behindDoc="0" locked="0" layoutInCell="1" allowOverlap="1" wp14:anchorId="0619A130" wp14:editId="0FC7AF5A">
+            <wp:simplePos x="0" y="0"/>
+            <wp:positionH relativeFrom="column">
+              <wp:posOffset>-891540</wp:posOffset>
+            </wp:positionH>
+            <wp:positionV relativeFrom="paragraph">
+              <wp:posOffset>274955</wp:posOffset>
+            </wp:positionV>
+            <wp:extent cx="3596640" cy="3886835"/>
+            <wp:effectExtent l="0" t="0" r="3810" b="0"/>
+            <wp:wrapNone/>
+            <wp:docPr id="1337445719" name="Kép 6"/>
+            <wp:cNvGraphicFramePr>
+              <a:graphicFrameLocks xmlns:a="http://schemas.openxmlformats.org/drawingml/2006/main" noChangeAspect="1"/>
+            </wp:cNvGraphicFramePr>
+            <a:graphic xmlns:a="http://schemas.openxmlformats.org/drawingml/2006/main">
+              <a:graphicData uri="http://schemas.openxmlformats.org/drawingml/2006/picture">
+                <pic:pic xmlns:pic="http://schemas.openxmlformats.org/drawingml/2006/picture">
+                  <pic:nvPicPr>
+                    <pic:cNvPr id="0" name="Picture 78"/>
+                    <pic:cNvPicPr>
+                      <a:picLocks noChangeAspect="1" noChangeArrowheads="1"/>
+                    </pic:cNvPicPr>
+                  </pic:nvPicPr>
+                  <pic:blipFill>
+                    <a:blip r:embed="rId20">
+                      <a:extLst>
+                        <a:ext uri="{28A0092B-C50C-407E-A947-70E740481C1C}">
+                          <a14:useLocalDpi xmlns:a14="http://schemas.microsoft.com/office/drawing/2010/main" val="0"/>
+                        </a:ext>
+                      </a:extLst>
+                    </a:blip>
+                    <a:srcRect/>
+                    <a:stretch>
+                      <a:fillRect/>
+                    </a:stretch>
+                  </pic:blipFill>
+                  <pic:spPr bwMode="auto">
+                    <a:xfrm>
+                      <a:off x="0" y="0"/>
+                      <a:ext cx="3597085" cy="3887316"/>
+                    </a:xfrm>
+                    <a:prstGeom prst="rect">
+                      <a:avLst/>
+                    </a:prstGeom>
+                    <a:noFill/>
+                    <a:ln>
+                      <a:noFill/>
+                    </a:ln>
+                  </pic:spPr>
+                </pic:pic>
+              </a:graphicData>
+            </a:graphic>
+            <wp14:sizeRelH relativeFrom="margin">
+              <wp14:pctWidth>0</wp14:pctWidth>
+            </wp14:sizeRelH>
+            <wp14:sizeRelV relativeFrom="margin">
+              <wp14:pctHeight>0</wp14:pctHeight>
+            </wp14:sizeRelV>
+          </wp:anchor>
+        </w:drawing>
+      </w:r>
+      <w:r>
         <w:rPr>
           <w:i/>
           <w:iCs/>
@@ -2971,7 +3456,8 @@
           <w:sz w:val="20"/>
           <w:szCs w:val="20"/>
         </w:rPr>
-      </w:pPr>
+        <w:br w:type="page"/>
+      </w:r>
     </w:p>
     <w:p>
       <w:pPr>
@@ -2983,33 +3469,13 @@
           <w:szCs w:val="20"/>
         </w:rPr>
       </w:pPr>
-      <w:r>
-        <w:rPr>
-          <w:i/>
-          <w:iCs/>
-          <w:color w:val="3A5570"/>
-          <w:sz w:val="20"/>
-          <w:szCs w:val="20"/>
-        </w:rPr>
-        <w:br w:type="page"/>
-      </w:r>
     </w:p>
     <w:p>
       <w:pPr>
-        <w:rPr>
-          <w:i/>
-          <w:iCs/>
-          <w:color w:val="3A5570"/>
-          <w:sz w:val="20"/>
-          <w:szCs w:val="20"/>
-        </w:rPr>
-      </w:pPr>
-    </w:p>
-    <w:p>
-      <w:pPr>
         <w:pStyle w:val="Cmsor2"/>
       </w:pPr>
       <w:bookmarkStart w:id="5" w:name="_Toc227578724"/>
+      <w:proofErr w:type="gramStart"/>
       <w:r>
         <w:rPr>
           <w:rFonts w:ascii="Cambria Math" w:hAnsi="Cambria Math" w:cs="Cambria Math"/>
@@ -3027,7 +3493,14 @@
         <w:rPr>
           <w:color w:val="0D0D0D" w:themeColor="text1" w:themeTint="F2"/>
         </w:rPr>
-        <w:t>Végső Dokumentum</w:t>
+        <w:t>Végső</w:t>
+      </w:r>
+      <w:proofErr w:type="gramEnd"/>
+      <w:r>
+        <w:rPr>
+          <w:color w:val="0D0D0D" w:themeColor="text1" w:themeTint="F2"/>
+        </w:rPr>
+        <w:t xml:space="preserve"> Dokumentum</w:t>
       </w:r>
       <w:bookmarkEnd w:id="5"/>
     </w:p>
@@ -3124,81 +3597,3671 @@
       <w:pPr>
         <w:pStyle w:val="NormlWeb"/>
         <w:rPr>
-          <w:rFonts w:ascii="Arial" w:eastAsia="Arial" w:hAnsi="Arial" w:cs="Arial"/>
-          <w:color w:val="C8DEF5"/>
-          <w:sz w:val="20"/>
-          <w:szCs w:val="20"/>
-        </w:rPr>
-      </w:pPr>
-      <w:r>
-        <w:rPr>
-          <w:rFonts w:ascii="Arial" w:eastAsia="Arial" w:hAnsi="Arial" w:cs="Arial"/>
-          <w:color w:val="C8DEF5"/>
-          <w:sz w:val="20"/>
-          <w:szCs w:val="20"/>
-        </w:rPr>
-        <w:t>Az iskolai élet pezsgése gyakran követhetetlen: faliújságok</w:t>
-      </w:r>
-      <w:r>
-        <w:rPr>
-          <w:rFonts w:ascii="Arial" w:eastAsia="Arial" w:hAnsi="Arial" w:cs="Arial"/>
-          <w:color w:val="C8DEF5"/>
-          <w:sz w:val="20"/>
-          <w:szCs w:val="20"/>
-        </w:rPr>
-        <w:t>, szájról</w:t>
-      </w:r>
-      <w:r>
-        <w:rPr>
-          <w:rFonts w:ascii="Arial" w:eastAsia="Arial" w:hAnsi="Arial" w:cs="Arial"/>
-          <w:color w:val="C8DEF5"/>
-          <w:sz w:val="20"/>
-          <w:szCs w:val="20"/>
-        </w:rPr>
-        <w:t xml:space="preserve"> szájra terjedő információk között a diákok sokszor lemaradnak a legjobb lehetőségekről. Az I.E.P (Iskolai Eseménykezelő Projekt) célja egy olyan központosított, digitális platform létrehozása, amely hidat képez az iskolavezetés (adminisztráció) és a diákság </w:t>
-      </w:r>
-      <w:proofErr w:type="spellStart"/>
-      <w:r>
-        <w:rPr>
-          <w:rFonts w:ascii="Arial" w:eastAsia="Arial" w:hAnsi="Arial" w:cs="Arial"/>
-          <w:color w:val="C8DEF5"/>
-          <w:sz w:val="20"/>
-          <w:szCs w:val="20"/>
-        </w:rPr>
-        <w:t>között.Ezzel</w:t>
-      </w:r>
-      <w:proofErr w:type="spellEnd"/>
-      <w:r>
-        <w:rPr>
-          <w:rFonts w:ascii="Arial" w:eastAsia="Arial" w:hAnsi="Arial" w:cs="Arial"/>
-          <w:color w:val="C8DEF5"/>
-          <w:sz w:val="20"/>
-          <w:szCs w:val="20"/>
-        </w:rPr>
-        <w:t xml:space="preserve"> véget vetünk annak a káosznak, amikor az információhiány miatt valaki véletlenül egy unalmas gyűlésen köt ki a várva várt közösségi program helyett.</w:t>
+          <w:b/>
+          <w:bCs/>
+          <w:color w:val="C8DEF5"/>
+          <w:sz w:val="20"/>
+          <w:szCs w:val="20"/>
+        </w:rPr>
+      </w:pPr>
+      <w:r>
+        <w:rPr>
+          <w:b/>
+          <w:bCs/>
+          <w:color w:val="C8DEF5"/>
+          <w:sz w:val="20"/>
+          <w:szCs w:val="20"/>
+        </w:rPr>
+        <w:t>1. Célkitűzés</w:t>
       </w:r>
     </w:p>
     <w:p>
       <w:pPr>
-        <w:spacing w:before="80" w:after="80"/>
-        <w:rPr>
-          <w:color w:val="C8DEF5"/>
-          <w:sz w:val="20"/>
-          <w:szCs w:val="20"/>
-        </w:rPr>
-      </w:pPr>
-      <w:r>
-        <w:rPr>
-          <w:color w:val="C8DEF5"/>
-          <w:sz w:val="20"/>
-          <w:szCs w:val="20"/>
-        </w:rPr>
-        <w:t>Az applikáció két fő felhasználói csoport igényeit elégíti ki:</w:t>
-      </w:r>
+        <w:pStyle w:val="NormlWeb"/>
+        <w:rPr>
+          <w:color w:val="C8DEF5"/>
+          <w:sz w:val="20"/>
+          <w:szCs w:val="20"/>
+        </w:rPr>
+      </w:pPr>
+      <w:r>
+        <w:rPr>
+          <w:color w:val="C8DEF5"/>
+          <w:sz w:val="20"/>
+          <w:szCs w:val="20"/>
+        </w:rPr>
+        <w:t xml:space="preserve">Az iskolai élet pezsgése gyakran követhetetlen: faliújságok, szájról szájra terjedő információk között a diákok sokszor lemaradnak a legjobb lehetőségekről. Az </w:t>
+      </w:r>
+      <w:r>
+        <w:rPr>
+          <w:b/>
+          <w:bCs/>
+          <w:color w:val="C8DEF5"/>
+          <w:sz w:val="20"/>
+          <w:szCs w:val="20"/>
+        </w:rPr>
+        <w:t>I.E.P. (Iskolai Eseménykezelő Projekt)</w:t>
+      </w:r>
+      <w:r>
+        <w:rPr>
+          <w:color w:val="C8DEF5"/>
+          <w:sz w:val="20"/>
+          <w:szCs w:val="20"/>
+        </w:rPr>
+        <w:t xml:space="preserve"> célja egy olyan központosított, digitális platform létrehozása, amely hidat képez az iskolavezetés (adminisztráció) és a diákság között. Ezzel véget vetünk annak a káosznak, amikor az információhiány miatt valaki véletlenül egy unalmas gyűlésen köt ki a várva várt közösségi program helyett.</w:t>
+      </w:r>
+    </w:p>
+    <w:p>
+      <w:pPr>
+        <w:pStyle w:val="NormlWeb"/>
+        <w:rPr>
+          <w:color w:val="C8DEF5"/>
+          <w:sz w:val="20"/>
+          <w:szCs w:val="20"/>
+        </w:rPr>
+      </w:pPr>
+    </w:p>
+    <w:p>
+      <w:pPr>
+        <w:pStyle w:val="NormlWeb"/>
+        <w:rPr>
+          <w:b/>
+          <w:bCs/>
+          <w:color w:val="C8DEF5"/>
+          <w:sz w:val="20"/>
+          <w:szCs w:val="20"/>
+        </w:rPr>
+      </w:pPr>
+      <w:r>
+        <w:rPr>
+          <w:b/>
+          <w:bCs/>
+          <w:color w:val="C8DEF5"/>
+          <w:sz w:val="20"/>
+          <w:szCs w:val="20"/>
+        </w:rPr>
+        <w:t>2. Funkciók</w:t>
+      </w:r>
+    </w:p>
+    <w:p>
+      <w:pPr>
+        <w:pStyle w:val="NormlWeb"/>
+        <w:rPr>
+          <w:color w:val="C8DEF5"/>
+          <w:sz w:val="20"/>
+          <w:szCs w:val="20"/>
+        </w:rPr>
+      </w:pPr>
+      <w:r>
+        <w:rPr>
+          <w:color w:val="C8DEF5"/>
+          <w:sz w:val="20"/>
+          <w:szCs w:val="20"/>
+        </w:rPr>
+        <w:t>Az alkalmazás az alábbi főbb funkciókat valósítja meg:</w:t>
+      </w:r>
+    </w:p>
+    <w:p>
+      <w:pPr>
+        <w:pStyle w:val="NormlWeb"/>
+        <w:numPr>
+          <w:ilvl w:val="0"/>
+          <w:numId w:val="2"/>
+        </w:numPr>
+        <w:rPr>
+          <w:color w:val="C8DEF5"/>
+          <w:sz w:val="20"/>
+          <w:szCs w:val="20"/>
+        </w:rPr>
+      </w:pPr>
+      <w:r>
+        <w:rPr>
+          <w:b/>
+          <w:bCs/>
+          <w:color w:val="C8DEF5"/>
+          <w:sz w:val="20"/>
+          <w:szCs w:val="20"/>
+        </w:rPr>
+        <w:t>Esemény létrehozása:</w:t>
+      </w:r>
+      <w:r>
+        <w:rPr>
+          <w:color w:val="C8DEF5"/>
+          <w:sz w:val="20"/>
+          <w:szCs w:val="20"/>
+        </w:rPr>
+        <w:t xml:space="preserve"> Név, dátum, időpont, helyszín, leírás és kategória megadásával új eseményt lehet felvenni a rendszerbe.</w:t>
+      </w:r>
+    </w:p>
+    <w:p>
+      <w:pPr>
+        <w:pStyle w:val="NormlWeb"/>
+        <w:numPr>
+          <w:ilvl w:val="0"/>
+          <w:numId w:val="2"/>
+        </w:numPr>
+        <w:rPr>
+          <w:color w:val="C8DEF5"/>
+          <w:sz w:val="20"/>
+          <w:szCs w:val="20"/>
+        </w:rPr>
+      </w:pPr>
+      <w:r>
+        <w:rPr>
+          <w:b/>
+          <w:bCs/>
+          <w:color w:val="C8DEF5"/>
+          <w:sz w:val="20"/>
+          <w:szCs w:val="20"/>
+        </w:rPr>
+        <w:t>Események listázása és szűrése:</w:t>
+      </w:r>
+      <w:r>
+        <w:rPr>
+          <w:color w:val="C8DEF5"/>
+          <w:sz w:val="20"/>
+          <w:szCs w:val="20"/>
+        </w:rPr>
+        <w:t xml:space="preserve"> Az események megtekinthetők listás nézetben, szűrhetők dátum és kategória szerint.</w:t>
+      </w:r>
+    </w:p>
+    <w:p>
+      <w:pPr>
+        <w:pStyle w:val="NormlWeb"/>
+        <w:numPr>
+          <w:ilvl w:val="0"/>
+          <w:numId w:val="2"/>
+        </w:numPr>
+        <w:rPr>
+          <w:color w:val="C8DEF5"/>
+          <w:sz w:val="20"/>
+          <w:szCs w:val="20"/>
+        </w:rPr>
+      </w:pPr>
+      <w:r>
+        <w:rPr>
+          <w:b/>
+          <w:bCs/>
+          <w:color w:val="C8DEF5"/>
+          <w:sz w:val="20"/>
+          <w:szCs w:val="20"/>
+        </w:rPr>
+        <w:t>Jelentkezés eseményre:</w:t>
+      </w:r>
+      <w:r>
+        <w:rPr>
+          <w:color w:val="C8DEF5"/>
+          <w:sz w:val="20"/>
+          <w:szCs w:val="20"/>
+        </w:rPr>
+        <w:t xml:space="preserve"> A diákok és tanárok feliratkozhatnak eseményekre; a résztvevők neve tárolódik az adatbázisban.</w:t>
+      </w:r>
+    </w:p>
+    <w:p>
+      <w:pPr>
+        <w:pStyle w:val="NormlWeb"/>
+        <w:numPr>
+          <w:ilvl w:val="0"/>
+          <w:numId w:val="2"/>
+        </w:numPr>
+        <w:rPr>
+          <w:color w:val="C8DEF5"/>
+          <w:sz w:val="20"/>
+          <w:szCs w:val="20"/>
+        </w:rPr>
+      </w:pPr>
+      <w:proofErr w:type="spellStart"/>
+      <w:r>
+        <w:rPr>
+          <w:b/>
+          <w:bCs/>
+          <w:color w:val="C8DEF5"/>
+          <w:sz w:val="20"/>
+          <w:szCs w:val="20"/>
+        </w:rPr>
+        <w:t>Admin</w:t>
+      </w:r>
+      <w:proofErr w:type="spellEnd"/>
+      <w:r>
+        <w:rPr>
+          <w:b/>
+          <w:bCs/>
+          <w:color w:val="C8DEF5"/>
+          <w:sz w:val="20"/>
+          <w:szCs w:val="20"/>
+        </w:rPr>
+        <w:t xml:space="preserve"> funkciók:</w:t>
+      </w:r>
+      <w:r>
+        <w:rPr>
+          <w:color w:val="C8DEF5"/>
+          <w:sz w:val="20"/>
+          <w:szCs w:val="20"/>
+        </w:rPr>
+        <w:t xml:space="preserve"> Az adminisztrátor módosíthatja és törölheti az eseményeket, valamint kezelheti a résztvevőket.</w:t>
+      </w:r>
+    </w:p>
+    <w:p>
+      <w:pPr>
+        <w:pStyle w:val="NormlWeb"/>
+        <w:numPr>
+          <w:ilvl w:val="0"/>
+          <w:numId w:val="2"/>
+        </w:numPr>
+        <w:rPr>
+          <w:color w:val="C8DEF5"/>
+          <w:sz w:val="20"/>
+          <w:szCs w:val="20"/>
+        </w:rPr>
+      </w:pPr>
+      <w:r>
+        <w:rPr>
+          <w:b/>
+          <w:bCs/>
+          <w:color w:val="C8DEF5"/>
+          <w:sz w:val="20"/>
+          <w:szCs w:val="20"/>
+        </w:rPr>
+        <w:t>Bejelentkezés és regisztráció:</w:t>
+      </w:r>
+      <w:r>
+        <w:rPr>
+          <w:color w:val="C8DEF5"/>
+          <w:sz w:val="20"/>
+          <w:szCs w:val="20"/>
+        </w:rPr>
+        <w:t xml:space="preserve"> Külön felület diákoknak és </w:t>
+      </w:r>
+      <w:proofErr w:type="spellStart"/>
+      <w:r>
+        <w:rPr>
+          <w:color w:val="C8DEF5"/>
+          <w:sz w:val="20"/>
+          <w:szCs w:val="20"/>
+        </w:rPr>
+        <w:t>adminoknak</w:t>
+      </w:r>
+      <w:proofErr w:type="spellEnd"/>
+      <w:r>
+        <w:rPr>
+          <w:color w:val="C8DEF5"/>
+          <w:sz w:val="20"/>
+          <w:szCs w:val="20"/>
+        </w:rPr>
+        <w:t xml:space="preserve"> (tanároknak/iskolavezetésnek).</w:t>
+      </w:r>
+    </w:p>
+    <w:p>
+      <w:pPr>
+        <w:pStyle w:val="NormlWeb"/>
+        <w:numPr>
+          <w:ilvl w:val="0"/>
+          <w:numId w:val="2"/>
+        </w:numPr>
+        <w:rPr>
+          <w:color w:val="C8DEF5"/>
+          <w:sz w:val="20"/>
+          <w:szCs w:val="20"/>
+        </w:rPr>
+      </w:pPr>
+      <w:r>
+        <w:rPr>
+          <w:b/>
+          <w:bCs/>
+          <w:color w:val="C8DEF5"/>
+          <w:sz w:val="20"/>
+          <w:szCs w:val="20"/>
+        </w:rPr>
+        <w:t>Adattárolás:</w:t>
+      </w:r>
+      <w:r>
+        <w:rPr>
+          <w:color w:val="C8DEF5"/>
+          <w:sz w:val="20"/>
+          <w:szCs w:val="20"/>
+        </w:rPr>
+        <w:t xml:space="preserve"> Az adatok SQL adatbázisban tárolódnak (AMPPS/</w:t>
+      </w:r>
+      <w:proofErr w:type="spellStart"/>
+      <w:r>
+        <w:rPr>
+          <w:color w:val="C8DEF5"/>
+          <w:sz w:val="20"/>
+          <w:szCs w:val="20"/>
+        </w:rPr>
+        <w:t>MySQL</w:t>
+      </w:r>
+      <w:proofErr w:type="spellEnd"/>
+      <w:r>
+        <w:rPr>
+          <w:color w:val="C8DEF5"/>
+          <w:sz w:val="20"/>
+          <w:szCs w:val="20"/>
+        </w:rPr>
+        <w:t>), a C# Windows alkalmazás közvetlenül kommunikál az adatbázissal.</w:t>
+      </w:r>
+    </w:p>
+    <w:p>
+      <w:pPr>
+        <w:pStyle w:val="NormlWeb"/>
+        <w:ind w:left="360"/>
+        <w:rPr>
+          <w:b/>
+          <w:bCs/>
+          <w:color w:val="C8DEF5"/>
+          <w:sz w:val="20"/>
+          <w:szCs w:val="20"/>
+        </w:rPr>
+      </w:pPr>
+    </w:p>
+    <w:p>
+      <w:pPr>
+        <w:pStyle w:val="NormlWeb"/>
+        <w:rPr>
+          <w:b/>
+          <w:bCs/>
+          <w:color w:val="C8DEF5"/>
+          <w:sz w:val="20"/>
+          <w:szCs w:val="20"/>
+        </w:rPr>
+      </w:pPr>
+      <w:r>
+        <w:rPr>
+          <w:b/>
+          <w:bCs/>
+          <w:color w:val="C8DEF5"/>
+          <w:sz w:val="20"/>
+          <w:szCs w:val="20"/>
+        </w:rPr>
+        <w:t>3</w:t>
+      </w:r>
+      <w:r>
+        <w:rPr>
+          <w:b/>
+          <w:bCs/>
+          <w:color w:val="C8DEF5"/>
+          <w:sz w:val="20"/>
+          <w:szCs w:val="20"/>
+        </w:rPr>
+        <w:t>. Program felépítése és működése</w:t>
+      </w:r>
+    </w:p>
+    <w:p>
+      <w:pPr>
+        <w:pStyle w:val="NormlWeb"/>
+        <w:rPr>
+          <w:b/>
+          <w:bCs/>
+          <w:color w:val="C8DEF5"/>
+          <w:sz w:val="20"/>
+          <w:szCs w:val="20"/>
+        </w:rPr>
+      </w:pPr>
+      <w:r>
+        <w:rPr>
+          <w:b/>
+          <w:bCs/>
+          <w:color w:val="C8DEF5"/>
+          <w:sz w:val="20"/>
+          <w:szCs w:val="20"/>
+        </w:rPr>
+        <w:t xml:space="preserve">3.1 </w:t>
+      </w:r>
+      <w:r>
+        <w:rPr>
+          <w:b/>
+          <w:bCs/>
+          <w:color w:val="C8DEF5"/>
+          <w:sz w:val="20"/>
+          <w:szCs w:val="20"/>
+        </w:rPr>
+        <w:t>Rétegek és felületek</w:t>
+      </w:r>
+    </w:p>
+    <w:tbl>
+      <w:tblPr>
+        <w:tblW w:w="0" w:type="auto"/>
+        <w:tblCellSpacing w:w="15" w:type="dxa"/>
+        <w:tblCellMar>
+          <w:top w:w="15" w:type="dxa"/>
+          <w:left w:w="15" w:type="dxa"/>
+          <w:bottom w:w="15" w:type="dxa"/>
+          <w:right w:w="15" w:type="dxa"/>
+        </w:tblCellMar>
+        <w:tblLook w:val="04A0" w:firstRow="1" w:lastRow="0" w:firstColumn="1" w:lastColumn="0" w:noHBand="0" w:noVBand="1"/>
+      </w:tblPr>
+      <w:tblGrid>
+        <w:gridCol w:w="1692"/>
+        <w:gridCol w:w="3407"/>
+      </w:tblGrid>
+      <w:tr>
+        <w:trPr>
+          <w:tblHeader/>
+          <w:tblCellSpacing w:w="15" w:type="dxa"/>
+        </w:trPr>
+        <w:tc>
+          <w:tcPr>
+            <w:tcW w:w="0" w:type="auto"/>
+            <w:vAlign w:val="center"/>
+            <w:hideMark/>
+          </w:tcPr>
+          <w:p>
+            <w:pPr>
+              <w:pStyle w:val="NormlWeb"/>
+              <w:rPr>
+                <w:b/>
+                <w:bCs/>
+                <w:color w:val="C8DEF5"/>
+                <w:sz w:val="20"/>
+                <w:szCs w:val="20"/>
+              </w:rPr>
+            </w:pPr>
+            <w:r>
+              <w:rPr>
+                <w:b/>
+                <w:bCs/>
+                <w:color w:val="C8DEF5"/>
+                <w:sz w:val="20"/>
+                <w:szCs w:val="20"/>
+              </w:rPr>
+              <w:t>Réteg</w:t>
+            </w:r>
+          </w:p>
+        </w:tc>
+        <w:tc>
+          <w:tcPr>
+            <w:tcW w:w="0" w:type="auto"/>
+            <w:vAlign w:val="center"/>
+            <w:hideMark/>
+          </w:tcPr>
+          <w:p>
+            <w:pPr>
+              <w:pStyle w:val="NormlWeb"/>
+              <w:ind w:left="360"/>
+              <w:rPr>
+                <w:b/>
+                <w:bCs/>
+                <w:color w:val="C8DEF5"/>
+                <w:sz w:val="20"/>
+                <w:szCs w:val="20"/>
+              </w:rPr>
+            </w:pPr>
+            <w:r>
+              <w:rPr>
+                <w:b/>
+                <w:bCs/>
+                <w:color w:val="C8DEF5"/>
+                <w:sz w:val="20"/>
+                <w:szCs w:val="20"/>
+              </w:rPr>
+              <w:t>Felület</w:t>
+            </w:r>
+          </w:p>
+        </w:tc>
+      </w:tr>
+      <w:tr>
+        <w:trPr>
+          <w:tblCellSpacing w:w="15" w:type="dxa"/>
+        </w:trPr>
+        <w:tc>
+          <w:tcPr>
+            <w:tcW w:w="0" w:type="auto"/>
+            <w:vAlign w:val="center"/>
+            <w:hideMark/>
+          </w:tcPr>
+          <w:p>
+            <w:pPr>
+              <w:pStyle w:val="NormlWeb"/>
+              <w:rPr>
+                <w:color w:val="C8DEF5"/>
+                <w:sz w:val="20"/>
+                <w:szCs w:val="20"/>
+              </w:rPr>
+            </w:pPr>
+            <w:r>
+              <w:rPr>
+                <w:color w:val="C8DEF5"/>
+                <w:sz w:val="20"/>
+                <w:szCs w:val="20"/>
+              </w:rPr>
+              <w:t>Frontend (UI)</w:t>
+            </w:r>
+          </w:p>
+        </w:tc>
+        <w:tc>
+          <w:tcPr>
+            <w:tcW w:w="0" w:type="auto"/>
+            <w:vAlign w:val="center"/>
+            <w:hideMark/>
+          </w:tcPr>
+          <w:p>
+            <w:pPr>
+              <w:pStyle w:val="NormlWeb"/>
+              <w:ind w:left="360"/>
+              <w:rPr>
+                <w:color w:val="C8DEF5"/>
+                <w:sz w:val="20"/>
+                <w:szCs w:val="20"/>
+              </w:rPr>
+            </w:pPr>
+            <w:r>
+              <w:rPr>
+                <w:color w:val="C8DEF5"/>
+                <w:sz w:val="20"/>
+                <w:szCs w:val="20"/>
+              </w:rPr>
+              <w:t xml:space="preserve">C# Windows </w:t>
+            </w:r>
+            <w:proofErr w:type="spellStart"/>
+            <w:r>
+              <w:rPr>
+                <w:color w:val="C8DEF5"/>
+                <w:sz w:val="20"/>
+                <w:szCs w:val="20"/>
+              </w:rPr>
+              <w:t>Forms</w:t>
+            </w:r>
+            <w:proofErr w:type="spellEnd"/>
+            <w:r>
+              <w:rPr>
+                <w:color w:val="C8DEF5"/>
+                <w:sz w:val="20"/>
+                <w:szCs w:val="20"/>
+              </w:rPr>
+              <w:t xml:space="preserve"> alkalmazás</w:t>
+            </w:r>
+          </w:p>
+        </w:tc>
+      </w:tr>
+      <w:tr>
+        <w:trPr>
+          <w:tblCellSpacing w:w="15" w:type="dxa"/>
+        </w:trPr>
+        <w:tc>
+          <w:tcPr>
+            <w:tcW w:w="0" w:type="auto"/>
+            <w:vAlign w:val="center"/>
+            <w:hideMark/>
+          </w:tcPr>
+          <w:p>
+            <w:pPr>
+              <w:pStyle w:val="NormlWeb"/>
+              <w:rPr>
+                <w:color w:val="C8DEF5"/>
+                <w:sz w:val="20"/>
+                <w:szCs w:val="20"/>
+              </w:rPr>
+            </w:pPr>
+            <w:r>
+              <w:rPr>
+                <w:color w:val="C8DEF5"/>
+                <w:sz w:val="20"/>
+                <w:szCs w:val="20"/>
+              </w:rPr>
+              <w:t>Adatbázis</w:t>
+            </w:r>
+          </w:p>
+        </w:tc>
+        <w:tc>
+          <w:tcPr>
+            <w:tcW w:w="0" w:type="auto"/>
+            <w:vAlign w:val="center"/>
+            <w:hideMark/>
+          </w:tcPr>
+          <w:p>
+            <w:pPr>
+              <w:pStyle w:val="NormlWeb"/>
+              <w:ind w:left="360"/>
+              <w:rPr>
+                <w:color w:val="C8DEF5"/>
+                <w:sz w:val="20"/>
+                <w:szCs w:val="20"/>
+              </w:rPr>
+            </w:pPr>
+            <w:proofErr w:type="spellStart"/>
+            <w:r>
+              <w:rPr>
+                <w:color w:val="C8DEF5"/>
+                <w:sz w:val="20"/>
+                <w:szCs w:val="20"/>
+              </w:rPr>
+              <w:t>MySQL</w:t>
+            </w:r>
+            <w:proofErr w:type="spellEnd"/>
+            <w:r>
+              <w:rPr>
+                <w:color w:val="C8DEF5"/>
+                <w:sz w:val="20"/>
+                <w:szCs w:val="20"/>
+              </w:rPr>
+              <w:t xml:space="preserve"> (AMPPS szerveren futtatva)</w:t>
+            </w:r>
+          </w:p>
+        </w:tc>
+      </w:tr>
+      <w:tr>
+        <w:trPr>
+          <w:tblCellSpacing w:w="15" w:type="dxa"/>
+        </w:trPr>
+        <w:tc>
+          <w:tcPr>
+            <w:tcW w:w="0" w:type="auto"/>
+            <w:vAlign w:val="center"/>
+            <w:hideMark/>
+          </w:tcPr>
+          <w:p>
+            <w:pPr>
+              <w:pStyle w:val="NormlWeb"/>
+              <w:rPr>
+                <w:color w:val="C8DEF5"/>
+                <w:sz w:val="20"/>
+                <w:szCs w:val="20"/>
+              </w:rPr>
+            </w:pPr>
+            <w:r>
+              <w:rPr>
+                <w:color w:val="C8DEF5"/>
+                <w:sz w:val="20"/>
+                <w:szCs w:val="20"/>
+              </w:rPr>
+              <w:t>Fejlesztői környezet</w:t>
+            </w:r>
+          </w:p>
+        </w:tc>
+        <w:tc>
+          <w:tcPr>
+            <w:tcW w:w="0" w:type="auto"/>
+            <w:vAlign w:val="center"/>
+            <w:hideMark/>
+          </w:tcPr>
+          <w:p>
+            <w:pPr>
+              <w:pStyle w:val="NormlWeb"/>
+              <w:ind w:left="360"/>
+              <w:rPr>
+                <w:color w:val="C8DEF5"/>
+                <w:sz w:val="20"/>
+                <w:szCs w:val="20"/>
+              </w:rPr>
+            </w:pPr>
+            <w:r>
+              <w:rPr>
+                <w:color w:val="C8DEF5"/>
+                <w:sz w:val="20"/>
+                <w:szCs w:val="20"/>
+              </w:rPr>
+              <w:t xml:space="preserve">Visual </w:t>
+            </w:r>
+            <w:proofErr w:type="spellStart"/>
+            <w:r>
+              <w:rPr>
+                <w:color w:val="C8DEF5"/>
+                <w:sz w:val="20"/>
+                <w:szCs w:val="20"/>
+              </w:rPr>
+              <w:t>Studio</w:t>
+            </w:r>
+            <w:proofErr w:type="spellEnd"/>
+          </w:p>
+        </w:tc>
+      </w:tr>
+      <w:tr>
+        <w:trPr>
+          <w:tblCellSpacing w:w="15" w:type="dxa"/>
+        </w:trPr>
+        <w:tc>
+          <w:tcPr>
+            <w:tcW w:w="0" w:type="auto"/>
+            <w:vAlign w:val="center"/>
+            <w:hideMark/>
+          </w:tcPr>
+          <w:p>
+            <w:pPr>
+              <w:pStyle w:val="NormlWeb"/>
+              <w:rPr>
+                <w:color w:val="C8DEF5"/>
+                <w:sz w:val="20"/>
+                <w:szCs w:val="20"/>
+              </w:rPr>
+            </w:pPr>
+            <w:r>
+              <w:rPr>
+                <w:color w:val="C8DEF5"/>
+                <w:sz w:val="20"/>
+                <w:szCs w:val="20"/>
+              </w:rPr>
+              <w:t>Verziókezelés</w:t>
+            </w:r>
+          </w:p>
+        </w:tc>
+        <w:tc>
+          <w:tcPr>
+            <w:tcW w:w="0" w:type="auto"/>
+            <w:vAlign w:val="center"/>
+            <w:hideMark/>
+          </w:tcPr>
+          <w:p>
+            <w:pPr>
+              <w:pStyle w:val="NormlWeb"/>
+              <w:ind w:left="360"/>
+              <w:rPr>
+                <w:color w:val="C8DEF5"/>
+                <w:sz w:val="20"/>
+                <w:szCs w:val="20"/>
+              </w:rPr>
+            </w:pPr>
+            <w:proofErr w:type="spellStart"/>
+            <w:r>
+              <w:rPr>
+                <w:color w:val="C8DEF5"/>
+                <w:sz w:val="20"/>
+                <w:szCs w:val="20"/>
+              </w:rPr>
+              <w:t>Git</w:t>
+            </w:r>
+            <w:proofErr w:type="spellEnd"/>
+            <w:r>
+              <w:rPr>
+                <w:color w:val="C8DEF5"/>
+                <w:sz w:val="20"/>
+                <w:szCs w:val="20"/>
+              </w:rPr>
+              <w:t xml:space="preserve"> </w:t>
+            </w:r>
+          </w:p>
+        </w:tc>
+      </w:tr>
+    </w:tbl>
+    <w:p>
+      <w:pPr>
+        <w:pStyle w:val="NormlWeb"/>
+        <w:rPr>
+          <w:b/>
+          <w:bCs/>
+          <w:color w:val="C8DEF5"/>
+          <w:sz w:val="20"/>
+          <w:szCs w:val="20"/>
+        </w:rPr>
+      </w:pPr>
+    </w:p>
+    <w:p>
+      <w:pPr>
+        <w:rPr>
+          <w:rFonts w:ascii="Times New Roman" w:eastAsia="Times New Roman" w:hAnsi="Times New Roman" w:cs="Times New Roman"/>
+          <w:b/>
+          <w:bCs/>
+          <w:color w:val="C8DEF5"/>
+          <w:sz w:val="20"/>
+          <w:szCs w:val="20"/>
+        </w:rPr>
+      </w:pPr>
+      <w:r>
+        <w:rPr>
+          <w:b/>
+          <w:bCs/>
+          <w:color w:val="C8DEF5"/>
+          <w:sz w:val="20"/>
+          <w:szCs w:val="20"/>
+        </w:rPr>
+        <w:br w:type="page"/>
+      </w:r>
+    </w:p>
+    <w:p>
+      <w:pPr>
+        <w:pStyle w:val="NormlWeb"/>
+        <w:rPr>
+          <w:b/>
+          <w:bCs/>
+          <w:color w:val="C8DEF5"/>
+          <w:sz w:val="20"/>
+          <w:szCs w:val="20"/>
+        </w:rPr>
+      </w:pPr>
+      <w:r>
+        <w:rPr>
+          <w:b/>
+          <w:bCs/>
+          <w:color w:val="C8DEF5"/>
+          <w:sz w:val="20"/>
+          <w:szCs w:val="20"/>
+        </w:rPr>
+        <w:lastRenderedPageBreak/>
+        <w:t>3.2 Adatbázis-struktúra</w:t>
+      </w:r>
+    </w:p>
+    <w:p>
+      <w:pPr>
+        <w:pStyle w:val="NormlWeb"/>
+        <w:rPr>
+          <w:color w:val="C8DEF5"/>
+          <w:sz w:val="20"/>
+          <w:szCs w:val="20"/>
+        </w:rPr>
+      </w:pPr>
+      <w:r>
+        <w:rPr>
+          <w:color w:val="C8DEF5"/>
+          <w:sz w:val="20"/>
+          <w:szCs w:val="20"/>
+        </w:rPr>
+        <w:t xml:space="preserve">Az alkalmazás </w:t>
+      </w:r>
+      <w:proofErr w:type="spellStart"/>
+      <w:r>
+        <w:rPr>
+          <w:color w:val="C8DEF5"/>
+          <w:sz w:val="20"/>
+          <w:szCs w:val="20"/>
+        </w:rPr>
+        <w:t>MySQL</w:t>
+      </w:r>
+      <w:proofErr w:type="spellEnd"/>
+      <w:r>
+        <w:rPr>
+          <w:color w:val="C8DEF5"/>
+          <w:sz w:val="20"/>
+          <w:szCs w:val="20"/>
+        </w:rPr>
+        <w:t xml:space="preserve"> adatbázisban (AMPPS) tárolja az adatokat, 3 táblával:</w:t>
+      </w:r>
+    </w:p>
+    <w:p>
+      <w:pPr>
+        <w:pStyle w:val="NormlWeb"/>
+        <w:rPr>
+          <w:color w:val="C8DEF5"/>
+          <w:sz w:val="20"/>
+          <w:szCs w:val="20"/>
+        </w:rPr>
+      </w:pPr>
+    </w:p>
+    <w:p>
+      <w:pPr>
+        <w:pStyle w:val="NormlWeb"/>
+        <w:rPr>
+          <w:b/>
+          <w:bCs/>
+          <w:color w:val="C8DEF5"/>
+          <w:sz w:val="20"/>
+          <w:szCs w:val="20"/>
+        </w:rPr>
+      </w:pPr>
+      <w:proofErr w:type="spellStart"/>
+      <w:r>
+        <w:rPr>
+          <w:b/>
+          <w:bCs/>
+          <w:color w:val="C8DEF5"/>
+          <w:sz w:val="20"/>
+          <w:szCs w:val="20"/>
+        </w:rPr>
+        <w:t>Eventt</w:t>
+      </w:r>
+      <w:proofErr w:type="spellEnd"/>
+      <w:r>
+        <w:rPr>
+          <w:b/>
+          <w:bCs/>
+          <w:color w:val="C8DEF5"/>
+          <w:sz w:val="20"/>
+          <w:szCs w:val="20"/>
+        </w:rPr>
+        <w:t xml:space="preserve"> – Események tábla</w:t>
+      </w:r>
+    </w:p>
+    <w:tbl>
+      <w:tblPr>
+        <w:tblW w:w="0" w:type="auto"/>
+        <w:tblCellSpacing w:w="15" w:type="dxa"/>
+        <w:tblCellMar>
+          <w:top w:w="15" w:type="dxa"/>
+          <w:left w:w="15" w:type="dxa"/>
+          <w:bottom w:w="15" w:type="dxa"/>
+          <w:right w:w="15" w:type="dxa"/>
+        </w:tblCellMar>
+        <w:tblLook w:val="04A0" w:firstRow="1" w:lastRow="0" w:firstColumn="1" w:lastColumn="0" w:noHBand="0" w:noVBand="1"/>
+      </w:tblPr>
+      <w:tblGrid>
+        <w:gridCol w:w="864"/>
+        <w:gridCol w:w="2755"/>
+        <w:gridCol w:w="2369"/>
+      </w:tblGrid>
+      <w:tr>
+        <w:trPr>
+          <w:tblHeader/>
+          <w:tblCellSpacing w:w="15" w:type="dxa"/>
+        </w:trPr>
+        <w:tc>
+          <w:tcPr>
+            <w:tcW w:w="0" w:type="auto"/>
+            <w:vAlign w:val="center"/>
+            <w:hideMark/>
+          </w:tcPr>
+          <w:p>
+            <w:pPr>
+              <w:pStyle w:val="NormlWeb"/>
+              <w:rPr>
+                <w:b/>
+                <w:bCs/>
+                <w:color w:val="C8DEF5"/>
+                <w:sz w:val="20"/>
+                <w:szCs w:val="20"/>
+              </w:rPr>
+            </w:pPr>
+            <w:r>
+              <w:rPr>
+                <w:b/>
+                <w:bCs/>
+                <w:color w:val="C8DEF5"/>
+                <w:sz w:val="20"/>
+                <w:szCs w:val="20"/>
+              </w:rPr>
+              <w:t>Oszlop</w:t>
+            </w:r>
+          </w:p>
+        </w:tc>
+        <w:tc>
+          <w:tcPr>
+            <w:tcW w:w="0" w:type="auto"/>
+            <w:vAlign w:val="center"/>
+            <w:hideMark/>
+          </w:tcPr>
+          <w:p>
+            <w:pPr>
+              <w:pStyle w:val="NormlWeb"/>
+              <w:rPr>
+                <w:b/>
+                <w:bCs/>
+                <w:color w:val="C8DEF5"/>
+                <w:sz w:val="20"/>
+                <w:szCs w:val="20"/>
+              </w:rPr>
+            </w:pPr>
+            <w:r>
+              <w:rPr>
+                <w:b/>
+                <w:bCs/>
+                <w:color w:val="C8DEF5"/>
+                <w:sz w:val="20"/>
+                <w:szCs w:val="20"/>
+              </w:rPr>
+              <w:t>Típus</w:t>
+            </w:r>
+          </w:p>
+        </w:tc>
+        <w:tc>
+          <w:tcPr>
+            <w:tcW w:w="0" w:type="auto"/>
+            <w:vAlign w:val="center"/>
+            <w:hideMark/>
+          </w:tcPr>
+          <w:p>
+            <w:pPr>
+              <w:pStyle w:val="NormlWeb"/>
+              <w:rPr>
+                <w:b/>
+                <w:bCs/>
+                <w:color w:val="C8DEF5"/>
+                <w:sz w:val="20"/>
+                <w:szCs w:val="20"/>
+              </w:rPr>
+            </w:pPr>
+            <w:r>
+              <w:rPr>
+                <w:b/>
+                <w:bCs/>
+                <w:color w:val="C8DEF5"/>
+                <w:sz w:val="20"/>
+                <w:szCs w:val="20"/>
+              </w:rPr>
+              <w:t>Leírás</w:t>
+            </w:r>
+          </w:p>
+        </w:tc>
+      </w:tr>
+      <w:tr>
+        <w:trPr>
+          <w:tblCellSpacing w:w="15" w:type="dxa"/>
+        </w:trPr>
+        <w:tc>
+          <w:tcPr>
+            <w:tcW w:w="0" w:type="auto"/>
+            <w:vAlign w:val="center"/>
+            <w:hideMark/>
+          </w:tcPr>
+          <w:p>
+            <w:pPr>
+              <w:pStyle w:val="NormlWeb"/>
+              <w:rPr>
+                <w:color w:val="C8DEF5"/>
+                <w:sz w:val="20"/>
+                <w:szCs w:val="20"/>
+              </w:rPr>
+            </w:pPr>
+            <w:proofErr w:type="spellStart"/>
+            <w:r>
+              <w:rPr>
+                <w:color w:val="C8DEF5"/>
+                <w:sz w:val="20"/>
+                <w:szCs w:val="20"/>
+              </w:rPr>
+              <w:t>Id</w:t>
+            </w:r>
+            <w:proofErr w:type="spellEnd"/>
+          </w:p>
+        </w:tc>
+        <w:tc>
+          <w:tcPr>
+            <w:tcW w:w="0" w:type="auto"/>
+            <w:vAlign w:val="center"/>
+            <w:hideMark/>
+          </w:tcPr>
+          <w:p>
+            <w:pPr>
+              <w:pStyle w:val="NormlWeb"/>
+              <w:rPr>
+                <w:color w:val="C8DEF5"/>
+                <w:sz w:val="20"/>
+                <w:szCs w:val="20"/>
+              </w:rPr>
+            </w:pPr>
+            <w:r>
+              <w:rPr>
+                <w:color w:val="C8DEF5"/>
+                <w:sz w:val="20"/>
+                <w:szCs w:val="20"/>
+              </w:rPr>
+              <w:t>INT (AUTO_INCREMENT, PK)</w:t>
+            </w:r>
+          </w:p>
+        </w:tc>
+        <w:tc>
+          <w:tcPr>
+            <w:tcW w:w="0" w:type="auto"/>
+            <w:vAlign w:val="center"/>
+            <w:hideMark/>
+          </w:tcPr>
+          <w:p>
+            <w:pPr>
+              <w:pStyle w:val="NormlWeb"/>
+              <w:rPr>
+                <w:color w:val="C8DEF5"/>
+                <w:sz w:val="20"/>
+                <w:szCs w:val="20"/>
+              </w:rPr>
+            </w:pPr>
+            <w:r>
+              <w:rPr>
+                <w:color w:val="C8DEF5"/>
+                <w:sz w:val="20"/>
+                <w:szCs w:val="20"/>
+              </w:rPr>
+              <w:t>Egyedi azonosító</w:t>
+            </w:r>
+          </w:p>
+        </w:tc>
+      </w:tr>
+      <w:tr>
+        <w:trPr>
+          <w:tblCellSpacing w:w="15" w:type="dxa"/>
+        </w:trPr>
+        <w:tc>
+          <w:tcPr>
+            <w:tcW w:w="0" w:type="auto"/>
+            <w:vAlign w:val="center"/>
+            <w:hideMark/>
+          </w:tcPr>
+          <w:p>
+            <w:pPr>
+              <w:pStyle w:val="NormlWeb"/>
+              <w:rPr>
+                <w:color w:val="C8DEF5"/>
+                <w:sz w:val="20"/>
+                <w:szCs w:val="20"/>
+              </w:rPr>
+            </w:pPr>
+            <w:proofErr w:type="spellStart"/>
+            <w:r>
+              <w:rPr>
+                <w:color w:val="C8DEF5"/>
+                <w:sz w:val="20"/>
+                <w:szCs w:val="20"/>
+              </w:rPr>
+              <w:t>Name</w:t>
+            </w:r>
+            <w:proofErr w:type="spellEnd"/>
+          </w:p>
+        </w:tc>
+        <w:tc>
+          <w:tcPr>
+            <w:tcW w:w="0" w:type="auto"/>
+            <w:vAlign w:val="center"/>
+            <w:hideMark/>
+          </w:tcPr>
+          <w:p>
+            <w:pPr>
+              <w:pStyle w:val="NormlWeb"/>
+              <w:rPr>
+                <w:color w:val="C8DEF5"/>
+                <w:sz w:val="20"/>
+                <w:szCs w:val="20"/>
+              </w:rPr>
+            </w:pPr>
+            <w:proofErr w:type="gramStart"/>
+            <w:r>
+              <w:rPr>
+                <w:color w:val="C8DEF5"/>
+                <w:sz w:val="20"/>
+                <w:szCs w:val="20"/>
+              </w:rPr>
+              <w:t>VARCHAR(</w:t>
+            </w:r>
+            <w:proofErr w:type="gramEnd"/>
+            <w:r>
+              <w:rPr>
+                <w:color w:val="C8DEF5"/>
+                <w:sz w:val="20"/>
+                <w:szCs w:val="20"/>
+              </w:rPr>
+              <w:t>255)</w:t>
+            </w:r>
+          </w:p>
+        </w:tc>
+        <w:tc>
+          <w:tcPr>
+            <w:tcW w:w="0" w:type="auto"/>
+            <w:vAlign w:val="center"/>
+            <w:hideMark/>
+          </w:tcPr>
+          <w:p>
+            <w:pPr>
+              <w:pStyle w:val="NormlWeb"/>
+              <w:rPr>
+                <w:color w:val="C8DEF5"/>
+                <w:sz w:val="20"/>
+                <w:szCs w:val="20"/>
+              </w:rPr>
+            </w:pPr>
+            <w:r>
+              <w:rPr>
+                <w:color w:val="C8DEF5"/>
+                <w:sz w:val="20"/>
+                <w:szCs w:val="20"/>
+              </w:rPr>
+              <w:t>Esemény neve</w:t>
+            </w:r>
+          </w:p>
+        </w:tc>
+      </w:tr>
+      <w:tr>
+        <w:trPr>
+          <w:tblCellSpacing w:w="15" w:type="dxa"/>
+        </w:trPr>
+        <w:tc>
+          <w:tcPr>
+            <w:tcW w:w="0" w:type="auto"/>
+            <w:vAlign w:val="center"/>
+            <w:hideMark/>
+          </w:tcPr>
+          <w:p>
+            <w:pPr>
+              <w:pStyle w:val="NormlWeb"/>
+              <w:rPr>
+                <w:color w:val="C8DEF5"/>
+                <w:sz w:val="20"/>
+                <w:szCs w:val="20"/>
+              </w:rPr>
+            </w:pPr>
+            <w:proofErr w:type="spellStart"/>
+            <w:r>
+              <w:rPr>
+                <w:color w:val="C8DEF5"/>
+                <w:sz w:val="20"/>
+                <w:szCs w:val="20"/>
+              </w:rPr>
+              <w:t>Descr</w:t>
+            </w:r>
+            <w:proofErr w:type="spellEnd"/>
+          </w:p>
+        </w:tc>
+        <w:tc>
+          <w:tcPr>
+            <w:tcW w:w="0" w:type="auto"/>
+            <w:vAlign w:val="center"/>
+            <w:hideMark/>
+          </w:tcPr>
+          <w:p>
+            <w:pPr>
+              <w:pStyle w:val="NormlWeb"/>
+              <w:rPr>
+                <w:color w:val="C8DEF5"/>
+                <w:sz w:val="20"/>
+                <w:szCs w:val="20"/>
+              </w:rPr>
+            </w:pPr>
+            <w:r>
+              <w:rPr>
+                <w:color w:val="C8DEF5"/>
+                <w:sz w:val="20"/>
+                <w:szCs w:val="20"/>
+              </w:rPr>
+              <w:t>TEXT</w:t>
+            </w:r>
+          </w:p>
+        </w:tc>
+        <w:tc>
+          <w:tcPr>
+            <w:tcW w:w="0" w:type="auto"/>
+            <w:vAlign w:val="center"/>
+            <w:hideMark/>
+          </w:tcPr>
+          <w:p>
+            <w:pPr>
+              <w:pStyle w:val="NormlWeb"/>
+              <w:rPr>
+                <w:color w:val="C8DEF5"/>
+                <w:sz w:val="20"/>
+                <w:szCs w:val="20"/>
+              </w:rPr>
+            </w:pPr>
+            <w:r>
+              <w:rPr>
+                <w:color w:val="C8DEF5"/>
+                <w:sz w:val="20"/>
+                <w:szCs w:val="20"/>
+              </w:rPr>
+              <w:t>Esemény leírása</w:t>
+            </w:r>
+          </w:p>
+        </w:tc>
+      </w:tr>
+      <w:tr>
+        <w:trPr>
+          <w:tblCellSpacing w:w="15" w:type="dxa"/>
+        </w:trPr>
+        <w:tc>
+          <w:tcPr>
+            <w:tcW w:w="0" w:type="auto"/>
+            <w:vAlign w:val="center"/>
+            <w:hideMark/>
+          </w:tcPr>
+          <w:p>
+            <w:pPr>
+              <w:pStyle w:val="NormlWeb"/>
+              <w:rPr>
+                <w:color w:val="C8DEF5"/>
+                <w:sz w:val="20"/>
+                <w:szCs w:val="20"/>
+              </w:rPr>
+            </w:pPr>
+            <w:proofErr w:type="spellStart"/>
+            <w:r>
+              <w:rPr>
+                <w:color w:val="C8DEF5"/>
+                <w:sz w:val="20"/>
+                <w:szCs w:val="20"/>
+              </w:rPr>
+              <w:t>Datetol</w:t>
+            </w:r>
+            <w:proofErr w:type="spellEnd"/>
+          </w:p>
+        </w:tc>
+        <w:tc>
+          <w:tcPr>
+            <w:tcW w:w="0" w:type="auto"/>
+            <w:vAlign w:val="center"/>
+            <w:hideMark/>
+          </w:tcPr>
+          <w:p>
+            <w:pPr>
+              <w:pStyle w:val="NormlWeb"/>
+              <w:rPr>
+                <w:color w:val="C8DEF5"/>
+                <w:sz w:val="20"/>
+                <w:szCs w:val="20"/>
+              </w:rPr>
+            </w:pPr>
+            <w:r>
+              <w:rPr>
+                <w:color w:val="C8DEF5"/>
+                <w:sz w:val="20"/>
+                <w:szCs w:val="20"/>
+              </w:rPr>
+              <w:t>DATETIME</w:t>
+            </w:r>
+          </w:p>
+        </w:tc>
+        <w:tc>
+          <w:tcPr>
+            <w:tcW w:w="0" w:type="auto"/>
+            <w:vAlign w:val="center"/>
+            <w:hideMark/>
+          </w:tcPr>
+          <w:p>
+            <w:pPr>
+              <w:pStyle w:val="NormlWeb"/>
+              <w:rPr>
+                <w:color w:val="C8DEF5"/>
+                <w:sz w:val="20"/>
+                <w:szCs w:val="20"/>
+              </w:rPr>
+            </w:pPr>
+            <w:r>
+              <w:rPr>
+                <w:color w:val="C8DEF5"/>
+                <w:sz w:val="20"/>
+                <w:szCs w:val="20"/>
+              </w:rPr>
+              <w:t>Esemény kezdete</w:t>
+            </w:r>
+          </w:p>
+        </w:tc>
+      </w:tr>
+      <w:tr>
+        <w:trPr>
+          <w:tblCellSpacing w:w="15" w:type="dxa"/>
+        </w:trPr>
+        <w:tc>
+          <w:tcPr>
+            <w:tcW w:w="0" w:type="auto"/>
+            <w:vAlign w:val="center"/>
+            <w:hideMark/>
+          </w:tcPr>
+          <w:p>
+            <w:pPr>
+              <w:pStyle w:val="NormlWeb"/>
+              <w:rPr>
+                <w:color w:val="C8DEF5"/>
+                <w:sz w:val="20"/>
+                <w:szCs w:val="20"/>
+              </w:rPr>
+            </w:pPr>
+            <w:proofErr w:type="spellStart"/>
+            <w:r>
+              <w:rPr>
+                <w:color w:val="C8DEF5"/>
+                <w:sz w:val="20"/>
+                <w:szCs w:val="20"/>
+              </w:rPr>
+              <w:t>Dateig</w:t>
+            </w:r>
+            <w:proofErr w:type="spellEnd"/>
+          </w:p>
+        </w:tc>
+        <w:tc>
+          <w:tcPr>
+            <w:tcW w:w="0" w:type="auto"/>
+            <w:vAlign w:val="center"/>
+            <w:hideMark/>
+          </w:tcPr>
+          <w:p>
+            <w:pPr>
+              <w:pStyle w:val="NormlWeb"/>
+              <w:rPr>
+                <w:color w:val="C8DEF5"/>
+                <w:sz w:val="20"/>
+                <w:szCs w:val="20"/>
+              </w:rPr>
+            </w:pPr>
+            <w:r>
+              <w:rPr>
+                <w:color w:val="C8DEF5"/>
+                <w:sz w:val="20"/>
+                <w:szCs w:val="20"/>
+              </w:rPr>
+              <w:t>DATETIME</w:t>
+            </w:r>
+          </w:p>
+        </w:tc>
+        <w:tc>
+          <w:tcPr>
+            <w:tcW w:w="0" w:type="auto"/>
+            <w:vAlign w:val="center"/>
+            <w:hideMark/>
+          </w:tcPr>
+          <w:p>
+            <w:pPr>
+              <w:pStyle w:val="NormlWeb"/>
+              <w:rPr>
+                <w:color w:val="C8DEF5"/>
+                <w:sz w:val="20"/>
+                <w:szCs w:val="20"/>
+              </w:rPr>
+            </w:pPr>
+            <w:r>
+              <w:rPr>
+                <w:color w:val="C8DEF5"/>
+                <w:sz w:val="20"/>
+                <w:szCs w:val="20"/>
+              </w:rPr>
+              <w:t>Esemény vége</w:t>
+            </w:r>
+          </w:p>
+        </w:tc>
+      </w:tr>
+      <w:tr>
+        <w:trPr>
+          <w:tblCellSpacing w:w="15" w:type="dxa"/>
+        </w:trPr>
+        <w:tc>
+          <w:tcPr>
+            <w:tcW w:w="0" w:type="auto"/>
+            <w:vAlign w:val="center"/>
+            <w:hideMark/>
+          </w:tcPr>
+          <w:p>
+            <w:pPr>
+              <w:pStyle w:val="NormlWeb"/>
+              <w:rPr>
+                <w:color w:val="C8DEF5"/>
+                <w:sz w:val="20"/>
+                <w:szCs w:val="20"/>
+              </w:rPr>
+            </w:pPr>
+            <w:proofErr w:type="spellStart"/>
+            <w:r>
+              <w:rPr>
+                <w:color w:val="C8DEF5"/>
+                <w:sz w:val="20"/>
+                <w:szCs w:val="20"/>
+              </w:rPr>
+              <w:t>Categ</w:t>
+            </w:r>
+            <w:proofErr w:type="spellEnd"/>
+          </w:p>
+        </w:tc>
+        <w:tc>
+          <w:tcPr>
+            <w:tcW w:w="0" w:type="auto"/>
+            <w:vAlign w:val="center"/>
+            <w:hideMark/>
+          </w:tcPr>
+          <w:p>
+            <w:pPr>
+              <w:pStyle w:val="NormlWeb"/>
+              <w:rPr>
+                <w:color w:val="C8DEF5"/>
+                <w:sz w:val="20"/>
+                <w:szCs w:val="20"/>
+              </w:rPr>
+            </w:pPr>
+            <w:proofErr w:type="gramStart"/>
+            <w:r>
+              <w:rPr>
+                <w:color w:val="C8DEF5"/>
+                <w:sz w:val="20"/>
+                <w:szCs w:val="20"/>
+              </w:rPr>
+              <w:t>VARCHAR(</w:t>
+            </w:r>
+            <w:proofErr w:type="gramEnd"/>
+            <w:r>
+              <w:rPr>
+                <w:color w:val="C8DEF5"/>
+                <w:sz w:val="20"/>
+                <w:szCs w:val="20"/>
+              </w:rPr>
+              <w:t>100)</w:t>
+            </w:r>
+          </w:p>
+        </w:tc>
+        <w:tc>
+          <w:tcPr>
+            <w:tcW w:w="0" w:type="auto"/>
+            <w:vAlign w:val="center"/>
+            <w:hideMark/>
+          </w:tcPr>
+          <w:p>
+            <w:pPr>
+              <w:pStyle w:val="NormlWeb"/>
+              <w:rPr>
+                <w:color w:val="C8DEF5"/>
+                <w:sz w:val="20"/>
+                <w:szCs w:val="20"/>
+              </w:rPr>
+            </w:pPr>
+            <w:r>
+              <w:rPr>
+                <w:color w:val="C8DEF5"/>
+                <w:sz w:val="20"/>
+                <w:szCs w:val="20"/>
+              </w:rPr>
+              <w:t>Kategória (pl. sport, kultúra)</w:t>
+            </w:r>
+          </w:p>
+        </w:tc>
+      </w:tr>
+      <w:tr>
+        <w:trPr>
+          <w:tblCellSpacing w:w="15" w:type="dxa"/>
+        </w:trPr>
+        <w:tc>
+          <w:tcPr>
+            <w:tcW w:w="0" w:type="auto"/>
+            <w:vAlign w:val="center"/>
+            <w:hideMark/>
+          </w:tcPr>
+          <w:p>
+            <w:pPr>
+              <w:pStyle w:val="NormlWeb"/>
+              <w:rPr>
+                <w:color w:val="C8DEF5"/>
+                <w:sz w:val="20"/>
+                <w:szCs w:val="20"/>
+              </w:rPr>
+            </w:pPr>
+            <w:proofErr w:type="spellStart"/>
+            <w:r>
+              <w:rPr>
+                <w:color w:val="C8DEF5"/>
+                <w:sz w:val="20"/>
+                <w:szCs w:val="20"/>
+              </w:rPr>
+              <w:t>Important</w:t>
+            </w:r>
+            <w:proofErr w:type="spellEnd"/>
+          </w:p>
+        </w:tc>
+        <w:tc>
+          <w:tcPr>
+            <w:tcW w:w="0" w:type="auto"/>
+            <w:vAlign w:val="center"/>
+            <w:hideMark/>
+          </w:tcPr>
+          <w:p>
+            <w:pPr>
+              <w:pStyle w:val="NormlWeb"/>
+              <w:rPr>
+                <w:color w:val="C8DEF5"/>
+                <w:sz w:val="20"/>
+                <w:szCs w:val="20"/>
+              </w:rPr>
+            </w:pPr>
+            <w:r>
+              <w:rPr>
+                <w:color w:val="C8DEF5"/>
+                <w:sz w:val="20"/>
+                <w:szCs w:val="20"/>
+              </w:rPr>
+              <w:t>BOOLEAN</w:t>
+            </w:r>
+          </w:p>
+        </w:tc>
+        <w:tc>
+          <w:tcPr>
+            <w:tcW w:w="0" w:type="auto"/>
+            <w:vAlign w:val="center"/>
+            <w:hideMark/>
+          </w:tcPr>
+          <w:p>
+            <w:pPr>
+              <w:pStyle w:val="NormlWeb"/>
+              <w:rPr>
+                <w:color w:val="C8DEF5"/>
+                <w:sz w:val="20"/>
+                <w:szCs w:val="20"/>
+              </w:rPr>
+            </w:pPr>
+            <w:r>
+              <w:rPr>
+                <w:color w:val="C8DEF5"/>
+                <w:sz w:val="20"/>
+                <w:szCs w:val="20"/>
+              </w:rPr>
+              <w:t>Kiemelt esemény-e</w:t>
+            </w:r>
+          </w:p>
+        </w:tc>
+      </w:tr>
+      <w:tr>
+        <w:trPr>
+          <w:tblCellSpacing w:w="15" w:type="dxa"/>
+        </w:trPr>
+        <w:tc>
+          <w:tcPr>
+            <w:tcW w:w="0" w:type="auto"/>
+            <w:vAlign w:val="center"/>
+            <w:hideMark/>
+          </w:tcPr>
+          <w:p>
+            <w:pPr>
+              <w:pStyle w:val="NormlWeb"/>
+              <w:rPr>
+                <w:color w:val="C8DEF5"/>
+                <w:sz w:val="20"/>
+                <w:szCs w:val="20"/>
+              </w:rPr>
+            </w:pPr>
+            <w:proofErr w:type="spellStart"/>
+            <w:r>
+              <w:rPr>
+                <w:color w:val="C8DEF5"/>
+                <w:sz w:val="20"/>
+                <w:szCs w:val="20"/>
+              </w:rPr>
+              <w:t>Wheres</w:t>
+            </w:r>
+            <w:proofErr w:type="spellEnd"/>
+          </w:p>
+        </w:tc>
+        <w:tc>
+          <w:tcPr>
+            <w:tcW w:w="0" w:type="auto"/>
+            <w:vAlign w:val="center"/>
+            <w:hideMark/>
+          </w:tcPr>
+          <w:p>
+            <w:pPr>
+              <w:pStyle w:val="NormlWeb"/>
+              <w:rPr>
+                <w:color w:val="C8DEF5"/>
+                <w:sz w:val="20"/>
+                <w:szCs w:val="20"/>
+              </w:rPr>
+            </w:pPr>
+            <w:proofErr w:type="gramStart"/>
+            <w:r>
+              <w:rPr>
+                <w:color w:val="C8DEF5"/>
+                <w:sz w:val="20"/>
+                <w:szCs w:val="20"/>
+              </w:rPr>
+              <w:t>VARCHAR(</w:t>
+            </w:r>
+            <w:proofErr w:type="gramEnd"/>
+            <w:r>
+              <w:rPr>
+                <w:color w:val="C8DEF5"/>
+                <w:sz w:val="20"/>
+                <w:szCs w:val="20"/>
+              </w:rPr>
+              <w:t>255)</w:t>
+            </w:r>
+          </w:p>
+        </w:tc>
+        <w:tc>
+          <w:tcPr>
+            <w:tcW w:w="0" w:type="auto"/>
+            <w:vAlign w:val="center"/>
+            <w:hideMark/>
+          </w:tcPr>
+          <w:p>
+            <w:pPr>
+              <w:pStyle w:val="NormlWeb"/>
+              <w:rPr>
+                <w:color w:val="C8DEF5"/>
+                <w:sz w:val="20"/>
+                <w:szCs w:val="20"/>
+              </w:rPr>
+            </w:pPr>
+            <w:r>
+              <w:rPr>
+                <w:color w:val="C8DEF5"/>
+                <w:sz w:val="20"/>
+                <w:szCs w:val="20"/>
+              </w:rPr>
+              <w:t>Helyszín</w:t>
+            </w:r>
+          </w:p>
+        </w:tc>
+      </w:tr>
+    </w:tbl>
+    <w:p>
+      <w:pPr>
+        <w:pStyle w:val="NormlWeb"/>
+        <w:rPr>
+          <w:color w:val="C8DEF5"/>
+          <w:sz w:val="20"/>
+          <w:szCs w:val="20"/>
+        </w:rPr>
+      </w:pPr>
+    </w:p>
+    <w:p>
+      <w:pPr>
+        <w:pStyle w:val="NormlWeb"/>
+        <w:rPr>
+          <w:b/>
+          <w:bCs/>
+          <w:color w:val="C8DEF5"/>
+          <w:sz w:val="20"/>
+          <w:szCs w:val="20"/>
+        </w:rPr>
+      </w:pPr>
+      <w:proofErr w:type="spellStart"/>
+      <w:r>
+        <w:rPr>
+          <w:b/>
+          <w:bCs/>
+          <w:color w:val="C8DEF5"/>
+          <w:sz w:val="20"/>
+          <w:szCs w:val="20"/>
+        </w:rPr>
+        <w:t>Users</w:t>
+      </w:r>
+      <w:proofErr w:type="spellEnd"/>
+      <w:r>
+        <w:rPr>
+          <w:b/>
+          <w:bCs/>
+          <w:color w:val="C8DEF5"/>
+          <w:sz w:val="20"/>
+          <w:szCs w:val="20"/>
+        </w:rPr>
+        <w:t xml:space="preserve"> – Felhasználók tábla</w:t>
+      </w:r>
+    </w:p>
+    <w:tbl>
+      <w:tblPr>
+        <w:tblW w:w="0" w:type="auto"/>
+        <w:tblCellSpacing w:w="15" w:type="dxa"/>
+        <w:tblCellMar>
+          <w:top w:w="15" w:type="dxa"/>
+          <w:left w:w="15" w:type="dxa"/>
+          <w:bottom w:w="15" w:type="dxa"/>
+          <w:right w:w="15" w:type="dxa"/>
+        </w:tblCellMar>
+        <w:tblLook w:val="04A0" w:firstRow="1" w:lastRow="0" w:firstColumn="1" w:lastColumn="0" w:noHBand="0" w:noVBand="1"/>
+      </w:tblPr>
+      <w:tblGrid>
+        <w:gridCol w:w="1053"/>
+        <w:gridCol w:w="2755"/>
+        <w:gridCol w:w="2697"/>
+      </w:tblGrid>
+      <w:tr>
+        <w:trPr>
+          <w:tblHeader/>
+          <w:tblCellSpacing w:w="15" w:type="dxa"/>
+        </w:trPr>
+        <w:tc>
+          <w:tcPr>
+            <w:tcW w:w="0" w:type="auto"/>
+            <w:vAlign w:val="center"/>
+            <w:hideMark/>
+          </w:tcPr>
+          <w:p>
+            <w:pPr>
+              <w:pStyle w:val="NormlWeb"/>
+              <w:rPr>
+                <w:b/>
+                <w:bCs/>
+                <w:color w:val="C8DEF5"/>
+                <w:sz w:val="20"/>
+                <w:szCs w:val="20"/>
+              </w:rPr>
+            </w:pPr>
+            <w:r>
+              <w:rPr>
+                <w:b/>
+                <w:bCs/>
+                <w:color w:val="C8DEF5"/>
+                <w:sz w:val="20"/>
+                <w:szCs w:val="20"/>
+              </w:rPr>
+              <w:t>Oszlop</w:t>
+            </w:r>
+          </w:p>
+        </w:tc>
+        <w:tc>
+          <w:tcPr>
+            <w:tcW w:w="0" w:type="auto"/>
+            <w:vAlign w:val="center"/>
+            <w:hideMark/>
+          </w:tcPr>
+          <w:p>
+            <w:pPr>
+              <w:pStyle w:val="NormlWeb"/>
+              <w:rPr>
+                <w:b/>
+                <w:bCs/>
+                <w:color w:val="C8DEF5"/>
+                <w:sz w:val="20"/>
+                <w:szCs w:val="20"/>
+              </w:rPr>
+            </w:pPr>
+            <w:r>
+              <w:rPr>
+                <w:b/>
+                <w:bCs/>
+                <w:color w:val="C8DEF5"/>
+                <w:sz w:val="20"/>
+                <w:szCs w:val="20"/>
+              </w:rPr>
+              <w:t>Típus</w:t>
+            </w:r>
+          </w:p>
+        </w:tc>
+        <w:tc>
+          <w:tcPr>
+            <w:tcW w:w="0" w:type="auto"/>
+            <w:vAlign w:val="center"/>
+            <w:hideMark/>
+          </w:tcPr>
+          <w:p>
+            <w:pPr>
+              <w:pStyle w:val="NormlWeb"/>
+              <w:rPr>
+                <w:b/>
+                <w:bCs/>
+                <w:color w:val="C8DEF5"/>
+                <w:sz w:val="20"/>
+                <w:szCs w:val="20"/>
+              </w:rPr>
+            </w:pPr>
+            <w:r>
+              <w:rPr>
+                <w:b/>
+                <w:bCs/>
+                <w:color w:val="C8DEF5"/>
+                <w:sz w:val="20"/>
+                <w:szCs w:val="20"/>
+              </w:rPr>
+              <w:t>Leírás</w:t>
+            </w:r>
+          </w:p>
+        </w:tc>
+      </w:tr>
+      <w:tr>
+        <w:trPr>
+          <w:tblCellSpacing w:w="15" w:type="dxa"/>
+        </w:trPr>
+        <w:tc>
+          <w:tcPr>
+            <w:tcW w:w="0" w:type="auto"/>
+            <w:vAlign w:val="center"/>
+            <w:hideMark/>
+          </w:tcPr>
+          <w:p>
+            <w:pPr>
+              <w:pStyle w:val="NormlWeb"/>
+              <w:rPr>
+                <w:color w:val="C8DEF5"/>
+                <w:sz w:val="20"/>
+                <w:szCs w:val="20"/>
+              </w:rPr>
+            </w:pPr>
+            <w:proofErr w:type="spellStart"/>
+            <w:r>
+              <w:rPr>
+                <w:color w:val="C8DEF5"/>
+                <w:sz w:val="20"/>
+                <w:szCs w:val="20"/>
+              </w:rPr>
+              <w:t>Id</w:t>
+            </w:r>
+            <w:proofErr w:type="spellEnd"/>
+          </w:p>
+        </w:tc>
+        <w:tc>
+          <w:tcPr>
+            <w:tcW w:w="0" w:type="auto"/>
+            <w:vAlign w:val="center"/>
+            <w:hideMark/>
+          </w:tcPr>
+          <w:p>
+            <w:pPr>
+              <w:pStyle w:val="NormlWeb"/>
+              <w:rPr>
+                <w:color w:val="C8DEF5"/>
+                <w:sz w:val="20"/>
+                <w:szCs w:val="20"/>
+              </w:rPr>
+            </w:pPr>
+            <w:r>
+              <w:rPr>
+                <w:color w:val="C8DEF5"/>
+                <w:sz w:val="20"/>
+                <w:szCs w:val="20"/>
+              </w:rPr>
+              <w:t>INT (AUTO_INCREMENT, PK)</w:t>
+            </w:r>
+          </w:p>
+        </w:tc>
+        <w:tc>
+          <w:tcPr>
+            <w:tcW w:w="0" w:type="auto"/>
+            <w:vAlign w:val="center"/>
+            <w:hideMark/>
+          </w:tcPr>
+          <w:p>
+            <w:pPr>
+              <w:pStyle w:val="NormlWeb"/>
+              <w:rPr>
+                <w:color w:val="C8DEF5"/>
+                <w:sz w:val="20"/>
+                <w:szCs w:val="20"/>
+              </w:rPr>
+            </w:pPr>
+            <w:r>
+              <w:rPr>
+                <w:color w:val="C8DEF5"/>
+                <w:sz w:val="20"/>
+                <w:szCs w:val="20"/>
+              </w:rPr>
+              <w:t>Egyedi azonosító</w:t>
+            </w:r>
+          </w:p>
+        </w:tc>
+      </w:tr>
+      <w:tr>
+        <w:trPr>
+          <w:tblCellSpacing w:w="15" w:type="dxa"/>
+        </w:trPr>
+        <w:tc>
+          <w:tcPr>
+            <w:tcW w:w="0" w:type="auto"/>
+            <w:vAlign w:val="center"/>
+            <w:hideMark/>
+          </w:tcPr>
+          <w:p>
+            <w:pPr>
+              <w:pStyle w:val="NormlWeb"/>
+              <w:rPr>
+                <w:color w:val="C8DEF5"/>
+                <w:sz w:val="20"/>
+                <w:szCs w:val="20"/>
+              </w:rPr>
+            </w:pPr>
+            <w:proofErr w:type="spellStart"/>
+            <w:r>
+              <w:rPr>
+                <w:color w:val="C8DEF5"/>
+                <w:sz w:val="20"/>
+                <w:szCs w:val="20"/>
+              </w:rPr>
+              <w:t>Name</w:t>
+            </w:r>
+            <w:proofErr w:type="spellEnd"/>
+          </w:p>
+        </w:tc>
+        <w:tc>
+          <w:tcPr>
+            <w:tcW w:w="0" w:type="auto"/>
+            <w:vAlign w:val="center"/>
+            <w:hideMark/>
+          </w:tcPr>
+          <w:p>
+            <w:pPr>
+              <w:pStyle w:val="NormlWeb"/>
+              <w:rPr>
+                <w:color w:val="C8DEF5"/>
+                <w:sz w:val="20"/>
+                <w:szCs w:val="20"/>
+              </w:rPr>
+            </w:pPr>
+            <w:proofErr w:type="gramStart"/>
+            <w:r>
+              <w:rPr>
+                <w:color w:val="C8DEF5"/>
+                <w:sz w:val="20"/>
+                <w:szCs w:val="20"/>
+              </w:rPr>
+              <w:t>VARCHAR(</w:t>
+            </w:r>
+            <w:proofErr w:type="gramEnd"/>
+            <w:r>
+              <w:rPr>
+                <w:color w:val="C8DEF5"/>
+                <w:sz w:val="20"/>
+                <w:szCs w:val="20"/>
+              </w:rPr>
+              <w:t>255)</w:t>
+            </w:r>
+          </w:p>
+        </w:tc>
+        <w:tc>
+          <w:tcPr>
+            <w:tcW w:w="0" w:type="auto"/>
+            <w:vAlign w:val="center"/>
+            <w:hideMark/>
+          </w:tcPr>
+          <w:p>
+            <w:pPr>
+              <w:pStyle w:val="NormlWeb"/>
+              <w:rPr>
+                <w:color w:val="C8DEF5"/>
+                <w:sz w:val="20"/>
+                <w:szCs w:val="20"/>
+              </w:rPr>
+            </w:pPr>
+            <w:r>
+              <w:rPr>
+                <w:color w:val="C8DEF5"/>
+                <w:sz w:val="20"/>
+                <w:szCs w:val="20"/>
+              </w:rPr>
+              <w:t>Felhasználó neve</w:t>
+            </w:r>
+          </w:p>
+        </w:tc>
+      </w:tr>
+      <w:tr>
+        <w:trPr>
+          <w:tblCellSpacing w:w="15" w:type="dxa"/>
+        </w:trPr>
+        <w:tc>
+          <w:tcPr>
+            <w:tcW w:w="0" w:type="auto"/>
+            <w:vAlign w:val="center"/>
+            <w:hideMark/>
+          </w:tcPr>
+          <w:p>
+            <w:pPr>
+              <w:pStyle w:val="NormlWeb"/>
+              <w:rPr>
+                <w:color w:val="C8DEF5"/>
+                <w:sz w:val="20"/>
+                <w:szCs w:val="20"/>
+              </w:rPr>
+            </w:pPr>
+            <w:proofErr w:type="spellStart"/>
+            <w:r>
+              <w:rPr>
+                <w:color w:val="C8DEF5"/>
+                <w:sz w:val="20"/>
+                <w:szCs w:val="20"/>
+              </w:rPr>
+              <w:t>Password</w:t>
+            </w:r>
+            <w:proofErr w:type="spellEnd"/>
+          </w:p>
+        </w:tc>
+        <w:tc>
+          <w:tcPr>
+            <w:tcW w:w="0" w:type="auto"/>
+            <w:vAlign w:val="center"/>
+            <w:hideMark/>
+          </w:tcPr>
+          <w:p>
+            <w:pPr>
+              <w:pStyle w:val="NormlWeb"/>
+              <w:rPr>
+                <w:color w:val="C8DEF5"/>
+                <w:sz w:val="20"/>
+                <w:szCs w:val="20"/>
+              </w:rPr>
+            </w:pPr>
+            <w:proofErr w:type="gramStart"/>
+            <w:r>
+              <w:rPr>
+                <w:color w:val="C8DEF5"/>
+                <w:sz w:val="20"/>
+                <w:szCs w:val="20"/>
+              </w:rPr>
+              <w:t>VARCHAR(</w:t>
+            </w:r>
+            <w:proofErr w:type="gramEnd"/>
+            <w:r>
+              <w:rPr>
+                <w:color w:val="C8DEF5"/>
+                <w:sz w:val="20"/>
+                <w:szCs w:val="20"/>
+              </w:rPr>
+              <w:t>255)</w:t>
+            </w:r>
+          </w:p>
+        </w:tc>
+        <w:tc>
+          <w:tcPr>
+            <w:tcW w:w="0" w:type="auto"/>
+            <w:vAlign w:val="center"/>
+            <w:hideMark/>
+          </w:tcPr>
+          <w:p>
+            <w:pPr>
+              <w:pStyle w:val="NormlWeb"/>
+              <w:rPr>
+                <w:color w:val="C8DEF5"/>
+                <w:sz w:val="20"/>
+                <w:szCs w:val="20"/>
+              </w:rPr>
+            </w:pPr>
+            <w:r>
+              <w:rPr>
+                <w:color w:val="C8DEF5"/>
+                <w:sz w:val="20"/>
+                <w:szCs w:val="20"/>
+              </w:rPr>
+              <w:t>Jelszó</w:t>
+            </w:r>
+          </w:p>
+        </w:tc>
+      </w:tr>
+      <w:tr>
+        <w:trPr>
+          <w:tblCellSpacing w:w="15" w:type="dxa"/>
+        </w:trPr>
+        <w:tc>
+          <w:tcPr>
+            <w:tcW w:w="0" w:type="auto"/>
+            <w:vAlign w:val="center"/>
+            <w:hideMark/>
+          </w:tcPr>
+          <w:p>
+            <w:pPr>
+              <w:pStyle w:val="NormlWeb"/>
+              <w:rPr>
+                <w:color w:val="C8DEF5"/>
+                <w:sz w:val="20"/>
+                <w:szCs w:val="20"/>
+              </w:rPr>
+            </w:pPr>
+            <w:proofErr w:type="spellStart"/>
+            <w:r>
+              <w:rPr>
+                <w:color w:val="C8DEF5"/>
+                <w:sz w:val="20"/>
+                <w:szCs w:val="20"/>
+              </w:rPr>
+              <w:t>EventId</w:t>
+            </w:r>
+            <w:proofErr w:type="spellEnd"/>
+          </w:p>
+        </w:tc>
+        <w:tc>
+          <w:tcPr>
+            <w:tcW w:w="0" w:type="auto"/>
+            <w:vAlign w:val="center"/>
+            <w:hideMark/>
+          </w:tcPr>
+          <w:p>
+            <w:pPr>
+              <w:pStyle w:val="NormlWeb"/>
+              <w:rPr>
+                <w:color w:val="C8DEF5"/>
+                <w:sz w:val="20"/>
+                <w:szCs w:val="20"/>
+              </w:rPr>
+            </w:pPr>
+            <w:r>
+              <w:rPr>
+                <w:color w:val="C8DEF5"/>
+                <w:sz w:val="20"/>
+                <w:szCs w:val="20"/>
+              </w:rPr>
+              <w:t xml:space="preserve">INT (FK → </w:t>
+            </w:r>
+            <w:proofErr w:type="spellStart"/>
+            <w:r>
+              <w:rPr>
+                <w:color w:val="C8DEF5"/>
+                <w:sz w:val="20"/>
+                <w:szCs w:val="20"/>
+              </w:rPr>
+              <w:t>Eventt.Id</w:t>
+            </w:r>
+            <w:proofErr w:type="spellEnd"/>
+            <w:r>
+              <w:rPr>
+                <w:color w:val="C8DEF5"/>
+                <w:sz w:val="20"/>
+                <w:szCs w:val="20"/>
+              </w:rPr>
+              <w:t>)</w:t>
+            </w:r>
+          </w:p>
+        </w:tc>
+        <w:tc>
+          <w:tcPr>
+            <w:tcW w:w="0" w:type="auto"/>
+            <w:vAlign w:val="center"/>
+            <w:hideMark/>
+          </w:tcPr>
+          <w:p>
+            <w:pPr>
+              <w:pStyle w:val="NormlWeb"/>
+              <w:rPr>
+                <w:color w:val="C8DEF5"/>
+                <w:sz w:val="20"/>
+                <w:szCs w:val="20"/>
+              </w:rPr>
+            </w:pPr>
+            <w:r>
+              <w:rPr>
+                <w:color w:val="C8DEF5"/>
+                <w:sz w:val="20"/>
+                <w:szCs w:val="20"/>
+              </w:rPr>
+              <w:t>Melyik eseményhez kapcsolódik</w:t>
+            </w:r>
+          </w:p>
+        </w:tc>
+      </w:tr>
+      <w:tr>
+        <w:trPr>
+          <w:tblCellSpacing w:w="15" w:type="dxa"/>
+        </w:trPr>
+        <w:tc>
+          <w:tcPr>
+            <w:tcW w:w="0" w:type="auto"/>
+            <w:vAlign w:val="center"/>
+            <w:hideMark/>
+          </w:tcPr>
+          <w:p>
+            <w:pPr>
+              <w:pStyle w:val="NormlWeb"/>
+              <w:rPr>
+                <w:color w:val="C8DEF5"/>
+                <w:sz w:val="20"/>
+                <w:szCs w:val="20"/>
+              </w:rPr>
+            </w:pPr>
+            <w:proofErr w:type="spellStart"/>
+            <w:r>
+              <w:rPr>
+                <w:color w:val="C8DEF5"/>
+                <w:sz w:val="20"/>
+                <w:szCs w:val="20"/>
+              </w:rPr>
+              <w:t>ImgNumber</w:t>
+            </w:r>
+            <w:proofErr w:type="spellEnd"/>
+          </w:p>
+        </w:tc>
+        <w:tc>
+          <w:tcPr>
+            <w:tcW w:w="0" w:type="auto"/>
+            <w:vAlign w:val="center"/>
+            <w:hideMark/>
+          </w:tcPr>
+          <w:p>
+            <w:pPr>
+              <w:pStyle w:val="NormlWeb"/>
+              <w:rPr>
+                <w:color w:val="C8DEF5"/>
+                <w:sz w:val="20"/>
+                <w:szCs w:val="20"/>
+              </w:rPr>
+            </w:pPr>
+            <w:proofErr w:type="gramStart"/>
+            <w:r>
+              <w:rPr>
+                <w:color w:val="C8DEF5"/>
+                <w:sz w:val="20"/>
+                <w:szCs w:val="20"/>
+              </w:rPr>
+              <w:t>VARCHAR(</w:t>
+            </w:r>
+            <w:proofErr w:type="gramEnd"/>
+            <w:r>
+              <w:rPr>
+                <w:color w:val="C8DEF5"/>
+                <w:sz w:val="20"/>
+                <w:szCs w:val="20"/>
+              </w:rPr>
+              <w:t>255)</w:t>
+            </w:r>
+          </w:p>
+        </w:tc>
+        <w:tc>
+          <w:tcPr>
+            <w:tcW w:w="0" w:type="auto"/>
+            <w:vAlign w:val="center"/>
+            <w:hideMark/>
+          </w:tcPr>
+          <w:p>
+            <w:pPr>
+              <w:pStyle w:val="NormlWeb"/>
+              <w:rPr>
+                <w:color w:val="C8DEF5"/>
+                <w:sz w:val="20"/>
+                <w:szCs w:val="20"/>
+              </w:rPr>
+            </w:pPr>
+            <w:r>
+              <w:rPr>
+                <w:color w:val="C8DEF5"/>
+                <w:sz w:val="20"/>
+                <w:szCs w:val="20"/>
+              </w:rPr>
+              <w:t>Profilkép azonosítója</w:t>
+            </w:r>
+          </w:p>
+        </w:tc>
+      </w:tr>
+      <w:tr>
+        <w:trPr>
+          <w:tblCellSpacing w:w="15" w:type="dxa"/>
+        </w:trPr>
+        <w:tc>
+          <w:tcPr>
+            <w:tcW w:w="0" w:type="auto"/>
+            <w:vAlign w:val="center"/>
+            <w:hideMark/>
+          </w:tcPr>
+          <w:p>
+            <w:pPr>
+              <w:pStyle w:val="NormlWeb"/>
+              <w:rPr>
+                <w:color w:val="C8DEF5"/>
+                <w:sz w:val="20"/>
+                <w:szCs w:val="20"/>
+              </w:rPr>
+            </w:pPr>
+            <w:r>
+              <w:rPr>
+                <w:color w:val="C8DEF5"/>
+                <w:sz w:val="20"/>
+                <w:szCs w:val="20"/>
+              </w:rPr>
+              <w:t>Email</w:t>
+            </w:r>
+          </w:p>
+        </w:tc>
+        <w:tc>
+          <w:tcPr>
+            <w:tcW w:w="0" w:type="auto"/>
+            <w:vAlign w:val="center"/>
+            <w:hideMark/>
+          </w:tcPr>
+          <w:p>
+            <w:pPr>
+              <w:pStyle w:val="NormlWeb"/>
+              <w:rPr>
+                <w:color w:val="C8DEF5"/>
+                <w:sz w:val="20"/>
+                <w:szCs w:val="20"/>
+              </w:rPr>
+            </w:pPr>
+            <w:proofErr w:type="gramStart"/>
+            <w:r>
+              <w:rPr>
+                <w:color w:val="C8DEF5"/>
+                <w:sz w:val="20"/>
+                <w:szCs w:val="20"/>
+              </w:rPr>
+              <w:t>VARCHAR(</w:t>
+            </w:r>
+            <w:proofErr w:type="gramEnd"/>
+            <w:r>
+              <w:rPr>
+                <w:color w:val="C8DEF5"/>
+                <w:sz w:val="20"/>
+                <w:szCs w:val="20"/>
+              </w:rPr>
+              <w:t>255)</w:t>
+            </w:r>
+          </w:p>
+        </w:tc>
+        <w:tc>
+          <w:tcPr>
+            <w:tcW w:w="0" w:type="auto"/>
+            <w:vAlign w:val="center"/>
+            <w:hideMark/>
+          </w:tcPr>
+          <w:p>
+            <w:pPr>
+              <w:pStyle w:val="NormlWeb"/>
+              <w:rPr>
+                <w:color w:val="C8DEF5"/>
+                <w:sz w:val="20"/>
+                <w:szCs w:val="20"/>
+              </w:rPr>
+            </w:pPr>
+            <w:r>
+              <w:rPr>
+                <w:color w:val="C8DEF5"/>
+                <w:sz w:val="20"/>
+                <w:szCs w:val="20"/>
+              </w:rPr>
+              <w:t>E-mail cím</w:t>
+            </w:r>
+          </w:p>
+        </w:tc>
+      </w:tr>
+      <w:tr>
+        <w:trPr>
+          <w:tblCellSpacing w:w="15" w:type="dxa"/>
+        </w:trPr>
+        <w:tc>
+          <w:tcPr>
+            <w:tcW w:w="0" w:type="auto"/>
+            <w:vAlign w:val="center"/>
+            <w:hideMark/>
+          </w:tcPr>
+          <w:p>
+            <w:pPr>
+              <w:pStyle w:val="NormlWeb"/>
+              <w:rPr>
+                <w:color w:val="C8DEF5"/>
+                <w:sz w:val="20"/>
+                <w:szCs w:val="20"/>
+              </w:rPr>
+            </w:pPr>
+            <w:proofErr w:type="spellStart"/>
+            <w:r>
+              <w:rPr>
+                <w:color w:val="C8DEF5"/>
+                <w:sz w:val="20"/>
+                <w:szCs w:val="20"/>
+              </w:rPr>
+              <w:t>AdminE</w:t>
+            </w:r>
+            <w:proofErr w:type="spellEnd"/>
+          </w:p>
+        </w:tc>
+        <w:tc>
+          <w:tcPr>
+            <w:tcW w:w="0" w:type="auto"/>
+            <w:vAlign w:val="center"/>
+            <w:hideMark/>
+          </w:tcPr>
+          <w:p>
+            <w:pPr>
+              <w:pStyle w:val="NormlWeb"/>
+              <w:rPr>
+                <w:color w:val="C8DEF5"/>
+                <w:sz w:val="20"/>
+                <w:szCs w:val="20"/>
+              </w:rPr>
+            </w:pPr>
+            <w:r>
+              <w:rPr>
+                <w:color w:val="C8DEF5"/>
+                <w:sz w:val="20"/>
+                <w:szCs w:val="20"/>
+              </w:rPr>
+              <w:t>BOOLEAN</w:t>
+            </w:r>
+          </w:p>
+        </w:tc>
+        <w:tc>
+          <w:tcPr>
+            <w:tcW w:w="0" w:type="auto"/>
+            <w:vAlign w:val="center"/>
+            <w:hideMark/>
+          </w:tcPr>
+          <w:p>
+            <w:pPr>
+              <w:pStyle w:val="NormlWeb"/>
+              <w:rPr>
+                <w:color w:val="C8DEF5"/>
+                <w:sz w:val="20"/>
+                <w:szCs w:val="20"/>
+              </w:rPr>
+            </w:pPr>
+            <w:proofErr w:type="spellStart"/>
+            <w:r>
+              <w:rPr>
+                <w:color w:val="C8DEF5"/>
+                <w:sz w:val="20"/>
+                <w:szCs w:val="20"/>
+              </w:rPr>
+              <w:t>Admin</w:t>
+            </w:r>
+            <w:proofErr w:type="spellEnd"/>
+            <w:r>
+              <w:rPr>
+                <w:color w:val="C8DEF5"/>
+                <w:sz w:val="20"/>
+                <w:szCs w:val="20"/>
+              </w:rPr>
+              <w:t xml:space="preserve"> jogosultság (igaz/hamis)</w:t>
+            </w:r>
+          </w:p>
+        </w:tc>
+      </w:tr>
+    </w:tbl>
+    <w:p>
+      <w:pPr>
+        <w:pStyle w:val="NormlWeb"/>
+        <w:rPr>
+          <w:color w:val="C8DEF5"/>
+          <w:sz w:val="20"/>
+          <w:szCs w:val="20"/>
+        </w:rPr>
+      </w:pPr>
+    </w:p>
+    <w:p>
+      <w:pPr>
+        <w:pStyle w:val="NormlWeb"/>
+        <w:rPr>
+          <w:b/>
+          <w:bCs/>
+          <w:color w:val="C8DEF5"/>
+          <w:sz w:val="20"/>
+          <w:szCs w:val="20"/>
+        </w:rPr>
+      </w:pPr>
+      <w:proofErr w:type="spellStart"/>
+      <w:r>
+        <w:rPr>
+          <w:b/>
+          <w:bCs/>
+          <w:color w:val="C8DEF5"/>
+          <w:sz w:val="20"/>
+          <w:szCs w:val="20"/>
+        </w:rPr>
+        <w:t>Regist</w:t>
+      </w:r>
+      <w:proofErr w:type="spellEnd"/>
+      <w:r>
+        <w:rPr>
+          <w:b/>
+          <w:bCs/>
+          <w:color w:val="C8DEF5"/>
+          <w:sz w:val="20"/>
+          <w:szCs w:val="20"/>
+        </w:rPr>
+        <w:t xml:space="preserve"> – Regisztrációs tábla</w:t>
+      </w:r>
+    </w:p>
+    <w:tbl>
+      <w:tblPr>
+        <w:tblW w:w="0" w:type="auto"/>
+        <w:tblCellSpacing w:w="15" w:type="dxa"/>
+        <w:tblCellMar>
+          <w:top w:w="15" w:type="dxa"/>
+          <w:left w:w="15" w:type="dxa"/>
+          <w:bottom w:w="15" w:type="dxa"/>
+          <w:right w:w="15" w:type="dxa"/>
+        </w:tblCellMar>
+        <w:tblLook w:val="04A0" w:firstRow="1" w:lastRow="0" w:firstColumn="1" w:lastColumn="0" w:noHBand="0" w:noVBand="1"/>
+      </w:tblPr>
+      <w:tblGrid>
+        <w:gridCol w:w="1042"/>
+        <w:gridCol w:w="2755"/>
+        <w:gridCol w:w="1781"/>
+      </w:tblGrid>
+      <w:tr>
+        <w:trPr>
+          <w:tblHeader/>
+          <w:tblCellSpacing w:w="15" w:type="dxa"/>
+        </w:trPr>
+        <w:tc>
+          <w:tcPr>
+            <w:tcW w:w="0" w:type="auto"/>
+            <w:vAlign w:val="center"/>
+            <w:hideMark/>
+          </w:tcPr>
+          <w:p>
+            <w:pPr>
+              <w:pStyle w:val="NormlWeb"/>
+              <w:rPr>
+                <w:b/>
+                <w:bCs/>
+                <w:color w:val="C8DEF5"/>
+                <w:sz w:val="20"/>
+                <w:szCs w:val="20"/>
+              </w:rPr>
+            </w:pPr>
+            <w:r>
+              <w:rPr>
+                <w:b/>
+                <w:bCs/>
+                <w:color w:val="C8DEF5"/>
+                <w:sz w:val="20"/>
+                <w:szCs w:val="20"/>
+              </w:rPr>
+              <w:t>Oszlop</w:t>
+            </w:r>
+          </w:p>
+        </w:tc>
+        <w:tc>
+          <w:tcPr>
+            <w:tcW w:w="0" w:type="auto"/>
+            <w:vAlign w:val="center"/>
+            <w:hideMark/>
+          </w:tcPr>
+          <w:p>
+            <w:pPr>
+              <w:pStyle w:val="NormlWeb"/>
+              <w:rPr>
+                <w:b/>
+                <w:bCs/>
+                <w:color w:val="C8DEF5"/>
+                <w:sz w:val="20"/>
+                <w:szCs w:val="20"/>
+              </w:rPr>
+            </w:pPr>
+            <w:r>
+              <w:rPr>
+                <w:b/>
+                <w:bCs/>
+                <w:color w:val="C8DEF5"/>
+                <w:sz w:val="20"/>
+                <w:szCs w:val="20"/>
+              </w:rPr>
+              <w:t>Típus</w:t>
+            </w:r>
+          </w:p>
+        </w:tc>
+        <w:tc>
+          <w:tcPr>
+            <w:tcW w:w="0" w:type="auto"/>
+            <w:vAlign w:val="center"/>
+            <w:hideMark/>
+          </w:tcPr>
+          <w:p>
+            <w:pPr>
+              <w:pStyle w:val="NormlWeb"/>
+              <w:rPr>
+                <w:b/>
+                <w:bCs/>
+                <w:color w:val="C8DEF5"/>
+                <w:sz w:val="20"/>
+                <w:szCs w:val="20"/>
+              </w:rPr>
+            </w:pPr>
+            <w:r>
+              <w:rPr>
+                <w:b/>
+                <w:bCs/>
+                <w:color w:val="C8DEF5"/>
+                <w:sz w:val="20"/>
+                <w:szCs w:val="20"/>
+              </w:rPr>
+              <w:t>Leírás</w:t>
+            </w:r>
+          </w:p>
+        </w:tc>
+      </w:tr>
+      <w:tr>
+        <w:trPr>
+          <w:tblCellSpacing w:w="15" w:type="dxa"/>
+        </w:trPr>
+        <w:tc>
+          <w:tcPr>
+            <w:tcW w:w="0" w:type="auto"/>
+            <w:vAlign w:val="center"/>
+            <w:hideMark/>
+          </w:tcPr>
+          <w:p>
+            <w:pPr>
+              <w:pStyle w:val="NormlWeb"/>
+              <w:rPr>
+                <w:color w:val="C8DEF5"/>
+                <w:sz w:val="20"/>
+                <w:szCs w:val="20"/>
+              </w:rPr>
+            </w:pPr>
+            <w:proofErr w:type="spellStart"/>
+            <w:r>
+              <w:rPr>
+                <w:color w:val="C8DEF5"/>
+                <w:sz w:val="20"/>
+                <w:szCs w:val="20"/>
+              </w:rPr>
+              <w:t>Id</w:t>
+            </w:r>
+            <w:proofErr w:type="spellEnd"/>
+          </w:p>
+        </w:tc>
+        <w:tc>
+          <w:tcPr>
+            <w:tcW w:w="0" w:type="auto"/>
+            <w:vAlign w:val="center"/>
+            <w:hideMark/>
+          </w:tcPr>
+          <w:p>
+            <w:pPr>
+              <w:pStyle w:val="NormlWeb"/>
+              <w:rPr>
+                <w:color w:val="C8DEF5"/>
+                <w:sz w:val="20"/>
+                <w:szCs w:val="20"/>
+              </w:rPr>
+            </w:pPr>
+            <w:r>
+              <w:rPr>
+                <w:color w:val="C8DEF5"/>
+                <w:sz w:val="20"/>
+                <w:szCs w:val="20"/>
+              </w:rPr>
+              <w:t>INT (AUTO_INCREMENT, PK)</w:t>
+            </w:r>
+          </w:p>
+        </w:tc>
+        <w:tc>
+          <w:tcPr>
+            <w:tcW w:w="0" w:type="auto"/>
+            <w:vAlign w:val="center"/>
+            <w:hideMark/>
+          </w:tcPr>
+          <w:p>
+            <w:pPr>
+              <w:pStyle w:val="NormlWeb"/>
+              <w:rPr>
+                <w:color w:val="C8DEF5"/>
+                <w:sz w:val="20"/>
+                <w:szCs w:val="20"/>
+              </w:rPr>
+            </w:pPr>
+            <w:r>
+              <w:rPr>
+                <w:color w:val="C8DEF5"/>
+                <w:sz w:val="20"/>
+                <w:szCs w:val="20"/>
+              </w:rPr>
+              <w:t>Egyedi azonosító</w:t>
+            </w:r>
+          </w:p>
+        </w:tc>
+      </w:tr>
+      <w:tr>
+        <w:trPr>
+          <w:tblCellSpacing w:w="15" w:type="dxa"/>
+        </w:trPr>
+        <w:tc>
+          <w:tcPr>
+            <w:tcW w:w="0" w:type="auto"/>
+            <w:vAlign w:val="center"/>
+            <w:hideMark/>
+          </w:tcPr>
+          <w:p>
+            <w:pPr>
+              <w:pStyle w:val="NormlWeb"/>
+              <w:rPr>
+                <w:color w:val="C8DEF5"/>
+                <w:sz w:val="20"/>
+                <w:szCs w:val="20"/>
+              </w:rPr>
+            </w:pPr>
+            <w:proofErr w:type="spellStart"/>
+            <w:r>
+              <w:rPr>
+                <w:color w:val="C8DEF5"/>
+                <w:sz w:val="20"/>
+                <w:szCs w:val="20"/>
+              </w:rPr>
+              <w:t>Name</w:t>
+            </w:r>
+            <w:proofErr w:type="spellEnd"/>
+          </w:p>
+        </w:tc>
+        <w:tc>
+          <w:tcPr>
+            <w:tcW w:w="0" w:type="auto"/>
+            <w:vAlign w:val="center"/>
+            <w:hideMark/>
+          </w:tcPr>
+          <w:p>
+            <w:pPr>
+              <w:pStyle w:val="NormlWeb"/>
+              <w:rPr>
+                <w:color w:val="C8DEF5"/>
+                <w:sz w:val="20"/>
+                <w:szCs w:val="20"/>
+              </w:rPr>
+            </w:pPr>
+            <w:proofErr w:type="gramStart"/>
+            <w:r>
+              <w:rPr>
+                <w:color w:val="C8DEF5"/>
+                <w:sz w:val="20"/>
+                <w:szCs w:val="20"/>
+              </w:rPr>
+              <w:t>VARCHAR(</w:t>
+            </w:r>
+            <w:proofErr w:type="gramEnd"/>
+            <w:r>
+              <w:rPr>
+                <w:color w:val="C8DEF5"/>
+                <w:sz w:val="20"/>
+                <w:szCs w:val="20"/>
+              </w:rPr>
+              <w:t>255)</w:t>
+            </w:r>
+          </w:p>
+        </w:tc>
+        <w:tc>
+          <w:tcPr>
+            <w:tcW w:w="0" w:type="auto"/>
+            <w:vAlign w:val="center"/>
+            <w:hideMark/>
+          </w:tcPr>
+          <w:p>
+            <w:pPr>
+              <w:pStyle w:val="NormlWeb"/>
+              <w:rPr>
+                <w:color w:val="C8DEF5"/>
+                <w:sz w:val="20"/>
+                <w:szCs w:val="20"/>
+              </w:rPr>
+            </w:pPr>
+            <w:r>
+              <w:rPr>
+                <w:color w:val="C8DEF5"/>
+                <w:sz w:val="20"/>
+                <w:szCs w:val="20"/>
+              </w:rPr>
+              <w:t>Név</w:t>
+            </w:r>
+          </w:p>
+        </w:tc>
+      </w:tr>
+      <w:tr>
+        <w:trPr>
+          <w:tblCellSpacing w:w="15" w:type="dxa"/>
+        </w:trPr>
+        <w:tc>
+          <w:tcPr>
+            <w:tcW w:w="0" w:type="auto"/>
+            <w:vAlign w:val="center"/>
+            <w:hideMark/>
+          </w:tcPr>
+          <w:p>
+            <w:pPr>
+              <w:pStyle w:val="NormlWeb"/>
+              <w:rPr>
+                <w:color w:val="C8DEF5"/>
+                <w:sz w:val="20"/>
+                <w:szCs w:val="20"/>
+              </w:rPr>
+            </w:pPr>
+            <w:proofErr w:type="spellStart"/>
+            <w:r>
+              <w:rPr>
+                <w:color w:val="C8DEF5"/>
+                <w:sz w:val="20"/>
+                <w:szCs w:val="20"/>
+              </w:rPr>
+              <w:t>Password</w:t>
+            </w:r>
+            <w:proofErr w:type="spellEnd"/>
+          </w:p>
+        </w:tc>
+        <w:tc>
+          <w:tcPr>
+            <w:tcW w:w="0" w:type="auto"/>
+            <w:vAlign w:val="center"/>
+            <w:hideMark/>
+          </w:tcPr>
+          <w:p>
+            <w:pPr>
+              <w:pStyle w:val="NormlWeb"/>
+              <w:rPr>
+                <w:color w:val="C8DEF5"/>
+                <w:sz w:val="20"/>
+                <w:szCs w:val="20"/>
+              </w:rPr>
+            </w:pPr>
+            <w:proofErr w:type="gramStart"/>
+            <w:r>
+              <w:rPr>
+                <w:color w:val="C8DEF5"/>
+                <w:sz w:val="20"/>
+                <w:szCs w:val="20"/>
+              </w:rPr>
+              <w:t>VARCHAR(</w:t>
+            </w:r>
+            <w:proofErr w:type="gramEnd"/>
+            <w:r>
+              <w:rPr>
+                <w:color w:val="C8DEF5"/>
+                <w:sz w:val="20"/>
+                <w:szCs w:val="20"/>
+              </w:rPr>
+              <w:t>255)</w:t>
+            </w:r>
+          </w:p>
+        </w:tc>
+        <w:tc>
+          <w:tcPr>
+            <w:tcW w:w="0" w:type="auto"/>
+            <w:vAlign w:val="center"/>
+            <w:hideMark/>
+          </w:tcPr>
+          <w:p>
+            <w:pPr>
+              <w:pStyle w:val="NormlWeb"/>
+              <w:rPr>
+                <w:color w:val="C8DEF5"/>
+                <w:sz w:val="20"/>
+                <w:szCs w:val="20"/>
+              </w:rPr>
+            </w:pPr>
+            <w:r>
+              <w:rPr>
+                <w:color w:val="C8DEF5"/>
+                <w:sz w:val="20"/>
+                <w:szCs w:val="20"/>
+              </w:rPr>
+              <w:t>Jelszó</w:t>
+            </w:r>
+          </w:p>
+        </w:tc>
+      </w:tr>
+      <w:tr>
+        <w:trPr>
+          <w:tblCellSpacing w:w="15" w:type="dxa"/>
+        </w:trPr>
+        <w:tc>
+          <w:tcPr>
+            <w:tcW w:w="0" w:type="auto"/>
+            <w:vAlign w:val="center"/>
+            <w:hideMark/>
+          </w:tcPr>
+          <w:p>
+            <w:pPr>
+              <w:pStyle w:val="NormlWeb"/>
+              <w:rPr>
+                <w:color w:val="C8DEF5"/>
+                <w:sz w:val="20"/>
+                <w:szCs w:val="20"/>
+              </w:rPr>
+            </w:pPr>
+            <w:r>
+              <w:rPr>
+                <w:color w:val="C8DEF5"/>
+                <w:sz w:val="20"/>
+                <w:szCs w:val="20"/>
+              </w:rPr>
+              <w:t>Email</w:t>
+            </w:r>
+          </w:p>
+        </w:tc>
+        <w:tc>
+          <w:tcPr>
+            <w:tcW w:w="0" w:type="auto"/>
+            <w:vAlign w:val="center"/>
+            <w:hideMark/>
+          </w:tcPr>
+          <w:p>
+            <w:pPr>
+              <w:pStyle w:val="NormlWeb"/>
+              <w:rPr>
+                <w:color w:val="C8DEF5"/>
+                <w:sz w:val="20"/>
+                <w:szCs w:val="20"/>
+              </w:rPr>
+            </w:pPr>
+            <w:proofErr w:type="gramStart"/>
+            <w:r>
+              <w:rPr>
+                <w:color w:val="C8DEF5"/>
+                <w:sz w:val="20"/>
+                <w:szCs w:val="20"/>
+              </w:rPr>
+              <w:t>VARCHAR(</w:t>
+            </w:r>
+            <w:proofErr w:type="gramEnd"/>
+            <w:r>
+              <w:rPr>
+                <w:color w:val="C8DEF5"/>
+                <w:sz w:val="20"/>
+                <w:szCs w:val="20"/>
+              </w:rPr>
+              <w:t>255)</w:t>
+            </w:r>
+          </w:p>
+        </w:tc>
+        <w:tc>
+          <w:tcPr>
+            <w:tcW w:w="0" w:type="auto"/>
+            <w:vAlign w:val="center"/>
+            <w:hideMark/>
+          </w:tcPr>
+          <w:p>
+            <w:pPr>
+              <w:pStyle w:val="NormlWeb"/>
+              <w:rPr>
+                <w:color w:val="C8DEF5"/>
+                <w:sz w:val="20"/>
+                <w:szCs w:val="20"/>
+              </w:rPr>
+            </w:pPr>
+            <w:r>
+              <w:rPr>
+                <w:color w:val="C8DEF5"/>
+                <w:sz w:val="20"/>
+                <w:szCs w:val="20"/>
+              </w:rPr>
+              <w:t>E-mail cím</w:t>
+            </w:r>
+          </w:p>
+        </w:tc>
+      </w:tr>
+      <w:tr>
+        <w:trPr>
+          <w:tblCellSpacing w:w="15" w:type="dxa"/>
+        </w:trPr>
+        <w:tc>
+          <w:tcPr>
+            <w:tcW w:w="0" w:type="auto"/>
+            <w:vAlign w:val="center"/>
+            <w:hideMark/>
+          </w:tcPr>
+          <w:p>
+            <w:pPr>
+              <w:pStyle w:val="NormlWeb"/>
+              <w:rPr>
+                <w:color w:val="C8DEF5"/>
+                <w:sz w:val="20"/>
+                <w:szCs w:val="20"/>
+              </w:rPr>
+            </w:pPr>
+            <w:proofErr w:type="spellStart"/>
+            <w:r>
+              <w:rPr>
+                <w:color w:val="C8DEF5"/>
+                <w:sz w:val="20"/>
+                <w:szCs w:val="20"/>
+              </w:rPr>
+              <w:t>imgNumber</w:t>
+            </w:r>
+            <w:proofErr w:type="spellEnd"/>
+          </w:p>
+        </w:tc>
+        <w:tc>
+          <w:tcPr>
+            <w:tcW w:w="0" w:type="auto"/>
+            <w:vAlign w:val="center"/>
+            <w:hideMark/>
+          </w:tcPr>
+          <w:p>
+            <w:pPr>
+              <w:pStyle w:val="NormlWeb"/>
+              <w:rPr>
+                <w:color w:val="C8DEF5"/>
+                <w:sz w:val="20"/>
+                <w:szCs w:val="20"/>
+              </w:rPr>
+            </w:pPr>
+            <w:proofErr w:type="gramStart"/>
+            <w:r>
+              <w:rPr>
+                <w:color w:val="C8DEF5"/>
+                <w:sz w:val="20"/>
+                <w:szCs w:val="20"/>
+              </w:rPr>
+              <w:t>VARCHAR(</w:t>
+            </w:r>
+            <w:proofErr w:type="gramEnd"/>
+            <w:r>
+              <w:rPr>
+                <w:color w:val="C8DEF5"/>
+                <w:sz w:val="20"/>
+                <w:szCs w:val="20"/>
+              </w:rPr>
+              <w:t>255)</w:t>
+            </w:r>
+          </w:p>
+        </w:tc>
+        <w:tc>
+          <w:tcPr>
+            <w:tcW w:w="0" w:type="auto"/>
+            <w:vAlign w:val="center"/>
+            <w:hideMark/>
+          </w:tcPr>
+          <w:p>
+            <w:pPr>
+              <w:pStyle w:val="NormlWeb"/>
+              <w:rPr>
+                <w:color w:val="C8DEF5"/>
+                <w:sz w:val="20"/>
+                <w:szCs w:val="20"/>
+              </w:rPr>
+            </w:pPr>
+            <w:r>
+              <w:rPr>
+                <w:color w:val="C8DEF5"/>
+                <w:sz w:val="20"/>
+                <w:szCs w:val="20"/>
+              </w:rPr>
+              <w:t>Profilkép azonosítója</w:t>
+            </w:r>
+          </w:p>
+        </w:tc>
+      </w:tr>
+      <w:tr>
+        <w:trPr>
+          <w:tblCellSpacing w:w="15" w:type="dxa"/>
+        </w:trPr>
+        <w:tc>
+          <w:tcPr>
+            <w:tcW w:w="0" w:type="auto"/>
+            <w:vAlign w:val="center"/>
+            <w:hideMark/>
+          </w:tcPr>
+          <w:p>
+            <w:pPr>
+              <w:pStyle w:val="NormlWeb"/>
+              <w:rPr>
+                <w:color w:val="C8DEF5"/>
+                <w:sz w:val="20"/>
+                <w:szCs w:val="20"/>
+              </w:rPr>
+            </w:pPr>
+            <w:proofErr w:type="spellStart"/>
+            <w:r>
+              <w:rPr>
+                <w:color w:val="C8DEF5"/>
+                <w:sz w:val="20"/>
+                <w:szCs w:val="20"/>
+              </w:rPr>
+              <w:t>AdminE</w:t>
+            </w:r>
+            <w:proofErr w:type="spellEnd"/>
+          </w:p>
+        </w:tc>
+        <w:tc>
+          <w:tcPr>
+            <w:tcW w:w="0" w:type="auto"/>
+            <w:vAlign w:val="center"/>
+            <w:hideMark/>
+          </w:tcPr>
+          <w:p>
+            <w:pPr>
+              <w:pStyle w:val="NormlWeb"/>
+              <w:rPr>
+                <w:color w:val="C8DEF5"/>
+                <w:sz w:val="20"/>
+                <w:szCs w:val="20"/>
+              </w:rPr>
+            </w:pPr>
+            <w:r>
+              <w:rPr>
+                <w:color w:val="C8DEF5"/>
+                <w:sz w:val="20"/>
+                <w:szCs w:val="20"/>
+              </w:rPr>
+              <w:t>BOOLEAN</w:t>
+            </w:r>
+          </w:p>
+        </w:tc>
+        <w:tc>
+          <w:tcPr>
+            <w:tcW w:w="0" w:type="auto"/>
+            <w:vAlign w:val="center"/>
+            <w:hideMark/>
+          </w:tcPr>
+          <w:p>
+            <w:pPr>
+              <w:pStyle w:val="NormlWeb"/>
+              <w:rPr>
+                <w:color w:val="C8DEF5"/>
+                <w:sz w:val="20"/>
+                <w:szCs w:val="20"/>
+              </w:rPr>
+            </w:pPr>
+            <w:proofErr w:type="spellStart"/>
+            <w:r>
+              <w:rPr>
+                <w:color w:val="C8DEF5"/>
+                <w:sz w:val="20"/>
+                <w:szCs w:val="20"/>
+              </w:rPr>
+              <w:t>Admin</w:t>
+            </w:r>
+            <w:proofErr w:type="spellEnd"/>
+            <w:r>
+              <w:rPr>
+                <w:color w:val="C8DEF5"/>
+                <w:sz w:val="20"/>
+                <w:szCs w:val="20"/>
+              </w:rPr>
+              <w:t xml:space="preserve"> jogosultság</w:t>
+            </w:r>
+          </w:p>
+        </w:tc>
+      </w:tr>
+    </w:tbl>
+    <w:p>
+      <w:pPr>
+        <w:pStyle w:val="NormlWeb"/>
+        <w:rPr>
+          <w:color w:val="C8DEF5"/>
+          <w:sz w:val="20"/>
+          <w:szCs w:val="20"/>
+        </w:rPr>
+      </w:pPr>
+    </w:p>
+    <w:p>
+      <w:pPr>
+        <w:rPr>
+          <w:rFonts w:ascii="Times New Roman" w:eastAsia="Times New Roman" w:hAnsi="Times New Roman" w:cs="Times New Roman"/>
+          <w:color w:val="C8DEF5"/>
+          <w:sz w:val="20"/>
+          <w:szCs w:val="20"/>
+        </w:rPr>
+      </w:pPr>
+      <w:r>
+        <w:rPr>
+          <w:color w:val="C8DEF5"/>
+          <w:sz w:val="20"/>
+          <w:szCs w:val="20"/>
+        </w:rPr>
+        <w:br w:type="page"/>
+      </w:r>
+    </w:p>
+    <w:p>
+      <w:pPr>
+        <w:pStyle w:val="NormlWeb"/>
+        <w:rPr>
+          <w:b/>
+          <w:bCs/>
+          <w:color w:val="C8DEF5"/>
+          <w:sz w:val="20"/>
+          <w:szCs w:val="20"/>
+        </w:rPr>
+      </w:pPr>
+      <w:r>
+        <w:rPr>
+          <w:b/>
+          <w:bCs/>
+          <w:color w:val="C8DEF5"/>
+          <w:sz w:val="20"/>
+          <w:szCs w:val="20"/>
+        </w:rPr>
+        <w:lastRenderedPageBreak/>
+        <w:t>3.3 Alkalmazás működése</w:t>
+      </w:r>
+    </w:p>
+    <w:p>
+      <w:pPr>
+        <w:pStyle w:val="NormlWeb"/>
+        <w:numPr>
+          <w:ilvl w:val="0"/>
+          <w:numId w:val="3"/>
+        </w:numPr>
+        <w:rPr>
+          <w:color w:val="C8DEF5"/>
+          <w:sz w:val="20"/>
+          <w:szCs w:val="20"/>
+        </w:rPr>
+      </w:pPr>
+      <w:r>
+        <w:rPr>
+          <w:color w:val="C8DEF5"/>
+          <w:sz w:val="20"/>
+          <w:szCs w:val="20"/>
+        </w:rPr>
+        <w:t>Az alkalmazás indításakor a bejelentkező</w:t>
+      </w:r>
+      <w:r>
+        <w:rPr>
+          <w:color w:val="C8DEF5"/>
+          <w:sz w:val="20"/>
+          <w:szCs w:val="20"/>
+        </w:rPr>
+        <w:t>/regisztrációs</w:t>
+      </w:r>
+      <w:r>
+        <w:rPr>
+          <w:color w:val="C8DEF5"/>
+          <w:sz w:val="20"/>
+          <w:szCs w:val="20"/>
+        </w:rPr>
+        <w:t xml:space="preserve"> képernyő jelenik meg.</w:t>
+      </w:r>
+    </w:p>
+    <w:p>
+      <w:pPr>
+        <w:pStyle w:val="NormlWeb"/>
+        <w:numPr>
+          <w:ilvl w:val="0"/>
+          <w:numId w:val="3"/>
+        </w:numPr>
+        <w:rPr>
+          <w:color w:val="C8DEF5"/>
+          <w:sz w:val="20"/>
+          <w:szCs w:val="20"/>
+        </w:rPr>
+      </w:pPr>
+      <w:r>
+        <w:rPr>
+          <w:color w:val="C8DEF5"/>
+          <w:sz w:val="20"/>
+          <w:szCs w:val="20"/>
+        </w:rPr>
+        <w:t>Sikeres bejelentkezés után a rendszer azonosítja a felhasználó szerepkörét</w:t>
+      </w:r>
+      <w:r>
+        <w:rPr>
+          <w:color w:val="C8DEF5"/>
+          <w:sz w:val="20"/>
+          <w:szCs w:val="20"/>
+        </w:rPr>
+        <w:t xml:space="preserve">, ha egy másik adminisztrátorral regisztrálunk akkor a </w:t>
+      </w:r>
+      <w:proofErr w:type="spellStart"/>
+      <w:r>
+        <w:rPr>
+          <w:color w:val="C8DEF5"/>
+          <w:sz w:val="20"/>
+          <w:szCs w:val="20"/>
+        </w:rPr>
+        <w:t>főadminnak</w:t>
+      </w:r>
+      <w:proofErr w:type="spellEnd"/>
+      <w:r>
+        <w:rPr>
+          <w:color w:val="C8DEF5"/>
+          <w:sz w:val="20"/>
+          <w:szCs w:val="20"/>
+        </w:rPr>
+        <w:t xml:space="preserve"> el kell fogadni a jelentkezését.</w:t>
+      </w:r>
+    </w:p>
+    <w:p>
+      <w:pPr>
+        <w:pStyle w:val="NormlWeb"/>
+        <w:numPr>
+          <w:ilvl w:val="0"/>
+          <w:numId w:val="3"/>
+        </w:numPr>
+        <w:rPr>
+          <w:color w:val="C8DEF5"/>
+          <w:sz w:val="20"/>
+          <w:szCs w:val="20"/>
+        </w:rPr>
+      </w:pPr>
+      <w:r>
+        <w:rPr>
+          <w:b/>
+          <w:bCs/>
+          <w:color w:val="C8DEF5"/>
+          <w:sz w:val="20"/>
+          <w:szCs w:val="20"/>
+        </w:rPr>
+        <w:t>Diáknézet:</w:t>
+      </w:r>
+      <w:r>
+        <w:rPr>
+          <w:color w:val="C8DEF5"/>
+          <w:sz w:val="20"/>
+          <w:szCs w:val="20"/>
+        </w:rPr>
+        <w:t xml:space="preserve"> Az eseménylista böngészhető, szűrhető; a diák feliratkozhat eseményekre.</w:t>
+      </w:r>
+    </w:p>
+    <w:p>
+      <w:pPr>
+        <w:pStyle w:val="NormlWeb"/>
+        <w:numPr>
+          <w:ilvl w:val="0"/>
+          <w:numId w:val="3"/>
+        </w:numPr>
+        <w:rPr>
+          <w:color w:val="C8DEF5"/>
+          <w:sz w:val="20"/>
+          <w:szCs w:val="20"/>
+        </w:rPr>
+      </w:pPr>
+      <w:proofErr w:type="spellStart"/>
+      <w:r>
+        <w:rPr>
+          <w:b/>
+          <w:bCs/>
+          <w:color w:val="C8DEF5"/>
+          <w:sz w:val="20"/>
+          <w:szCs w:val="20"/>
+        </w:rPr>
+        <w:t>Adminnézet</w:t>
+      </w:r>
+      <w:proofErr w:type="spellEnd"/>
+      <w:r>
+        <w:rPr>
+          <w:b/>
+          <w:bCs/>
+          <w:color w:val="C8DEF5"/>
+          <w:sz w:val="20"/>
+          <w:szCs w:val="20"/>
+        </w:rPr>
+        <w:t>:</w:t>
+      </w:r>
+      <w:r>
+        <w:rPr>
+          <w:color w:val="C8DEF5"/>
+          <w:sz w:val="20"/>
+          <w:szCs w:val="20"/>
+        </w:rPr>
+        <w:t xml:space="preserve"> Az összes esemény kezelhető (létrehozás, szerkesztés, törlés); a résztvevők listája megtekinthető.</w:t>
+      </w:r>
+    </w:p>
+    <w:p>
+      <w:pPr>
+        <w:pStyle w:val="NormlWeb"/>
+        <w:numPr>
+          <w:ilvl w:val="0"/>
+          <w:numId w:val="3"/>
+        </w:numPr>
+        <w:rPr>
+          <w:color w:val="C8DEF5"/>
+          <w:sz w:val="20"/>
+          <w:szCs w:val="20"/>
+        </w:rPr>
+      </w:pPr>
+      <w:r>
+        <w:rPr>
+          <w:color w:val="C8DEF5"/>
+          <w:sz w:val="20"/>
+          <w:szCs w:val="20"/>
+        </w:rPr>
+        <w:t xml:space="preserve">Az összes adat valós időben </w:t>
+      </w:r>
+      <w:proofErr w:type="spellStart"/>
+      <w:r>
+        <w:rPr>
+          <w:color w:val="C8DEF5"/>
+          <w:sz w:val="20"/>
+          <w:szCs w:val="20"/>
+        </w:rPr>
+        <w:t>mentődik</w:t>
+      </w:r>
+      <w:proofErr w:type="spellEnd"/>
+      <w:r>
+        <w:rPr>
+          <w:color w:val="C8DEF5"/>
+          <w:sz w:val="20"/>
+          <w:szCs w:val="20"/>
+        </w:rPr>
+        <w:t xml:space="preserve"> az SQL adatbázisba.</w:t>
+      </w:r>
+    </w:p>
+    <w:p>
+      <w:pPr>
+        <w:pStyle w:val="NormlWeb"/>
+        <w:rPr>
+          <w:b/>
+          <w:bCs/>
+          <w:color w:val="C8DEF5"/>
+          <w:sz w:val="20"/>
+          <w:szCs w:val="20"/>
+        </w:rPr>
+      </w:pPr>
+      <w:r>
+        <w:rPr>
+          <w:b/>
+          <w:bCs/>
+          <w:color w:val="C8DEF5"/>
+          <w:sz w:val="20"/>
+          <w:szCs w:val="20"/>
+        </w:rPr>
+        <w:t>4</w:t>
+      </w:r>
+      <w:r>
+        <w:rPr>
+          <w:b/>
+          <w:bCs/>
+          <w:color w:val="C8DEF5"/>
+          <w:sz w:val="20"/>
+          <w:szCs w:val="20"/>
+        </w:rPr>
+        <w:t>. Javasolt továbbfejlesztési irányok</w:t>
+      </w:r>
+    </w:p>
+    <w:p>
+      <w:pPr>
+        <w:pStyle w:val="NormlWeb"/>
+        <w:numPr>
+          <w:ilvl w:val="0"/>
+          <w:numId w:val="4"/>
+        </w:numPr>
+        <w:rPr>
+          <w:color w:val="C8DEF5"/>
+          <w:sz w:val="20"/>
+          <w:szCs w:val="20"/>
+        </w:rPr>
+      </w:pPr>
+      <w:r>
+        <w:rPr>
+          <w:b/>
+          <w:bCs/>
+          <w:color w:val="C8DEF5"/>
+          <w:sz w:val="20"/>
+          <w:szCs w:val="20"/>
+        </w:rPr>
+        <w:t>E-mail értesítések:</w:t>
+      </w:r>
+      <w:r>
+        <w:rPr>
+          <w:color w:val="C8DEF5"/>
+          <w:sz w:val="20"/>
+          <w:szCs w:val="20"/>
+        </w:rPr>
+        <w:t xml:space="preserve"> Automatikus értesítő küldése az eseményre jelentkezőknek.</w:t>
+      </w:r>
+    </w:p>
+    <w:p>
+      <w:pPr>
+        <w:pStyle w:val="NormlWeb"/>
+        <w:numPr>
+          <w:ilvl w:val="0"/>
+          <w:numId w:val="4"/>
+        </w:numPr>
+        <w:rPr>
+          <w:color w:val="C8DEF5"/>
+          <w:sz w:val="20"/>
+          <w:szCs w:val="20"/>
+        </w:rPr>
+      </w:pPr>
+      <w:r>
+        <w:rPr>
+          <w:b/>
+          <w:bCs/>
+          <w:color w:val="C8DEF5"/>
+          <w:sz w:val="20"/>
+          <w:szCs w:val="20"/>
+        </w:rPr>
+        <w:t>Webes verzió:</w:t>
+      </w:r>
+      <w:r>
+        <w:rPr>
+          <w:color w:val="C8DEF5"/>
+          <w:sz w:val="20"/>
+          <w:szCs w:val="20"/>
+        </w:rPr>
+        <w:t xml:space="preserve"> Az alkalmazás böngészőből is elérhető legyen</w:t>
+      </w:r>
+      <w:r>
+        <w:rPr>
+          <w:color w:val="C8DEF5"/>
+          <w:sz w:val="20"/>
+          <w:szCs w:val="20"/>
+        </w:rPr>
+        <w:t>.</w:t>
+      </w:r>
+    </w:p>
+    <w:p>
+      <w:pPr>
+        <w:pStyle w:val="NormlWeb"/>
+        <w:numPr>
+          <w:ilvl w:val="0"/>
+          <w:numId w:val="4"/>
+        </w:numPr>
+        <w:rPr>
+          <w:color w:val="C8DEF5"/>
+          <w:sz w:val="20"/>
+          <w:szCs w:val="20"/>
+        </w:rPr>
+      </w:pPr>
+      <w:r>
+        <w:rPr>
+          <w:b/>
+          <w:bCs/>
+          <w:color w:val="C8DEF5"/>
+          <w:sz w:val="20"/>
+          <w:szCs w:val="20"/>
+        </w:rPr>
+        <w:t>Mobilalkalmazás:</w:t>
+      </w:r>
+      <w:r>
+        <w:rPr>
+          <w:color w:val="C8DEF5"/>
+          <w:sz w:val="20"/>
+          <w:szCs w:val="20"/>
+        </w:rPr>
+        <w:t xml:space="preserve"> Android/iOS elérhetőség a diákok számára.</w:t>
+      </w:r>
+    </w:p>
+    <w:p>
+      <w:pPr>
+        <w:pStyle w:val="NormlWeb"/>
+        <w:numPr>
+          <w:ilvl w:val="0"/>
+          <w:numId w:val="4"/>
+        </w:numPr>
+        <w:rPr>
+          <w:color w:val="C8DEF5"/>
+          <w:sz w:val="20"/>
+          <w:szCs w:val="20"/>
+        </w:rPr>
+      </w:pPr>
+      <w:r>
+        <w:rPr>
+          <w:b/>
+          <w:bCs/>
+          <w:color w:val="C8DEF5"/>
+          <w:sz w:val="20"/>
+          <w:szCs w:val="20"/>
+        </w:rPr>
+        <w:t>Naptárnézet:</w:t>
+      </w:r>
+      <w:r>
+        <w:rPr>
+          <w:color w:val="C8DEF5"/>
+          <w:sz w:val="20"/>
+          <w:szCs w:val="20"/>
+        </w:rPr>
+        <w:t xml:space="preserve"> Eseményeket naptár formában is meg lehessen tekinteni.</w:t>
+      </w:r>
+    </w:p>
+    <w:p>
+      <w:pPr>
+        <w:pStyle w:val="NormlWeb"/>
+        <w:numPr>
+          <w:ilvl w:val="0"/>
+          <w:numId w:val="4"/>
+        </w:numPr>
+        <w:rPr>
+          <w:color w:val="C8DEF5"/>
+          <w:sz w:val="20"/>
+          <w:szCs w:val="20"/>
+        </w:rPr>
+      </w:pPr>
+      <w:r>
+        <w:rPr>
+          <w:b/>
+          <w:bCs/>
+          <w:color w:val="C8DEF5"/>
+          <w:sz w:val="20"/>
+          <w:szCs w:val="20"/>
+        </w:rPr>
+        <w:t>Statisztikák:</w:t>
+      </w:r>
+      <w:r>
+        <w:rPr>
+          <w:color w:val="C8DEF5"/>
+          <w:sz w:val="20"/>
+          <w:szCs w:val="20"/>
+        </w:rPr>
+        <w:t xml:space="preserve"> Admin számára kimutatás a legnépszerűbb eseményekről, részvételi arányokról.</w:t>
+      </w:r>
+    </w:p>
+    <w:p>
+      <w:pPr>
+        <w:pStyle w:val="NormlWeb"/>
+        <w:rPr>
+          <w:color w:val="C8DEF5"/>
+          <w:sz w:val="20"/>
+          <w:szCs w:val="20"/>
+        </w:rPr>
+      </w:pPr>
     </w:p>
     <w:sectPr>
-      <w:headerReference w:type="default" r:id="rId15"/>
-      <w:footerReference w:type="default" r:id="rId16"/>
+      <w:headerReference w:type="default" r:id="rId21"/>
+      <w:footerReference w:type="default" r:id="rId22"/>
       <w:pgSz w:w="11906" w:h="16838"/>
       <w:pgMar w:top="1440" w:right="1440" w:bottom="1440" w:left="1440" w:header="708" w:footer="708" w:gutter="0"/>
       <w:cols w:space="708"/>
@@ -3209,7 +7272,7 @@
 </file>
 
 <file path=word/endnotes.xml><?xml version="1.0" encoding="utf-8"?>
-<w:endnotes xmlns:wpc="http://schemas.microsoft.com/office/word/2010/wordprocessingCanvas" xmlns:cx="http://schemas.microsoft.com/office/drawing/2014/chartex" xmlns:cx1="http://schemas.microsoft.com/office/drawing/2015/9/8/chartex" xmlns:cx2="http://schemas.microsoft.com/office/drawing/2015/10/21/chartex" xmlns:cx3="http://schemas.microsoft.com/office/drawing/2016/5/9/chartex" xmlns:cx4="http://schemas.microsoft.com/office/drawing/2016/5/10/chartex" xmlns:cx5="http://schemas.microsoft.com/office/drawing/2016/5/11/chartex" xmlns:cx6="http://schemas.microsoft.com/office/drawing/2016/5/12/chartex" xmlns:cx7="http://schemas.microsoft.com/office/drawing/2016/5/13/chartex" xmlns:cx8="http://schemas.microsoft.com/office/drawing/2016/5/14/chartex" xmlns:mc="http://schemas.openxmlformats.org/markup-compatibility/2006" xmlns:aink="http://schemas.microsoft.com/office/drawing/2016/ink" xmlns:am3d="http://schemas.microsoft.com/office/drawing/2017/model3d" xmlns:o="urn:schemas-microsoft-com:office:office" xmlns:r="http://schemas.openxmlformats.org/officeDocument/2006/relationships" xmlns:m="http://schemas.openxmlformats.org/officeDocument/2006/math" xmlns:v="urn:schemas-microsoft-com:vml" xmlns:wp14="http://schemas.microsoft.com/office/word/2010/wordprocessingDrawing" xmlns:wp="http://schemas.openxmlformats.org/drawingml/2006/wordprocessingDrawing" xmlns:w10="urn:schemas-microsoft-com:office:word" xmlns:w="http://schemas.openxmlformats.org/wordprocessingml/2006/main" xmlns:w14="http://schemas.microsoft.com/office/word/2010/wordml" xmlns:w15="http://schemas.microsoft.com/office/word/2012/wordml" xmlns:w16cex="http://schemas.microsoft.com/office/word/2018/wordml/cex" xmlns:w16cid="http://schemas.microsoft.com/office/word/2016/wordml/cid" xmlns:w16="http://schemas.microsoft.com/office/word/2018/wordml" xmlns:w16sdtdh="http://schemas.microsoft.com/office/word/2020/wordml/sdtdatahash" xmlns:w16se="http://schemas.microsoft.com/office/word/2015/wordml/symex" xmlns:wpg="http://schemas.microsoft.com/office/word/2010/wordprocessingGroup" xmlns:wpi="http://schemas.microsoft.com/office/word/2010/wordprocessingInk" xmlns:wne="http://schemas.microsoft.com/office/word/2006/wordml" xmlns:wps="http://schemas.microsoft.com/office/word/2010/wordprocessingShape" mc:Ignorable="w14 w15 w16se w16cid w16 w16cex w16sdtdh wp14">
+<w:endnotes xmlns:wpc="http://schemas.microsoft.com/office/word/2010/wordprocessingCanvas" xmlns:cx="http://schemas.microsoft.com/office/drawing/2014/chartex" xmlns:cx1="http://schemas.microsoft.com/office/drawing/2015/9/8/chartex" xmlns:cx2="http://schemas.microsoft.com/office/drawing/2015/10/21/chartex" xmlns:cx3="http://schemas.microsoft.com/office/drawing/2016/5/9/chartex" xmlns:cx4="http://schemas.microsoft.com/office/drawing/2016/5/10/chartex" xmlns:cx5="http://schemas.microsoft.com/office/drawing/2016/5/11/chartex" xmlns:cx6="http://schemas.microsoft.com/office/drawing/2016/5/12/chartex" xmlns:cx7="http://schemas.microsoft.com/office/drawing/2016/5/13/chartex" xmlns:cx8="http://schemas.microsoft.com/office/drawing/2016/5/14/chartex" xmlns:mc="http://schemas.openxmlformats.org/markup-compatibility/2006" xmlns:aink="http://schemas.microsoft.com/office/drawing/2016/ink" xmlns:am3d="http://schemas.microsoft.com/office/drawing/2017/model3d" xmlns:o="urn:schemas-microsoft-com:office:office" xmlns:oel="http://schemas.microsoft.com/office/2019/extlst" xmlns:r="http://schemas.openxmlformats.org/officeDocument/2006/relationships" xmlns:m="http://schemas.openxmlformats.org/officeDocument/2006/math" xmlns:v="urn:schemas-microsoft-com:vml" xmlns:wp14="http://schemas.microsoft.com/office/word/2010/wordprocessingDrawing" xmlns:wp="http://schemas.openxmlformats.org/drawingml/2006/wordprocessingDrawing" xmlns:w10="urn:schemas-microsoft-com:office:word" xmlns:w="http://schemas.openxmlformats.org/wordprocessingml/2006/main" xmlns:w14="http://schemas.microsoft.com/office/word/2010/wordml" xmlns:w15="http://schemas.microsoft.com/office/word/2012/wordml" xmlns:w16cex="http://schemas.microsoft.com/office/word/2018/wordml/cex" xmlns:w16cid="http://schemas.microsoft.com/office/word/2016/wordml/cid" xmlns:w16="http://schemas.microsoft.com/office/word/2018/wordml" xmlns:w16du="http://schemas.microsoft.com/office/word/2023/wordml/word16du" xmlns:w16sdtdh="http://schemas.microsoft.com/office/word/2020/wordml/sdtdatahash" xmlns:w16sdtfl="http://schemas.microsoft.com/office/word/2024/wordml/sdtformatlock" xmlns:w16se="http://schemas.microsoft.com/office/word/2015/wordml/symex" xmlns:wpg="http://schemas.microsoft.com/office/word/2010/wordprocessingGroup" xmlns:wpi="http://schemas.microsoft.com/office/word/2010/wordprocessingInk" xmlns:wne="http://schemas.microsoft.com/office/word/2006/wordml" xmlns:wps="http://schemas.microsoft.com/office/word/2010/wordprocessingShape" mc:Ignorable="w14 w15 w16se w16cid w16 w16cex w16sdtdh w16sdtfl w16du wp14">
   <w:endnote w:type="separator" w:id="-1">
     <w:p>
       <w:r>
@@ -3228,7 +7291,7 @@
 </file>
 
 <file path=word/footer1.xml><?xml version="1.0" encoding="utf-8"?>
-<w:ftr xmlns:wpc="http://schemas.microsoft.com/office/word/2010/wordprocessingCanvas" xmlns:cx="http://schemas.microsoft.com/office/drawing/2014/chartex" xmlns:cx1="http://schemas.microsoft.com/office/drawing/2015/9/8/chartex" xmlns:cx2="http://schemas.microsoft.com/office/drawing/2015/10/21/chartex" xmlns:cx3="http://schemas.microsoft.com/office/drawing/2016/5/9/chartex" xmlns:cx4="http://schemas.microsoft.com/office/drawing/2016/5/10/chartex" xmlns:cx5="http://schemas.microsoft.com/office/drawing/2016/5/11/chartex" xmlns:cx6="http://schemas.microsoft.com/office/drawing/2016/5/12/chartex" xmlns:cx7="http://schemas.microsoft.com/office/drawing/2016/5/13/chartex" xmlns:cx8="http://schemas.microsoft.com/office/drawing/2016/5/14/chartex" xmlns:mc="http://schemas.openxmlformats.org/markup-compatibility/2006" xmlns:aink="http://schemas.microsoft.com/office/drawing/2016/ink" xmlns:am3d="http://schemas.microsoft.com/office/drawing/2017/model3d" xmlns:o="urn:schemas-microsoft-com:office:office" xmlns:r="http://schemas.openxmlformats.org/officeDocument/2006/relationships" xmlns:m="http://schemas.openxmlformats.org/officeDocument/2006/math" xmlns:v="urn:schemas-microsoft-com:vml" xmlns:wp14="http://schemas.microsoft.com/office/word/2010/wordprocessingDrawing" xmlns:wp="http://schemas.openxmlformats.org/drawingml/2006/wordprocessingDrawing" xmlns:w10="urn:schemas-microsoft-com:office:word" xmlns:w="http://schemas.openxmlformats.org/wordprocessingml/2006/main" xmlns:w14="http://schemas.microsoft.com/office/word/2010/wordml" xmlns:w15="http://schemas.microsoft.com/office/word/2012/wordml" xmlns:w16cex="http://schemas.microsoft.com/office/word/2018/wordml/cex" xmlns:w16cid="http://schemas.microsoft.com/office/word/2016/wordml/cid" xmlns:w16="http://schemas.microsoft.com/office/word/2018/wordml" xmlns:w16sdtdh="http://schemas.microsoft.com/office/word/2020/wordml/sdtdatahash" xmlns:w16se="http://schemas.microsoft.com/office/word/2015/wordml/symex" xmlns:wpg="http://schemas.microsoft.com/office/word/2010/wordprocessingGroup" xmlns:wpi="http://schemas.microsoft.com/office/word/2010/wordprocessingInk" xmlns:wne="http://schemas.microsoft.com/office/word/2006/wordml" xmlns:wps="http://schemas.microsoft.com/office/word/2010/wordprocessingShape" mc:Ignorable="w14 w15 w16se w16cid w16 w16cex w16sdtdh wp14">
+<w:ftr xmlns:wpc="http://schemas.microsoft.com/office/word/2010/wordprocessingCanvas" xmlns:cx="http://schemas.microsoft.com/office/drawing/2014/chartex" xmlns:cx1="http://schemas.microsoft.com/office/drawing/2015/9/8/chartex" xmlns:cx2="http://schemas.microsoft.com/office/drawing/2015/10/21/chartex" xmlns:cx3="http://schemas.microsoft.com/office/drawing/2016/5/9/chartex" xmlns:cx4="http://schemas.microsoft.com/office/drawing/2016/5/10/chartex" xmlns:cx5="http://schemas.microsoft.com/office/drawing/2016/5/11/chartex" xmlns:cx6="http://schemas.microsoft.com/office/drawing/2016/5/12/chartex" xmlns:cx7="http://schemas.microsoft.com/office/drawing/2016/5/13/chartex" xmlns:cx8="http://schemas.microsoft.com/office/drawing/2016/5/14/chartex" xmlns:mc="http://schemas.openxmlformats.org/markup-compatibility/2006" xmlns:aink="http://schemas.microsoft.com/office/drawing/2016/ink" xmlns:am3d="http://schemas.microsoft.com/office/drawing/2017/model3d" xmlns:o="urn:schemas-microsoft-com:office:office" xmlns:oel="http://schemas.microsoft.com/office/2019/extlst" xmlns:r="http://schemas.openxmlformats.org/officeDocument/2006/relationships" xmlns:m="http://schemas.openxmlformats.org/officeDocument/2006/math" xmlns:v="urn:schemas-microsoft-com:vml" xmlns:wp14="http://schemas.microsoft.com/office/word/2010/wordprocessingDrawing" xmlns:wp="http://schemas.openxmlformats.org/drawingml/2006/wordprocessingDrawing" xmlns:w10="urn:schemas-microsoft-com:office:word" xmlns:w="http://schemas.openxmlformats.org/wordprocessingml/2006/main" xmlns:w14="http://schemas.microsoft.com/office/word/2010/wordml" xmlns:w15="http://schemas.microsoft.com/office/word/2012/wordml" xmlns:w16cex="http://schemas.microsoft.com/office/word/2018/wordml/cex" xmlns:w16cid="http://schemas.microsoft.com/office/word/2016/wordml/cid" xmlns:w16="http://schemas.microsoft.com/office/word/2018/wordml" xmlns:w16du="http://schemas.microsoft.com/office/word/2023/wordml/word16du" xmlns:w16sdtdh="http://schemas.microsoft.com/office/word/2020/wordml/sdtdatahash" xmlns:w16sdtfl="http://schemas.microsoft.com/office/word/2024/wordml/sdtformatlock" xmlns:w16se="http://schemas.microsoft.com/office/word/2015/wordml/symex" xmlns:wpg="http://schemas.microsoft.com/office/word/2010/wordprocessingGroup" xmlns:wpi="http://schemas.microsoft.com/office/word/2010/wordprocessingInk" xmlns:wne="http://schemas.microsoft.com/office/word/2006/wordml" xmlns:wps="http://schemas.microsoft.com/office/word/2010/wordprocessingShape" mc:Ignorable="w14 w15 w16se w16cid w16 w16cex w16sdtdh w16sdtfl w16du wp14">
   <w:sdt>
     <w:sdtPr>
       <w:id w:val="-1438287099"/>
@@ -3237,7 +7300,6 @@
         <w:docPartUnique/>
       </w:docPartObj>
     </w:sdtPr>
-    <w:sdtEndPr/>
     <w:sdtContent>
       <w:p>
         <w:pPr>
@@ -3274,7 +7336,7 @@
 </file>
 
 <file path=word/footnotes.xml><?xml version="1.0" encoding="utf-8"?>
-<w:footnotes xmlns:wpc="http://schemas.microsoft.com/office/word/2010/wordprocessingCanvas" xmlns:cx="http://schemas.microsoft.com/office/drawing/2014/chartex" xmlns:cx1="http://schemas.microsoft.com/office/drawing/2015/9/8/chartex" xmlns:cx2="http://schemas.microsoft.com/office/drawing/2015/10/21/chartex" xmlns:cx3="http://schemas.microsoft.com/office/drawing/2016/5/9/chartex" xmlns:cx4="http://schemas.microsoft.com/office/drawing/2016/5/10/chartex" xmlns:cx5="http://schemas.microsoft.com/office/drawing/2016/5/11/chartex" xmlns:cx6="http://schemas.microsoft.com/office/drawing/2016/5/12/chartex" xmlns:cx7="http://schemas.microsoft.com/office/drawing/2016/5/13/chartex" xmlns:cx8="http://schemas.microsoft.com/office/drawing/2016/5/14/chartex" xmlns:mc="http://schemas.openxmlformats.org/markup-compatibility/2006" xmlns:aink="http://schemas.microsoft.com/office/drawing/2016/ink" xmlns:am3d="http://schemas.microsoft.com/office/drawing/2017/model3d" xmlns:o="urn:schemas-microsoft-com:office:office" xmlns:r="http://schemas.openxmlformats.org/officeDocument/2006/relationships" xmlns:m="http://schemas.openxmlformats.org/officeDocument/2006/math" xmlns:v="urn:schemas-microsoft-com:vml" xmlns:wp14="http://schemas.microsoft.com/office/word/2010/wordprocessingDrawing" xmlns:wp="http://schemas.openxmlformats.org/drawingml/2006/wordprocessingDrawing" xmlns:w10="urn:schemas-microsoft-com:office:word" xmlns:w="http://schemas.openxmlformats.org/wordprocessingml/2006/main" xmlns:w14="http://schemas.microsoft.com/office/word/2010/wordml" xmlns:w15="http://schemas.microsoft.com/office/word/2012/wordml" xmlns:w16cex="http://schemas.microsoft.com/office/word/2018/wordml/cex" xmlns:w16cid="http://schemas.microsoft.com/office/word/2016/wordml/cid" xmlns:w16="http://schemas.microsoft.com/office/word/2018/wordml" xmlns:w16sdtdh="http://schemas.microsoft.com/office/word/2020/wordml/sdtdatahash" xmlns:w16se="http://schemas.microsoft.com/office/word/2015/wordml/symex" xmlns:wpg="http://schemas.microsoft.com/office/word/2010/wordprocessingGroup" xmlns:wpi="http://schemas.microsoft.com/office/word/2010/wordprocessingInk" xmlns:wne="http://schemas.microsoft.com/office/word/2006/wordml" xmlns:wps="http://schemas.microsoft.com/office/word/2010/wordprocessingShape" mc:Ignorable="w14 w15 w16se w16cid w16 w16cex w16sdtdh wp14">
+<w:footnotes xmlns:wpc="http://schemas.microsoft.com/office/word/2010/wordprocessingCanvas" xmlns:cx="http://schemas.microsoft.com/office/drawing/2014/chartex" xmlns:cx1="http://schemas.microsoft.com/office/drawing/2015/9/8/chartex" xmlns:cx2="http://schemas.microsoft.com/office/drawing/2015/10/21/chartex" xmlns:cx3="http://schemas.microsoft.com/office/drawing/2016/5/9/chartex" xmlns:cx4="http://schemas.microsoft.com/office/drawing/2016/5/10/chartex" xmlns:cx5="http://schemas.microsoft.com/office/drawing/2016/5/11/chartex" xmlns:cx6="http://schemas.microsoft.com/office/drawing/2016/5/12/chartex" xmlns:cx7="http://schemas.microsoft.com/office/drawing/2016/5/13/chartex" xmlns:cx8="http://schemas.microsoft.com/office/drawing/2016/5/14/chartex" xmlns:mc="http://schemas.openxmlformats.org/markup-compatibility/2006" xmlns:aink="http://schemas.microsoft.com/office/drawing/2016/ink" xmlns:am3d="http://schemas.microsoft.com/office/drawing/2017/model3d" xmlns:o="urn:schemas-microsoft-com:office:office" xmlns:oel="http://schemas.microsoft.com/office/2019/extlst" xmlns:r="http://schemas.openxmlformats.org/officeDocument/2006/relationships" xmlns:m="http://schemas.openxmlformats.org/officeDocument/2006/math" xmlns:v="urn:schemas-microsoft-com:vml" xmlns:wp14="http://schemas.microsoft.com/office/word/2010/wordprocessingDrawing" xmlns:wp="http://schemas.openxmlformats.org/drawingml/2006/wordprocessingDrawing" xmlns:w10="urn:schemas-microsoft-com:office:word" xmlns:w="http://schemas.openxmlformats.org/wordprocessingml/2006/main" xmlns:w14="http://schemas.microsoft.com/office/word/2010/wordml" xmlns:w15="http://schemas.microsoft.com/office/word/2012/wordml" xmlns:w16cex="http://schemas.microsoft.com/office/word/2018/wordml/cex" xmlns:w16cid="http://schemas.microsoft.com/office/word/2016/wordml/cid" xmlns:w16="http://schemas.microsoft.com/office/word/2018/wordml" xmlns:w16du="http://schemas.microsoft.com/office/word/2023/wordml/word16du" xmlns:w16sdtdh="http://schemas.microsoft.com/office/word/2020/wordml/sdtdatahash" xmlns:w16sdtfl="http://schemas.microsoft.com/office/word/2024/wordml/sdtformatlock" xmlns:w16se="http://schemas.microsoft.com/office/word/2015/wordml/symex" xmlns:wpg="http://schemas.microsoft.com/office/word/2010/wordprocessingGroup" xmlns:wpi="http://schemas.microsoft.com/office/word/2010/wordprocessingInk" xmlns:wne="http://schemas.microsoft.com/office/word/2006/wordml" xmlns:wps="http://schemas.microsoft.com/office/word/2010/wordprocessingShape" mc:Ignorable="w14 w15 w16se w16cid w16 w16cex w16sdtdh w16sdtfl w16du wp14">
   <w:footnote w:type="separator" w:id="-1">
     <w:p>
       <w:r>
@@ -3293,7 +7355,7 @@
 </file>
 
 <file path=word/header1.xml><?xml version="1.0" encoding="utf-8"?>
-<w:hdr xmlns:wpc="http://schemas.microsoft.com/office/word/2010/wordprocessingCanvas" xmlns:cx="http://schemas.microsoft.com/office/drawing/2014/chartex" xmlns:cx1="http://schemas.microsoft.com/office/drawing/2015/9/8/chartex" xmlns:cx2="http://schemas.microsoft.com/office/drawing/2015/10/21/chartex" xmlns:cx3="http://schemas.microsoft.com/office/drawing/2016/5/9/chartex" xmlns:cx4="http://schemas.microsoft.com/office/drawing/2016/5/10/chartex" xmlns:cx5="http://schemas.microsoft.com/office/drawing/2016/5/11/chartex" xmlns:cx6="http://schemas.microsoft.com/office/drawing/2016/5/12/chartex" xmlns:cx7="http://schemas.microsoft.com/office/drawing/2016/5/13/chartex" xmlns:cx8="http://schemas.microsoft.com/office/drawing/2016/5/14/chartex" xmlns:mc="http://schemas.openxmlformats.org/markup-compatibility/2006" xmlns:aink="http://schemas.microsoft.com/office/drawing/2016/ink" xmlns:am3d="http://schemas.microsoft.com/office/drawing/2017/model3d" xmlns:o="urn:schemas-microsoft-com:office:office" xmlns:r="http://schemas.openxmlformats.org/officeDocument/2006/relationships" xmlns:m="http://schemas.openxmlformats.org/officeDocument/2006/math" xmlns:v="urn:schemas-microsoft-com:vml" xmlns:wp14="http://schemas.microsoft.com/office/word/2010/wordprocessingDrawing" xmlns:wp="http://schemas.openxmlformats.org/drawingml/2006/wordprocessingDrawing" xmlns:w10="urn:schemas-microsoft-com:office:word" xmlns:w="http://schemas.openxmlformats.org/wordprocessingml/2006/main" xmlns:w14="http://schemas.microsoft.com/office/word/2010/wordml" xmlns:w15="http://schemas.microsoft.com/office/word/2012/wordml" xmlns:w16cex="http://schemas.microsoft.com/office/word/2018/wordml/cex" xmlns:w16cid="http://schemas.microsoft.com/office/word/2016/wordml/cid" xmlns:w16="http://schemas.microsoft.com/office/word/2018/wordml" xmlns:w16sdtdh="http://schemas.microsoft.com/office/word/2020/wordml/sdtdatahash" xmlns:w16se="http://schemas.microsoft.com/office/word/2015/wordml/symex" xmlns:wpg="http://schemas.microsoft.com/office/word/2010/wordprocessingGroup" xmlns:wpi="http://schemas.microsoft.com/office/word/2010/wordprocessingInk" xmlns:wne="http://schemas.microsoft.com/office/word/2006/wordml" xmlns:wps="http://schemas.microsoft.com/office/word/2010/wordprocessingShape" mc:Ignorable="w14 w15 w16se w16cid w16 w16cex w16sdtdh wp14">
+<w:hdr xmlns:wpc="http://schemas.microsoft.com/office/word/2010/wordprocessingCanvas" xmlns:cx="http://schemas.microsoft.com/office/drawing/2014/chartex" xmlns:cx1="http://schemas.microsoft.com/office/drawing/2015/9/8/chartex" xmlns:cx2="http://schemas.microsoft.com/office/drawing/2015/10/21/chartex" xmlns:cx3="http://schemas.microsoft.com/office/drawing/2016/5/9/chartex" xmlns:cx4="http://schemas.microsoft.com/office/drawing/2016/5/10/chartex" xmlns:cx5="http://schemas.microsoft.com/office/drawing/2016/5/11/chartex" xmlns:cx6="http://schemas.microsoft.com/office/drawing/2016/5/12/chartex" xmlns:cx7="http://schemas.microsoft.com/office/drawing/2016/5/13/chartex" xmlns:cx8="http://schemas.microsoft.com/office/drawing/2016/5/14/chartex" xmlns:mc="http://schemas.openxmlformats.org/markup-compatibility/2006" xmlns:aink="http://schemas.microsoft.com/office/drawing/2016/ink" xmlns:am3d="http://schemas.microsoft.com/office/drawing/2017/model3d" xmlns:o="urn:schemas-microsoft-com:office:office" xmlns:oel="http://schemas.microsoft.com/office/2019/extlst" xmlns:r="http://schemas.openxmlformats.org/officeDocument/2006/relationships" xmlns:m="http://schemas.openxmlformats.org/officeDocument/2006/math" xmlns:v="urn:schemas-microsoft-com:vml" xmlns:wp14="http://schemas.microsoft.com/office/word/2010/wordprocessingDrawing" xmlns:wp="http://schemas.openxmlformats.org/drawingml/2006/wordprocessingDrawing" xmlns:w10="urn:schemas-microsoft-com:office:word" xmlns:w="http://schemas.openxmlformats.org/wordprocessingml/2006/main" xmlns:w14="http://schemas.microsoft.com/office/word/2010/wordml" xmlns:w15="http://schemas.microsoft.com/office/word/2012/wordml" xmlns:w16cex="http://schemas.microsoft.com/office/word/2018/wordml/cex" xmlns:w16cid="http://schemas.microsoft.com/office/word/2016/wordml/cid" xmlns:w16="http://schemas.microsoft.com/office/word/2018/wordml" xmlns:w16du="http://schemas.microsoft.com/office/word/2023/wordml/word16du" xmlns:w16sdtdh="http://schemas.microsoft.com/office/word/2020/wordml/sdtdatahash" xmlns:w16sdtfl="http://schemas.microsoft.com/office/word/2024/wordml/sdtformatlock" xmlns:w16se="http://schemas.microsoft.com/office/word/2015/wordml/symex" xmlns:wpg="http://schemas.microsoft.com/office/word/2010/wordprocessingGroup" xmlns:wpi="http://schemas.microsoft.com/office/word/2010/wordprocessingInk" xmlns:wne="http://schemas.microsoft.com/office/word/2006/wordml" xmlns:wps="http://schemas.microsoft.com/office/word/2010/wordprocessingShape" mc:Ignorable="w14 w15 w16se w16cid w16 w16cex w16sdtdh w16sdtfl w16du wp14">
   <w:p>
     <w:pPr>
       <w:pBdr>
@@ -3327,8 +7389,121 @@
 </file>
 
 <file path=word/numbering.xml><?xml version="1.0" encoding="utf-8"?>
-<w:numbering xmlns:wpc="http://schemas.microsoft.com/office/word/2010/wordprocessingCanvas" xmlns:cx="http://schemas.microsoft.com/office/drawing/2014/chartex" xmlns:cx1="http://schemas.microsoft.com/office/drawing/2015/9/8/chartex" xmlns:cx2="http://schemas.microsoft.com/office/drawing/2015/10/21/chartex" xmlns:cx3="http://schemas.microsoft.com/office/drawing/2016/5/9/chartex" xmlns:cx4="http://schemas.microsoft.com/office/drawing/2016/5/10/chartex" xmlns:cx5="http://schemas.microsoft.com/office/drawing/2016/5/11/chartex" xmlns:cx6="http://schemas.microsoft.com/office/drawing/2016/5/12/chartex" xmlns:cx7="http://schemas.microsoft.com/office/drawing/2016/5/13/chartex" xmlns:cx8="http://schemas.microsoft.com/office/drawing/2016/5/14/chartex" xmlns:mc="http://schemas.openxmlformats.org/markup-compatibility/2006" xmlns:aink="http://schemas.microsoft.com/office/drawing/2016/ink" xmlns:am3d="http://schemas.microsoft.com/office/drawing/2017/model3d" xmlns:o="urn:schemas-microsoft-com:office:office" xmlns:r="http://schemas.openxmlformats.org/officeDocument/2006/relationships" xmlns:m="http://schemas.openxmlformats.org/officeDocument/2006/math" xmlns:v="urn:schemas-microsoft-com:vml" xmlns:wp14="http://schemas.microsoft.com/office/word/2010/wordprocessingDrawing" xmlns:wp="http://schemas.openxmlformats.org/drawingml/2006/wordprocessingDrawing" xmlns:w10="urn:schemas-microsoft-com:office:word" xmlns:w="http://schemas.openxmlformats.org/wordprocessingml/2006/main" xmlns:w14="http://schemas.microsoft.com/office/word/2010/wordml" xmlns:w15="http://schemas.microsoft.com/office/word/2012/wordml" xmlns:w16cex="http://schemas.microsoft.com/office/word/2018/wordml/cex" xmlns:w16cid="http://schemas.microsoft.com/office/word/2016/wordml/cid" xmlns:w16="http://schemas.microsoft.com/office/word/2018/wordml" xmlns:w16sdtdh="http://schemas.microsoft.com/office/word/2020/wordml/sdtdatahash" xmlns:w16se="http://schemas.microsoft.com/office/word/2015/wordml/symex" xmlns:wpg="http://schemas.microsoft.com/office/word/2010/wordprocessingGroup" xmlns:wpi="http://schemas.microsoft.com/office/word/2010/wordprocessingInk" xmlns:wne="http://schemas.microsoft.com/office/word/2006/wordml" xmlns:wps="http://schemas.microsoft.com/office/word/2010/wordprocessingShape" mc:Ignorable="w14 w15 w16se w16cid w16 w16cex w16sdtdh wp14">
+<w:numbering xmlns:wpc="http://schemas.microsoft.com/office/word/2010/wordprocessingCanvas" xmlns:cx="http://schemas.microsoft.com/office/drawing/2014/chartex" xmlns:cx1="http://schemas.microsoft.com/office/drawing/2015/9/8/chartex" xmlns:cx2="http://schemas.microsoft.com/office/drawing/2015/10/21/chartex" xmlns:cx3="http://schemas.microsoft.com/office/drawing/2016/5/9/chartex" xmlns:cx4="http://schemas.microsoft.com/office/drawing/2016/5/10/chartex" xmlns:cx5="http://schemas.microsoft.com/office/drawing/2016/5/11/chartex" xmlns:cx6="http://schemas.microsoft.com/office/drawing/2016/5/12/chartex" xmlns:cx7="http://schemas.microsoft.com/office/drawing/2016/5/13/chartex" xmlns:cx8="http://schemas.microsoft.com/office/drawing/2016/5/14/chartex" xmlns:mc="http://schemas.openxmlformats.org/markup-compatibility/2006" xmlns:aink="http://schemas.microsoft.com/office/drawing/2016/ink" xmlns:am3d="http://schemas.microsoft.com/office/drawing/2017/model3d" xmlns:o="urn:schemas-microsoft-com:office:office" xmlns:oel="http://schemas.microsoft.com/office/2019/extlst" xmlns:r="http://schemas.openxmlformats.org/officeDocument/2006/relationships" xmlns:m="http://schemas.openxmlformats.org/officeDocument/2006/math" xmlns:v="urn:schemas-microsoft-com:vml" xmlns:wp14="http://schemas.microsoft.com/office/word/2010/wordprocessingDrawing" xmlns:wp="http://schemas.openxmlformats.org/drawingml/2006/wordprocessingDrawing" xmlns:w10="urn:schemas-microsoft-com:office:word" xmlns:w="http://schemas.openxmlformats.org/wordprocessingml/2006/main" xmlns:w14="http://schemas.microsoft.com/office/word/2010/wordml" xmlns:w15="http://schemas.microsoft.com/office/word/2012/wordml" xmlns:w16cex="http://schemas.microsoft.com/office/word/2018/wordml/cex" xmlns:w16cid="http://schemas.microsoft.com/office/word/2016/wordml/cid" xmlns:w16="http://schemas.microsoft.com/office/word/2018/wordml" xmlns:w16du="http://schemas.microsoft.com/office/word/2023/wordml/word16du" xmlns:w16sdtdh="http://schemas.microsoft.com/office/word/2020/wordml/sdtdatahash" xmlns:w16sdtfl="http://schemas.microsoft.com/office/word/2024/wordml/sdtformatlock" xmlns:w16se="http://schemas.microsoft.com/office/word/2015/wordml/symex" xmlns:wpg="http://schemas.microsoft.com/office/word/2010/wordprocessingGroup" xmlns:wpi="http://schemas.microsoft.com/office/word/2010/wordprocessingInk" xmlns:wne="http://schemas.microsoft.com/office/word/2006/wordml" xmlns:wps="http://schemas.microsoft.com/office/word/2010/wordprocessingShape" mc:Ignorable="w14 w15 w16se w16cid w16 w16cex w16sdtdh w16sdtfl w16du wp14">
   <w:abstractNum w:abstractNumId="0" w15:restartNumberingAfterBreak="0">
+    <w:nsid w:val="09BC2312"/>
+    <w:multiLevelType w:val="multilevel"/>
+    <w:tmpl w:val="54083510"/>
+    <w:lvl w:ilvl="0">
+      <w:start w:val="1"/>
+      <w:numFmt w:val="decimal"/>
+      <w:lvlText w:val="%1."/>
+      <w:lvlJc w:val="left"/>
+      <w:pPr>
+        <w:tabs>
+          <w:tab w:val="num" w:pos="720"/>
+        </w:tabs>
+        <w:ind w:left="720" w:hanging="360"/>
+      </w:pPr>
+    </w:lvl>
+    <w:lvl w:ilvl="1" w:tentative="1">
+      <w:start w:val="1"/>
+      <w:numFmt w:val="decimal"/>
+      <w:lvlText w:val="%2."/>
+      <w:lvlJc w:val="left"/>
+      <w:pPr>
+        <w:tabs>
+          <w:tab w:val="num" w:pos="1440"/>
+        </w:tabs>
+        <w:ind w:left="1440" w:hanging="360"/>
+      </w:pPr>
+    </w:lvl>
+    <w:lvl w:ilvl="2" w:tentative="1">
+      <w:start w:val="1"/>
+      <w:numFmt w:val="decimal"/>
+      <w:lvlText w:val="%3."/>
+      <w:lvlJc w:val="left"/>
+      <w:pPr>
+        <w:tabs>
+          <w:tab w:val="num" w:pos="2160"/>
+        </w:tabs>
+        <w:ind w:left="2160" w:hanging="360"/>
+      </w:pPr>
+    </w:lvl>
+    <w:lvl w:ilvl="3" w:tentative="1">
+      <w:start w:val="1"/>
+      <w:numFmt w:val="decimal"/>
+      <w:lvlText w:val="%4."/>
+      <w:lvlJc w:val="left"/>
+      <w:pPr>
+        <w:tabs>
+          <w:tab w:val="num" w:pos="2880"/>
+        </w:tabs>
+        <w:ind w:left="2880" w:hanging="360"/>
+      </w:pPr>
+    </w:lvl>
+    <w:lvl w:ilvl="4" w:tentative="1">
+      <w:start w:val="1"/>
+      <w:numFmt w:val="decimal"/>
+      <w:lvlText w:val="%5."/>
+      <w:lvlJc w:val="left"/>
+      <w:pPr>
+        <w:tabs>
+          <w:tab w:val="num" w:pos="3600"/>
+        </w:tabs>
+        <w:ind w:left="3600" w:hanging="360"/>
+      </w:pPr>
+    </w:lvl>
+    <w:lvl w:ilvl="5" w:tentative="1">
+      <w:start w:val="1"/>
+      <w:numFmt w:val="decimal"/>
+      <w:lvlText w:val="%6."/>
+      <w:lvlJc w:val="left"/>
+      <w:pPr>
+        <w:tabs>
+          <w:tab w:val="num" w:pos="4320"/>
+        </w:tabs>
+        <w:ind w:left="4320" w:hanging="360"/>
+      </w:pPr>
+    </w:lvl>
+    <w:lvl w:ilvl="6" w:tentative="1">
+      <w:start w:val="1"/>
+      <w:numFmt w:val="decimal"/>
+      <w:lvlText w:val="%7."/>
+      <w:lvlJc w:val="left"/>
+      <w:pPr>
+        <w:tabs>
+          <w:tab w:val="num" w:pos="5040"/>
+        </w:tabs>
+        <w:ind w:left="5040" w:hanging="360"/>
+      </w:pPr>
+    </w:lvl>
+    <w:lvl w:ilvl="7" w:tentative="1">
+      <w:start w:val="1"/>
+      <w:numFmt w:val="decimal"/>
+      <w:lvlText w:val="%8."/>
+      <w:lvlJc w:val="left"/>
+      <w:pPr>
+        <w:tabs>
+          <w:tab w:val="num" w:pos="5760"/>
+        </w:tabs>
+        <w:ind w:left="5760" w:hanging="360"/>
+      </w:pPr>
+    </w:lvl>
+    <w:lvl w:ilvl="8" w:tentative="1">
+      <w:start w:val="1"/>
+      <w:numFmt w:val="decimal"/>
+      <w:lvlText w:val="%9."/>
+      <w:lvlJc w:val="left"/>
+      <w:pPr>
+        <w:tabs>
+          <w:tab w:val="num" w:pos="6480"/>
+        </w:tabs>
+        <w:ind w:left="6480" w:hanging="360"/>
+      </w:pPr>
+    </w:lvl>
+  </w:abstractNum>
+  <w:abstractNum w:abstractNumId="1" w15:restartNumberingAfterBreak="0">
     <w:nsid w:val="1E9C6DC8"/>
     <w:multiLevelType w:val="hybridMultilevel"/>
     <w:tmpl w:val="E3862068"/>
@@ -3414,17 +7589,324 @@
       </w:pPr>
     </w:lvl>
   </w:abstractNum>
-  <w:num w:numId="1">
-    <w:abstractNumId w:val="0"/>
+  <w:abstractNum w:abstractNumId="2" w15:restartNumberingAfterBreak="0">
+    <w:nsid w:val="3AA92E02"/>
+    <w:multiLevelType w:val="multilevel"/>
+    <w:tmpl w:val="D03AD25E"/>
+    <w:lvl w:ilvl="0">
+      <w:start w:val="1"/>
+      <w:numFmt w:val="decimal"/>
+      <w:lvlText w:val="%1."/>
+      <w:lvlJc w:val="left"/>
+      <w:pPr>
+        <w:tabs>
+          <w:tab w:val="num" w:pos="720"/>
+        </w:tabs>
+        <w:ind w:left="720" w:hanging="360"/>
+      </w:pPr>
+      <w:rPr>
+        <w:rFonts w:hint="default"/>
+        <w:sz w:val="20"/>
+      </w:rPr>
+    </w:lvl>
+    <w:lvl w:ilvl="1" w:tentative="1">
+      <w:start w:val="1"/>
+      <w:numFmt w:val="bullet"/>
+      <w:lvlText w:val="o"/>
+      <w:lvlJc w:val="left"/>
+      <w:pPr>
+        <w:tabs>
+          <w:tab w:val="num" w:pos="1440"/>
+        </w:tabs>
+        <w:ind w:left="1440" w:hanging="360"/>
+      </w:pPr>
+      <w:rPr>
+        <w:rFonts w:ascii="Courier New" w:hAnsi="Courier New" w:hint="default"/>
+        <w:sz w:val="20"/>
+      </w:rPr>
+    </w:lvl>
+    <w:lvl w:ilvl="2" w:tentative="1">
+      <w:start w:val="1"/>
+      <w:numFmt w:val="bullet"/>
+      <w:lvlText w:val=""/>
+      <w:lvlJc w:val="left"/>
+      <w:pPr>
+        <w:tabs>
+          <w:tab w:val="num" w:pos="2160"/>
+        </w:tabs>
+        <w:ind w:left="2160" w:hanging="360"/>
+      </w:pPr>
+      <w:rPr>
+        <w:rFonts w:ascii="Wingdings" w:hAnsi="Wingdings" w:hint="default"/>
+        <w:sz w:val="20"/>
+      </w:rPr>
+    </w:lvl>
+    <w:lvl w:ilvl="3" w:tentative="1">
+      <w:start w:val="1"/>
+      <w:numFmt w:val="bullet"/>
+      <w:lvlText w:val=""/>
+      <w:lvlJc w:val="left"/>
+      <w:pPr>
+        <w:tabs>
+          <w:tab w:val="num" w:pos="2880"/>
+        </w:tabs>
+        <w:ind w:left="2880" w:hanging="360"/>
+      </w:pPr>
+      <w:rPr>
+        <w:rFonts w:ascii="Wingdings" w:hAnsi="Wingdings" w:hint="default"/>
+        <w:sz w:val="20"/>
+      </w:rPr>
+    </w:lvl>
+    <w:lvl w:ilvl="4" w:tentative="1">
+      <w:start w:val="1"/>
+      <w:numFmt w:val="bullet"/>
+      <w:lvlText w:val=""/>
+      <w:lvlJc w:val="left"/>
+      <w:pPr>
+        <w:tabs>
+          <w:tab w:val="num" w:pos="3600"/>
+        </w:tabs>
+        <w:ind w:left="3600" w:hanging="360"/>
+      </w:pPr>
+      <w:rPr>
+        <w:rFonts w:ascii="Wingdings" w:hAnsi="Wingdings" w:hint="default"/>
+        <w:sz w:val="20"/>
+      </w:rPr>
+    </w:lvl>
+    <w:lvl w:ilvl="5" w:tentative="1">
+      <w:start w:val="1"/>
+      <w:numFmt w:val="bullet"/>
+      <w:lvlText w:val=""/>
+      <w:lvlJc w:val="left"/>
+      <w:pPr>
+        <w:tabs>
+          <w:tab w:val="num" w:pos="4320"/>
+        </w:tabs>
+        <w:ind w:left="4320" w:hanging="360"/>
+      </w:pPr>
+      <w:rPr>
+        <w:rFonts w:ascii="Wingdings" w:hAnsi="Wingdings" w:hint="default"/>
+        <w:sz w:val="20"/>
+      </w:rPr>
+    </w:lvl>
+    <w:lvl w:ilvl="6" w:tentative="1">
+      <w:start w:val="1"/>
+      <w:numFmt w:val="bullet"/>
+      <w:lvlText w:val=""/>
+      <w:lvlJc w:val="left"/>
+      <w:pPr>
+        <w:tabs>
+          <w:tab w:val="num" w:pos="5040"/>
+        </w:tabs>
+        <w:ind w:left="5040" w:hanging="360"/>
+      </w:pPr>
+      <w:rPr>
+        <w:rFonts w:ascii="Wingdings" w:hAnsi="Wingdings" w:hint="default"/>
+        <w:sz w:val="20"/>
+      </w:rPr>
+    </w:lvl>
+    <w:lvl w:ilvl="7" w:tentative="1">
+      <w:start w:val="1"/>
+      <w:numFmt w:val="bullet"/>
+      <w:lvlText w:val=""/>
+      <w:lvlJc w:val="left"/>
+      <w:pPr>
+        <w:tabs>
+          <w:tab w:val="num" w:pos="5760"/>
+        </w:tabs>
+        <w:ind w:left="5760" w:hanging="360"/>
+      </w:pPr>
+      <w:rPr>
+        <w:rFonts w:ascii="Wingdings" w:hAnsi="Wingdings" w:hint="default"/>
+        <w:sz w:val="20"/>
+      </w:rPr>
+    </w:lvl>
+    <w:lvl w:ilvl="8" w:tentative="1">
+      <w:start w:val="1"/>
+      <w:numFmt w:val="bullet"/>
+      <w:lvlText w:val=""/>
+      <w:lvlJc w:val="left"/>
+      <w:pPr>
+        <w:tabs>
+          <w:tab w:val="num" w:pos="6480"/>
+        </w:tabs>
+        <w:ind w:left="6480" w:hanging="360"/>
+      </w:pPr>
+      <w:rPr>
+        <w:rFonts w:ascii="Wingdings" w:hAnsi="Wingdings" w:hint="default"/>
+        <w:sz w:val="20"/>
+      </w:rPr>
+    </w:lvl>
+  </w:abstractNum>
+  <w:abstractNum w:abstractNumId="3" w15:restartNumberingAfterBreak="0">
+    <w:nsid w:val="625D59E6"/>
+    <w:multiLevelType w:val="multilevel"/>
+    <w:tmpl w:val="0B7870E6"/>
+    <w:lvl w:ilvl="0">
+      <w:start w:val="1"/>
+      <w:numFmt w:val="bullet"/>
+      <w:lvlText w:val=""/>
+      <w:lvlJc w:val="left"/>
+      <w:pPr>
+        <w:tabs>
+          <w:tab w:val="num" w:pos="720"/>
+        </w:tabs>
+        <w:ind w:left="720" w:hanging="360"/>
+      </w:pPr>
+      <w:rPr>
+        <w:rFonts w:ascii="Symbol" w:hAnsi="Symbol" w:hint="default"/>
+        <w:sz w:val="20"/>
+      </w:rPr>
+    </w:lvl>
+    <w:lvl w:ilvl="1" w:tentative="1">
+      <w:start w:val="1"/>
+      <w:numFmt w:val="bullet"/>
+      <w:lvlText w:val="o"/>
+      <w:lvlJc w:val="left"/>
+      <w:pPr>
+        <w:tabs>
+          <w:tab w:val="num" w:pos="1440"/>
+        </w:tabs>
+        <w:ind w:left="1440" w:hanging="360"/>
+      </w:pPr>
+      <w:rPr>
+        <w:rFonts w:ascii="Courier New" w:hAnsi="Courier New" w:hint="default"/>
+        <w:sz w:val="20"/>
+      </w:rPr>
+    </w:lvl>
+    <w:lvl w:ilvl="2" w:tentative="1">
+      <w:start w:val="1"/>
+      <w:numFmt w:val="bullet"/>
+      <w:lvlText w:val=""/>
+      <w:lvlJc w:val="left"/>
+      <w:pPr>
+        <w:tabs>
+          <w:tab w:val="num" w:pos="2160"/>
+        </w:tabs>
+        <w:ind w:left="2160" w:hanging="360"/>
+      </w:pPr>
+      <w:rPr>
+        <w:rFonts w:ascii="Wingdings" w:hAnsi="Wingdings" w:hint="default"/>
+        <w:sz w:val="20"/>
+      </w:rPr>
+    </w:lvl>
+    <w:lvl w:ilvl="3" w:tentative="1">
+      <w:start w:val="1"/>
+      <w:numFmt w:val="bullet"/>
+      <w:lvlText w:val=""/>
+      <w:lvlJc w:val="left"/>
+      <w:pPr>
+        <w:tabs>
+          <w:tab w:val="num" w:pos="2880"/>
+        </w:tabs>
+        <w:ind w:left="2880" w:hanging="360"/>
+      </w:pPr>
+      <w:rPr>
+        <w:rFonts w:ascii="Wingdings" w:hAnsi="Wingdings" w:hint="default"/>
+        <w:sz w:val="20"/>
+      </w:rPr>
+    </w:lvl>
+    <w:lvl w:ilvl="4" w:tentative="1">
+      <w:start w:val="1"/>
+      <w:numFmt w:val="bullet"/>
+      <w:lvlText w:val=""/>
+      <w:lvlJc w:val="left"/>
+      <w:pPr>
+        <w:tabs>
+          <w:tab w:val="num" w:pos="3600"/>
+        </w:tabs>
+        <w:ind w:left="3600" w:hanging="360"/>
+      </w:pPr>
+      <w:rPr>
+        <w:rFonts w:ascii="Wingdings" w:hAnsi="Wingdings" w:hint="default"/>
+        <w:sz w:val="20"/>
+      </w:rPr>
+    </w:lvl>
+    <w:lvl w:ilvl="5" w:tentative="1">
+      <w:start w:val="1"/>
+      <w:numFmt w:val="bullet"/>
+      <w:lvlText w:val=""/>
+      <w:lvlJc w:val="left"/>
+      <w:pPr>
+        <w:tabs>
+          <w:tab w:val="num" w:pos="4320"/>
+        </w:tabs>
+        <w:ind w:left="4320" w:hanging="360"/>
+      </w:pPr>
+      <w:rPr>
+        <w:rFonts w:ascii="Wingdings" w:hAnsi="Wingdings" w:hint="default"/>
+        <w:sz w:val="20"/>
+      </w:rPr>
+    </w:lvl>
+    <w:lvl w:ilvl="6" w:tentative="1">
+      <w:start w:val="1"/>
+      <w:numFmt w:val="bullet"/>
+      <w:lvlText w:val=""/>
+      <w:lvlJc w:val="left"/>
+      <w:pPr>
+        <w:tabs>
+          <w:tab w:val="num" w:pos="5040"/>
+        </w:tabs>
+        <w:ind w:left="5040" w:hanging="360"/>
+      </w:pPr>
+      <w:rPr>
+        <w:rFonts w:ascii="Wingdings" w:hAnsi="Wingdings" w:hint="default"/>
+        <w:sz w:val="20"/>
+      </w:rPr>
+    </w:lvl>
+    <w:lvl w:ilvl="7" w:tentative="1">
+      <w:start w:val="1"/>
+      <w:numFmt w:val="bullet"/>
+      <w:lvlText w:val=""/>
+      <w:lvlJc w:val="left"/>
+      <w:pPr>
+        <w:tabs>
+          <w:tab w:val="num" w:pos="5760"/>
+        </w:tabs>
+        <w:ind w:left="5760" w:hanging="360"/>
+      </w:pPr>
+      <w:rPr>
+        <w:rFonts w:ascii="Wingdings" w:hAnsi="Wingdings" w:hint="default"/>
+        <w:sz w:val="20"/>
+      </w:rPr>
+    </w:lvl>
+    <w:lvl w:ilvl="8" w:tentative="1">
+      <w:start w:val="1"/>
+      <w:numFmt w:val="bullet"/>
+      <w:lvlText w:val=""/>
+      <w:lvlJc w:val="left"/>
+      <w:pPr>
+        <w:tabs>
+          <w:tab w:val="num" w:pos="6480"/>
+        </w:tabs>
+        <w:ind w:left="6480" w:hanging="360"/>
+      </w:pPr>
+      <w:rPr>
+        <w:rFonts w:ascii="Wingdings" w:hAnsi="Wingdings" w:hint="default"/>
+        <w:sz w:val="20"/>
+      </w:rPr>
+    </w:lvl>
+  </w:abstractNum>
+  <w:num w:numId="1" w16cid:durableId="1443259611">
+    <w:abstractNumId w:val="1"/>
     <w:lvlOverride w:ilvl="0">
       <w:startOverride w:val="1"/>
     </w:lvlOverride>
+  </w:num>
+  <w:num w:numId="2" w16cid:durableId="1230731861">
+    <w:abstractNumId w:val="3"/>
+  </w:num>
+  <w:num w:numId="3" w16cid:durableId="15085931">
+    <w:abstractNumId w:val="0"/>
+  </w:num>
+  <w:num w:numId="4" w16cid:durableId="274409844">
+    <w:abstractNumId w:val="2"/>
   </w:num>
 </w:numbering>
 </file>
 
 <file path=word/styles.xml><?xml version="1.0" encoding="utf-8"?>
-<w:styles xmlns:mc="http://schemas.openxmlformats.org/markup-compatibility/2006" xmlns:r="http://schemas.openxmlformats.org/officeDocument/2006/relationships" xmlns:w="http://schemas.openxmlformats.org/wordprocessingml/2006/main" xmlns:w14="http://schemas.microsoft.com/office/word/2010/wordml" xmlns:w15="http://schemas.microsoft.com/office/word/2012/wordml" xmlns:w16cex="http://schemas.microsoft.com/office/word/2018/wordml/cex" xmlns:w16cid="http://schemas.microsoft.com/office/word/2016/wordml/cid" xmlns:w16="http://schemas.microsoft.com/office/word/2018/wordml" xmlns:w16sdtdh="http://schemas.microsoft.com/office/word/2020/wordml/sdtdatahash" xmlns:w16se="http://schemas.microsoft.com/office/word/2015/wordml/symex" mc:Ignorable="w14 w15 w16se w16cid w16 w16cex w16sdtdh">
+<w:styles xmlns:mc="http://schemas.openxmlformats.org/markup-compatibility/2006" xmlns:r="http://schemas.openxmlformats.org/officeDocument/2006/relationships" xmlns:w="http://schemas.openxmlformats.org/wordprocessingml/2006/main" xmlns:w14="http://schemas.microsoft.com/office/word/2010/wordml" xmlns:w15="http://schemas.microsoft.com/office/word/2012/wordml" xmlns:w16cex="http://schemas.microsoft.com/office/word/2018/wordml/cex" xmlns:w16cid="http://schemas.microsoft.com/office/word/2016/wordml/cid" xmlns:w16="http://schemas.microsoft.com/office/word/2018/wordml" xmlns:w16du="http://schemas.microsoft.com/office/word/2023/wordml/word16du" xmlns:w16sdtdh="http://schemas.microsoft.com/office/word/2020/wordml/sdtdatahash" xmlns:w16sdtfl="http://schemas.microsoft.com/office/word/2024/wordml/sdtformatlock" xmlns:w16se="http://schemas.microsoft.com/office/word/2015/wordml/symex" mc:Ignorable="w14 w15 w16se w16cid w16 w16cex w16sdtdh w16sdtfl w16du">
   <w:docDefaults>
     <w:rPrDefault>
       <w:rPr>
@@ -3910,7 +8392,6 @@
   <w:style w:type="character" w:default="1" w:styleId="Bekezdsalapbettpusa">
     <w:name w:val="Default Paragraph Font"/>
     <w:uiPriority w:val="1"/>
-    <w:semiHidden/>
     <w:unhideWhenUsed/>
   </w:style>
   <w:style w:type="table" w:default="1" w:styleId="Normltblzat">
@@ -4106,7 +8587,6 @@
     <w:name w:val="Normal (Web)"/>
     <w:basedOn w:val="Norml"/>
     <w:uiPriority w:val="99"/>
-    <w:semiHidden/>
     <w:unhideWhenUsed/>
     <w:rsid w:val="00882F7A"/>
     <w:pPr>
